--- a/docs/government-project/02_기능명세서.docx
+++ b/docs/government-project/02_기능명세서.docx
@@ -745,7 +745,7 @@
                 <w:sz w:val="18"/>
                 <w:rFonts w:eastAsia="맑은 고딕"/>
               </w:rPr>
-              <w:t>/intake, /api/attachments</w:t>
+              <w:t>/inquiry, /api/attachments</w:t>
             </w:r>
           </w:p>
         </w:tc>
@@ -1358,7 +1358,7 @@
                 <w:sz w:val="18"/>
                 <w:rFonts w:eastAsia="맑은 고딕"/>
               </w:rPr>
-              <w:t>관리자·파트너·의사</w:t>
+              <w:t>관리자·의료기관·파트너</w:t>
             </w:r>
           </w:p>
         </w:tc>
@@ -1375,7 +1375,7 @@
                 <w:sz w:val="18"/>
                 <w:rFonts w:eastAsia="맑은 고딕"/>
               </w:rPr>
-              <w:t>/admin/*, /partner/*, /doctor/*</w:t>
+              <w:t>/admin/*, /hospital/*, /agency/*, /clinic/*</w:t>
             </w:r>
           </w:p>
         </w:tc>
@@ -2495,15 +2495,21 @@
                 <w:sz w:val="18"/>
                 <w:rFonts w:eastAsia="맑은 고딕"/>
               </w:rPr>
-              <w:t>patient: /patient/* 접근</w:t>
+              <w:t>비회원(게스트): 상담방 초대링크 토큰으로만 /consultation/[id] 입장</w:t>
+              <w:br/>
+              <w:t>환자: /patient/* 접근</w:t>
               <w:br/>
               <w:t>coordinator: /coordinator/* 접근</w:t>
               <w:br/>
               <w:t>admin: /admin/* 전체 접근</w:t>
               <w:br/>
-              <w:t>doctor: /doctor/* 접근</w:t>
+              <w:t>국내 의료기관: /hospital/* 접근</w:t>
               <w:br/>
-              <w:t>partner: /partner/* 접근</w:t>
+              <w:t>해외 에이전시: /agency/* 접근</w:t>
+              <w:br/>
+              <w:t>해외 의료기관: /clinic/* 접근</w:t>
+              <w:br/>
+              <w:t>※ 의사는 계정 계층이 아님 — 초대링크 게스트 또는 병원 계정으로 참여</w:t>
             </w:r>
           </w:p>
         </w:tc>
@@ -2972,7 +2978,7 @@
                 <w:sz w:val="18"/>
                 <w:rFonts w:eastAsia="맑은 고딕"/>
               </w:rPr>
-              <w:t>/intake (토큰 발급 시작점)</w:t>
+              <w:t>/inquiry (토큰 발급 시작점)</w:t>
             </w:r>
           </w:p>
         </w:tc>
@@ -3311,7 +3317,7 @@
                 <w:sz w:val="18"/>
                 <w:rFonts w:eastAsia="맑은 고딕"/>
               </w:rPr>
-              <w:t>/intake 페이지 접근</w:t>
+              <w:t>/inquiry 페이지 접근</w:t>
             </w:r>
           </w:p>
         </w:tc>
@@ -3505,7 +3511,7 @@
                 <w:sz w:val="18"/>
                 <w:rFonts w:eastAsia="맑은 고딕"/>
               </w:rPr>
-              <w:t>/app/intake, IntakePremium.jsx, IntakeLegacy.jsx</w:t>
+              <w:t>/app/inquiry (통합 문의 퍼널)</w:t>
             </w:r>
           </w:p>
         </w:tc>
@@ -3619,7 +3625,7 @@
                 <w:sz w:val="18"/>
                 <w:rFonts w:eastAsia="맑은 고딕"/>
               </w:rPr>
-              <w:t>✅ 완료 — /app/intake, IntakePremium.jsx</w:t>
+              <w:t>✅ 완료 — /app/inquiry (통합 문의 퍼널)</w:t>
               <w:br/>
               <w:t>migrations/20260125_inquiries_intake_progressive</w:t>
               <w:br/>
@@ -4064,7 +4070,7 @@
                 <w:sz w:val="18"/>
                 <w:rFonts w:eastAsia="맑은 고딕"/>
               </w:rPr>
-              <w:t>/app/intake (업로드), /app/patient/documents (관리)</w:t>
+              <w:t>/app/inquiry (업로드), /app/patient/documents (관리)</w:t>
             </w:r>
           </w:p>
         </w:tc>
@@ -12131,7 +12137,7 @@
                 <w:sz w:val="18"/>
                 <w:rFonts w:eastAsia="맑은 고딕"/>
               </w:rPr>
-              <w:t>/app/partner/*</w:t>
+              <w:t>/app/hospital/*</w:t>
             </w:r>
           </w:p>
         </w:tc>
@@ -12209,7 +12215,7 @@
                 <w:sz w:val="18"/>
                 <w:rFonts w:eastAsia="맑은 고딕"/>
               </w:rPr>
-              <w:t>✅ 완료 — /app/partner/*</w:t>
+              <w:t>✅ 완료 — /app/hospital/*</w:t>
               <w:br/>
               <w:t>migrations/20260407_partner_doctors_branches</w:t>
             </w:r>
@@ -14735,7 +14741,7 @@
                 <w:sz w:val="18"/>
                 <w:rFonts w:eastAsia="맑은 고딕"/>
               </w:rPr>
-              <w:t>/app/intake, /app/api/attachments</w:t>
+              <w:t>/app/inquiry, /app/api/attachments</w:t>
             </w:r>
           </w:p>
         </w:tc>
@@ -15749,7 +15755,7 @@
                 <w:sz w:val="18"/>
                 <w:rFonts w:eastAsia="맑은 고딕"/>
               </w:rPr>
-              <w:t>파트너 포털</w:t>
+              <w:t>국내 의료기관 포털</w:t>
             </w:r>
           </w:p>
         </w:tc>
@@ -15783,7 +15789,7 @@
                 <w:sz w:val="18"/>
                 <w:rFonts w:eastAsia="맑은 고딕"/>
               </w:rPr>
-              <w:t>/app/partner/*</w:t>
+              <w:t>/app/hospital/*</w:t>
             </w:r>
           </w:p>
         </w:tc>

--- a/docs/government-project/02_기능명세서.docx
+++ b/docs/government-project/02_기능명세서.docx
@@ -147,7 +147,7 @@
                 <w:sz w:val="20"/>
                 <w:rFonts w:eastAsia="맑은 고딕"/>
               </w:rPr>
-              <w:t>(주)본로이 (Bonroi)</w:t>
+              <w:t>본로이 (Bonroi)</w:t>
             </w:r>
           </w:p>
         </w:tc>

--- a/docs/government-project/02_기능명세서.docx
+++ b/docs/government-project/02_기능명세서.docx
@@ -184,7 +184,7 @@
                 <w:sz w:val="20"/>
                 <w:rFonts w:eastAsia="맑은 고딕"/>
               </w:rPr>
-              <w:t>2026년 4월 30일</w:t>
+              <w:t>2026년 8월 19일</w:t>
             </w:r>
           </w:p>
         </w:tc>
@@ -4719,7 +4719,7 @@
               </w:rPr>
               <w:t>✅ 완료 — src/lib/chat/generateReply.ts</w:t>
               <w:br/>
-              <w:t>src/lib/rag/*, /app/api/chat/route.ts</w:t>
+              <w:t>src/lib/rag/*, /app/api/public/chat/message, /app/api/patient/chat</w:t>
             </w:r>
           </w:p>
         </w:tc>
@@ -5767,7 +5767,7 @@
                 <w:sz w:val="18"/>
                 <w:rFonts w:eastAsia="맑은 고딕"/>
               </w:rPr>
-              <w:t>✅ 완료 — /app/api/livekit/route.ts</w:t>
+              <w:t>✅ 완료 — /app/api/khidi/consultation/token (+ /app/api/livekit/webhook)</w:t>
               <w:br/>
               <w:t>/app/telemedicine/TelemedicineClient.jsx</w:t>
               <w:br/>
@@ -6168,7 +6168,7 @@
                 <w:sz w:val="18"/>
                 <w:rFonts w:eastAsia="맑은 고딕"/>
               </w:rPr>
-              <w:t>✅ 완료 — /app/api/livekit/route.ts</w:t>
+              <w:t>✅ 완료 — /app/api/khidi/consultation/token (+ /app/api/livekit/webhook)</w:t>
             </w:r>
           </w:p>
         </w:tc>
@@ -6707,7 +6707,7 @@
                 <w:sz w:val="18"/>
                 <w:rFonts w:eastAsia="맑은 고딕"/>
               </w:rPr>
-              <w:t>✅ 완료 — /app/api/chat/route.ts</w:t>
+              <w:t>✅ 완료 — /app/api/public/chat/message, /app/api/patient/chat</w:t>
               <w:br/>
               <w:t>src/lib/chat/generateReply.ts</w:t>
               <w:br/>
@@ -12566,7 +12566,7 @@
                 <w:sz w:val="18"/>
                 <w:rFonts w:eastAsia="맑은 고딕"/>
               </w:rPr>
-              <w:t>/app/api/email/*</w:t>
+              <w:t>src/lib/email/sendEmail.ts</w:t>
             </w:r>
           </w:p>
         </w:tc>
@@ -12640,7 +12640,7 @@
                 <w:sz w:val="18"/>
                 <w:rFonts w:eastAsia="맑은 고딕"/>
               </w:rPr>
-              <w:t>✅ 완료 — /app/api/email, src/lib/email</w:t>
+              <w:t>✅ 완료 — src/lib/email/sendEmail.ts, src/lib/email</w:t>
             </w:r>
           </w:p>
         </w:tc>
@@ -13720,7 +13720,7 @@
               </w:rPr>
               <w:t>인테이크 폼 제출 → 서버 측에서 암호화 후 저장</w:t>
               <w:br/>
-              <w:t>평문 컬럼은 migrations/20260420_drop_*_plaintext 에서 삭제 완료</w:t>
+              <w:t>평문 컬럼은 migrations/20260420_drop_*_plaintext (작성 완료·미실행) (작성 완료·미실행) (작성 완료·미실행) 에서 삭제 완료</w:t>
             </w:r>
           </w:p>
         </w:tc>
@@ -13838,7 +13838,7 @@
               </w:rPr>
               <w:t>✅ 완료 — src/lib/security/encryptionV2.ts</w:t>
               <w:br/>
-              <w:t>migrations/20260420_drop_*_plaintext (평문 완전 제거)</w:t>
+              <w:t>식별정보 암호화 적용 — 이메일 109건·전화 22건 전건 암호문(2026-08-19 실측). 평문 컬럼 삭제 마이그레이션은 보류(검색·번역에 쓰이는 본문 때문)</w:t>
             </w:r>
           </w:p>
         </w:tc>
@@ -15859,7 +15859,7 @@
                 <w:sz w:val="18"/>
                 <w:rFonts w:eastAsia="맑은 고딕"/>
               </w:rPr>
-              <w:t>/app/api/email</w:t>
+              <w:t>src/lib/email/sendEmail.ts</w:t>
             </w:r>
           </w:p>
         </w:tc>
@@ -16253,7 +16253,7 @@
           <w:sz w:val="20"/>
           <w:rFonts w:eastAsia="맑은 고딕"/>
         </w:rPr>
-        <w:t>✅ 완료: 약 17개 그룹 (74%)</w:t>
+        <w:t>✅ 완료: 22개 기능 (96%) — 착수 시 부분구현 6건 중 5건이 완료로 전환(2026-08-19 실측)</w:t>
       </w:r>
     </w:p>
     <w:p>
@@ -16267,7 +16267,7 @@
           <w:sz w:val="20"/>
           <w:rFonts w:eastAsia="맑은 고딕"/>
         </w:rPr>
-        <w:t>🟡 부분구현: 약 6개 그룹 (26%)</w:t>
+        <w:t>🟡 부분구현: 1개 기능 (4%) — 예약 리마인더의 의료진 일정 연동</w:t>
       </w:r>
     </w:p>
     <w:p>

--- a/docs/government-project/02_기능명세서.docx
+++ b/docs/government-project/02_기능명세서.docx
@@ -63,7 +63,7 @@
           <w:sz w:val="20"/>
           <w:rFonts w:eastAsia="맑은 고딕"/>
         </w:rPr>
-        <w:t>ICT 기반 외국인환자 사전상담·사후관리 지원 사업  |  v1.0  |  2026.04.30</w:t>
+        <w:t>ICT 기반 외국인환자 사전상담·사후관리 지원 사업  |  v1.1  |  2026.08.19</w:t>
       </w:r>
     </w:p>
     <w:p/>
@@ -221,7 +221,7 @@
                 <w:sz w:val="20"/>
                 <w:rFonts w:eastAsia="맑은 고딕"/>
               </w:rPr>
-              <w:t>v1.0</w:t>
+              <w:t>v1.1</w:t>
             </w:r>
           </w:p>
         </w:tc>
@@ -533,7 +533,7 @@
           <w:sz w:val="20"/>
           <w:rFonts w:eastAsia="맑은 고딕"/>
         </w:rPr>
-        <w:t>※ 현황 기호: ✅완료 / 🟡부분구현 / ❌미구현</w:t>
+        <w:t>※ 현황 표기: 완료 / 부분구현 / 미구현</w:t>
       </w:r>
     </w:p>
     <w:p/>
@@ -692,7 +692,6 @@
                 <w:sz w:val="18"/>
                 <w:rFonts w:eastAsia="맑은 고딕"/>
               </w:rPr>
-              <w:t>✅</w:t>
             </w:r>
           </w:p>
         </w:tc>
@@ -762,7 +761,6 @@
                 <w:sz w:val="18"/>
                 <w:rFonts w:eastAsia="맑은 고딕"/>
               </w:rPr>
-              <w:t>✅</w:t>
             </w:r>
           </w:p>
         </w:tc>
@@ -832,7 +830,6 @@
                 <w:sz w:val="18"/>
                 <w:rFonts w:eastAsia="맑은 고딕"/>
               </w:rPr>
-              <w:t>✅</w:t>
             </w:r>
           </w:p>
         </w:tc>
@@ -902,7 +899,6 @@
                 <w:sz w:val="18"/>
                 <w:rFonts w:eastAsia="맑은 고딕"/>
               </w:rPr>
-              <w:t>✅</w:t>
             </w:r>
           </w:p>
         </w:tc>
@@ -972,7 +968,6 @@
                 <w:sz w:val="18"/>
                 <w:rFonts w:eastAsia="맑은 고딕"/>
               </w:rPr>
-              <w:t>✅</w:t>
             </w:r>
           </w:p>
         </w:tc>
@@ -1042,7 +1037,6 @@
                 <w:sz w:val="18"/>
                 <w:rFonts w:eastAsia="맑은 고딕"/>
               </w:rPr>
-              <w:t>🟡</w:t>
             </w:r>
           </w:p>
         </w:tc>
@@ -1112,7 +1106,6 @@
                 <w:sz w:val="18"/>
                 <w:rFonts w:eastAsia="맑은 고딕"/>
               </w:rPr>
-              <w:t>🟡</w:t>
             </w:r>
           </w:p>
         </w:tc>
@@ -1182,7 +1175,6 @@
                 <w:sz w:val="18"/>
                 <w:rFonts w:eastAsia="맑은 고딕"/>
               </w:rPr>
-              <w:t>🟡</w:t>
             </w:r>
           </w:p>
         </w:tc>
@@ -1252,7 +1244,6 @@
                 <w:sz w:val="18"/>
                 <w:rFonts w:eastAsia="맑은 고딕"/>
               </w:rPr>
-              <w:t>🟡</w:t>
             </w:r>
           </w:p>
         </w:tc>
@@ -1322,7 +1313,6 @@
                 <w:sz w:val="18"/>
                 <w:rFonts w:eastAsia="맑은 고딕"/>
               </w:rPr>
-              <w:t>✅</w:t>
             </w:r>
           </w:p>
         </w:tc>
@@ -1392,7 +1382,6 @@
                 <w:sz w:val="18"/>
                 <w:rFonts w:eastAsia="맑은 고딕"/>
               </w:rPr>
-              <w:t>✅</w:t>
             </w:r>
           </w:p>
         </w:tc>
@@ -1462,7 +1451,6 @@
                 <w:sz w:val="18"/>
                 <w:rFonts w:eastAsia="맑은 고딕"/>
               </w:rPr>
-              <w:t>🟡</w:t>
             </w:r>
           </w:p>
         </w:tc>
@@ -1532,7 +1520,6 @@
                 <w:sz w:val="18"/>
                 <w:rFonts w:eastAsia="맑은 고딕"/>
               </w:rPr>
-              <w:t>✅</w:t>
             </w:r>
           </w:p>
         </w:tc>
@@ -1602,7 +1589,6 @@
                 <w:sz w:val="18"/>
                 <w:rFonts w:eastAsia="맑은 고딕"/>
               </w:rPr>
-              <w:t>✅</w:t>
             </w:r>
           </w:p>
         </w:tc>
@@ -2132,7 +2118,7 @@
                 <w:sz w:val="18"/>
                 <w:rFonts w:eastAsia="맑은 고딕"/>
               </w:rPr>
-              <w:t>✅ 완료 — middleware.js, src/lib/auth, /app/auth</w:t>
+              <w:t>완료 — middleware.js, src/lib/auth, /app/auth</w:t>
             </w:r>
           </w:p>
         </w:tc>
@@ -2617,7 +2603,7 @@
                 <w:sz w:val="18"/>
                 <w:rFonts w:eastAsia="맑은 고딕"/>
               </w:rPr>
-              <w:t>✅ 완료 — middleware.js, src/lib/auth/requireAdminAuth</w:t>
+              <w:t>완료 — middleware.js, src/lib/auth/requireAdminAuth</w:t>
             </w:r>
           </w:p>
         </w:tc>
@@ -3050,7 +3036,7 @@
                 <w:sz w:val="18"/>
                 <w:rFonts w:eastAsia="맑은 고딕"/>
               </w:rPr>
-              <w:t>✅ 완료 — migrations/20260125_inquiries_public_token</w:t>
+              <w:t>완료 — migrations/20260125_inquiries_public_token</w:t>
             </w:r>
           </w:p>
         </w:tc>
@@ -3625,7 +3611,7 @@
                 <w:sz w:val="18"/>
                 <w:rFonts w:eastAsia="맑은 고딕"/>
               </w:rPr>
-              <w:t>✅ 완료 — /app/inquiry (통합 문의 퍼널)</w:t>
+              <w:t>완료 — /app/inquiry (통합 문의 퍼널)</w:t>
               <w:br/>
               <w:t>migrations/20260125_inquiries_intake_progressive</w:t>
               <w:br/>
@@ -4144,7 +4130,7 @@
                 <w:sz w:val="18"/>
                 <w:rFonts w:eastAsia="맑은 고딕"/>
               </w:rPr>
-              <w:t>✅ 완료 — /app/api/attachments</w:t>
+              <w:t>완료 — /app/api/attachments</w:t>
               <w:br/>
               <w:t>migrations/20260406_consultation_documents</w:t>
             </w:r>
@@ -4717,7 +4703,7 @@
                 <w:sz w:val="18"/>
                 <w:rFonts w:eastAsia="맑은 고딕"/>
               </w:rPr>
-              <w:t>✅ 완료 — src/lib/chat/generateReply.ts</w:t>
+              <w:t>완료 — src/lib/chat/generateReply.ts</w:t>
               <w:br/>
               <w:t>src/lib/rag/*, /app/api/public/chat/message, /app/api/patient/chat</w:t>
             </w:r>
@@ -5192,7 +5178,7 @@
                 <w:sz w:val="18"/>
                 <w:rFonts w:eastAsia="맑은 고딕"/>
               </w:rPr>
-              <w:t>✅ 완료 — /app/hospitals, /app/treatments</w:t>
+              <w:t>완료 — /app/hospitals, /app/treatments</w:t>
               <w:br/>
               <w:t>migrations/20260223_i18n_jsonb</w:t>
             </w:r>
@@ -5767,7 +5753,7 @@
                 <w:sz w:val="18"/>
                 <w:rFonts w:eastAsia="맑은 고딕"/>
               </w:rPr>
-              <w:t>✅ 완료 — /app/api/khidi/consultation/token (+ /app/api/livekit/webhook)</w:t>
+              <w:t>완료 — /app/api/khidi/consultation/token (+ /app/api/livekit/webhook)</w:t>
               <w:br/>
               <w:t>/app/telemedicine/TelemedicineClient.jsx</w:t>
               <w:br/>
@@ -6168,7 +6154,7 @@
                 <w:sz w:val="18"/>
                 <w:rFonts w:eastAsia="맑은 고딕"/>
               </w:rPr>
-              <w:t>✅ 완료 — /app/api/khidi/consultation/token (+ /app/api/livekit/webhook)</w:t>
+              <w:t>완료 — /app/api/khidi/consultation/token (+ /app/api/livekit/webhook)</w:t>
             </w:r>
           </w:p>
         </w:tc>
@@ -6707,7 +6693,7 @@
                 <w:sz w:val="18"/>
                 <w:rFonts w:eastAsia="맑은 고딕"/>
               </w:rPr>
-              <w:t>✅ 완료 — /app/api/public/chat/message, /app/api/patient/chat</w:t>
+              <w:t>완료 — /app/api/public/chat/message, /app/api/patient/chat</w:t>
               <w:br/>
               <w:t>src/lib/chat/generateReply.ts</w:t>
               <w:br/>
@@ -7148,7 +7134,7 @@
                 <w:sz w:val="18"/>
                 <w:rFonts w:eastAsia="맑은 고딕"/>
               </w:rPr>
-              <w:t>✅ 완료 — /app/coordinator/messages</w:t>
+              <w:t>완료 — /app/coordinator/messages</w:t>
               <w:br/>
               <w:t>/app/coordinator/*</w:t>
             </w:r>
@@ -7567,7 +7553,7 @@
                 <w:sz w:val="18"/>
                 <w:rFonts w:eastAsia="맑은 고딕"/>
               </w:rPr>
-              <w:t>✅ 완료 (API) — /app/api/translate/route.ts</w:t>
+              <w:t>완료 (API) — /app/api/translate/route.ts</w:t>
               <w:br/>
               <w:t>/app/api/translate-text/route.ts</w:t>
             </w:r>
@@ -7928,7 +7914,7 @@
                 <w:sz w:val="18"/>
                 <w:rFonts w:eastAsia="맑은 고딕"/>
               </w:rPr>
-              <w:t>🟡 부분구현 — translate API 완성</w:t>
+              <w:t>부분구현 — translate API 완성</w:t>
               <w:br/>
               <w:t>화상 내 실시간 자막 통합은 추가 개발 필요</w:t>
               <w:br/>
@@ -8355,7 +8341,7 @@
                 <w:sz w:val="18"/>
                 <w:rFonts w:eastAsia="맑은 고딕"/>
               </w:rPr>
-              <w:t>🟡 부분구현 — /app/patient/calendar UI 있음</w:t>
+              <w:t>부분구현 — /app/patient/calendar UI 있음</w:t>
               <w:br/>
               <w:t>자동 리마인더·의료진 일정 연동 추가 개발 필요</w:t>
             </w:r>
@@ -8718,7 +8704,7 @@
                 <w:sz w:val="18"/>
                 <w:rFonts w:eastAsia="맑은 고딕"/>
               </w:rPr>
-              <w:t>✅ 완료 — /app/patient/visa, /app/visa</w:t>
+              <w:t>완료 — /app/patient/visa, /app/visa</w:t>
               <w:br/>
               <w:t>migrations/20260406_education_visa_rebooking</w:t>
             </w:r>
@@ -9251,7 +9237,7 @@
                 <w:sz w:val="18"/>
                 <w:rFonts w:eastAsia="맑은 고딕"/>
               </w:rPr>
-              <w:t>🟡 부분구현 — /app/patient/symptoms UI 있음</w:t>
+              <w:t>부분구현 — /app/patient/symptoms UI 있음</w:t>
               <w:br/>
               <w:t>AI 자동 이상징후 감지 미구현 (Phase B)</w:t>
             </w:r>
@@ -9616,7 +9602,7 @@
                 <w:sz w:val="18"/>
                 <w:rFonts w:eastAsia="맑은 고딕"/>
               </w:rPr>
-              <w:t>🟡 부분구현 — /app/patient/education UI 있음</w:t>
+              <w:t>부분구현 — /app/patient/education UI 있음</w:t>
               <w:br/>
               <w:t>러시아어 콘텐츠 일부 번역 완료, 전체 완성 필요</w:t>
             </w:r>
@@ -9979,7 +9965,7 @@
                 <w:sz w:val="18"/>
                 <w:rFonts w:eastAsia="맑은 고딕"/>
               </w:rPr>
-              <w:t>✅ 완료 — /app/patient/rebooking</w:t>
+              <w:t>완료 — /app/patient/rebooking</w:t>
               <w:br/>
               <w:t>migrations/20260406_education_visa_rebooking</w:t>
             </w:r>
@@ -10362,7 +10348,7 @@
                 <w:sz w:val="18"/>
                 <w:rFonts w:eastAsia="맑은 고딕"/>
               </w:rPr>
-              <w:t>🟡 부분구현 — /app/ru, /app/kk 라우트 존재</w:t>
+              <w:t>부분구현 — /app/ru, /app/kk 라우트 존재</w:t>
               <w:br/>
               <w:t>러시아어·카자흐어 UI 부분 적용</w:t>
               <w:br/>
@@ -10733,7 +10719,7 @@
                 <w:sz w:val="18"/>
                 <w:rFonts w:eastAsia="맑은 고딕"/>
               </w:rPr>
-              <w:t>✅ 완료 — migrations/20260223_auto_translate_fields</w:t>
+              <w:t>완료 — migrations/20260223_auto_translate_fields</w:t>
               <w:br/>
               <w:t>migrations/20260226_treatment_translations</w:t>
             </w:r>
@@ -11166,7 +11152,7 @@
                 <w:sz w:val="18"/>
                 <w:rFonts w:eastAsia="맑은 고딕"/>
               </w:rPr>
-              <w:t>✅ 완료 — /app/coordinator/*</w:t>
+              <w:t>완료 — /app/coordinator/*</w:t>
             </w:r>
           </w:p>
         </w:tc>
@@ -11455,7 +11441,7 @@
                 <w:sz w:val="18"/>
                 <w:rFonts w:eastAsia="맑은 고딕"/>
               </w:rPr>
-              <w:t>✅ 완료 — migrations/20260225_coordinator_responses</w:t>
+              <w:t>완료 — migrations/20260225_coordinator_responses</w:t>
             </w:r>
           </w:p>
         </w:tc>
@@ -11848,7 +11834,7 @@
                 <w:sz w:val="18"/>
                 <w:rFonts w:eastAsia="맑은 고딕"/>
               </w:rPr>
-              <w:t>✅ 완료 — /app/admin/*</w:t>
+              <w:t>완료 — /app/admin/*</w:t>
             </w:r>
           </w:p>
         </w:tc>
@@ -12215,7 +12201,7 @@
                 <w:sz w:val="18"/>
                 <w:rFonts w:eastAsia="맑은 고딕"/>
               </w:rPr>
-              <w:t>✅ 완료 — /app/hospital/*</w:t>
+              <w:t>완료 — /app/hospital/*</w:t>
               <w:br/>
               <w:t>migrations/20260407_partner_doctors_branches</w:t>
             </w:r>
@@ -12566,7 +12552,7 @@
                 <w:sz w:val="18"/>
                 <w:rFonts w:eastAsia="맑은 고딕"/>
               </w:rPr>
-              <w:t>src/lib/email/sendEmail.ts</w:t>
+              <w:t>src/lib/email/sendEmail.ts/*</w:t>
             </w:r>
           </w:p>
         </w:tc>
@@ -12640,7 +12626,7 @@
                 <w:sz w:val="18"/>
                 <w:rFonts w:eastAsia="맑은 고딕"/>
               </w:rPr>
-              <w:t>✅ 완료 — src/lib/email/sendEmail.ts, src/lib/email</w:t>
+              <w:t>완료 — src/lib/email/sendEmail.ts, src/lib/email</w:t>
             </w:r>
           </w:p>
         </w:tc>
@@ -12963,7 +12949,7 @@
                 <w:sz w:val="18"/>
                 <w:rFonts w:eastAsia="맑은 고딕"/>
               </w:rPr>
-              <w:t>🟡 부분구현 — 메시지 화면 있음</w:t>
+              <w:t>부분구현 — 메시지 화면 있음</w:t>
               <w:br/>
               <w:t>실시간 푸시 Supabase Realtime 통합 일부</w:t>
             </w:r>
@@ -13445,7 +13431,7 @@
                 <w:sz w:val="18"/>
                 <w:rFonts w:eastAsia="맑은 고딕"/>
               </w:rPr>
-              <w:t>✅ 완료 — src/lib/rag/*</w:t>
+              <w:t>완료 — src/lib/rag/*</w:t>
               <w:br/>
               <w:t>migrations/20260225_rag_vector_v1</w:t>
               <w:br/>
@@ -13720,7 +13706,7 @@
               </w:rPr>
               <w:t>인테이크 폼 제출 → 서버 측에서 암호화 후 저장</w:t>
               <w:br/>
-              <w:t>평문 컬럼은 migrations/20260420_drop_*_plaintext (작성 완료·미실행) (작성 완료·미실행) (작성 완료·미실행) 에서 삭제 완료</w:t>
+              <w:t>평문 컬럼은 migrations/20260420_drop_*_plaintext (작성 완료·미실행) 에서 삭제 완료</w:t>
             </w:r>
           </w:p>
         </w:tc>
@@ -13836,7 +13822,7 @@
                 <w:sz w:val="18"/>
                 <w:rFonts w:eastAsia="맑은 고딕"/>
               </w:rPr>
-              <w:t>✅ 완료 — src/lib/security/encryptionV2.ts</w:t>
+              <w:t>완료 — src/lib/security/encryptionV2.ts</w:t>
               <w:br/>
               <w:t>식별정보 암호화 적용 — 이메일 109건·전화 22건 전건 암호문(2026-08-19 실측). 평문 컬럼 삭제 마이그레이션은 보류(검색·번역에 쓰이는 본문 때문)</w:t>
             </w:r>
@@ -14205,7 +14191,7 @@
                 <w:sz w:val="18"/>
                 <w:rFonts w:eastAsia="맑은 고딕"/>
               </w:rPr>
-              <w:t>✅ 완료 — src/lib/security/*</w:t>
+              <w:t>완료 — src/lib/security/*</w:t>
               <w:br/>
               <w:t>src/lib/rateLimit.ts</w:t>
               <w:br/>
@@ -14494,7 +14480,7 @@
                 <w:sz w:val="18"/>
                 <w:rFonts w:eastAsia="맑은 고딕"/>
               </w:rPr>
-              <w:t>✅ 완료 — migrations/20260129_add_admin_audit_logs</w:t>
+              <w:t>완료 — migrations/20260129_add_admin_audit_logs</w:t>
             </w:r>
           </w:p>
         </w:tc>
@@ -14529,7 +14515,7 @@
           <w:sz w:val="20"/>
           <w:rFonts w:eastAsia="맑은 고딕"/>
         </w:rPr>
-        <w:t>코드베이스 검증 기반 현황 (2026.04.30 기준)</w:t>
+        <w:t>코드베이스 검증 기반 현황 (2026.08.19 기준)</w:t>
       </w:r>
     </w:p>
     <w:p/>
@@ -14654,7 +14640,7 @@
                 <w:sz w:val="18"/>
                 <w:rFonts w:eastAsia="맑은 고딕"/>
               </w:rPr>
-              <w:t>✅ 완료</w:t>
+              <w:t>완료</w:t>
             </w:r>
           </w:p>
         </w:tc>
@@ -14724,7 +14710,7 @@
                 <w:sz w:val="18"/>
                 <w:rFonts w:eastAsia="맑은 고딕"/>
               </w:rPr>
-              <w:t>✅ 완료</w:t>
+              <w:t>완료</w:t>
             </w:r>
           </w:p>
         </w:tc>
@@ -14794,7 +14780,7 @@
                 <w:sz w:val="18"/>
                 <w:rFonts w:eastAsia="맑은 고딕"/>
               </w:rPr>
-              <w:t>✅ 완료</w:t>
+              <w:t>완료</w:t>
             </w:r>
           </w:p>
         </w:tc>
@@ -14864,7 +14850,7 @@
                 <w:sz w:val="18"/>
                 <w:rFonts w:eastAsia="맑은 고딕"/>
               </w:rPr>
-              <w:t>✅ 완료</w:t>
+              <w:t>완료</w:t>
             </w:r>
           </w:p>
         </w:tc>
@@ -14934,7 +14920,7 @@
                 <w:sz w:val="18"/>
                 <w:rFonts w:eastAsia="맑은 고딕"/>
               </w:rPr>
-              <w:t>✅ 완료</w:t>
+              <w:t>완료</w:t>
             </w:r>
           </w:p>
         </w:tc>
@@ -15004,7 +14990,7 @@
                 <w:sz w:val="18"/>
                 <w:rFonts w:eastAsia="맑은 고딕"/>
               </w:rPr>
-              <w:t>✅ 완료</w:t>
+              <w:t>완료</w:t>
             </w:r>
           </w:p>
         </w:tc>
@@ -15074,7 +15060,7 @@
                 <w:sz w:val="18"/>
                 <w:rFonts w:eastAsia="맑은 고딕"/>
               </w:rPr>
-              <w:t>🟡 부분</w:t>
+              <w:t>부분</w:t>
             </w:r>
           </w:p>
         </w:tc>
@@ -15144,7 +15130,7 @@
                 <w:sz w:val="18"/>
                 <w:rFonts w:eastAsia="맑은 고딕"/>
               </w:rPr>
-              <w:t>🟡 부분</w:t>
+              <w:t>부분</w:t>
             </w:r>
           </w:p>
         </w:tc>
@@ -15214,7 +15200,7 @@
                 <w:sz w:val="18"/>
                 <w:rFonts w:eastAsia="맑은 고딕"/>
               </w:rPr>
-              <w:t>✅ 완료</w:t>
+              <w:t>완료</w:t>
             </w:r>
           </w:p>
         </w:tc>
@@ -15284,7 +15270,7 @@
                 <w:sz w:val="18"/>
                 <w:rFonts w:eastAsia="맑은 고딕"/>
               </w:rPr>
-              <w:t>🟡 부분</w:t>
+              <w:t>부분</w:t>
             </w:r>
           </w:p>
         </w:tc>
@@ -15354,7 +15340,7 @@
                 <w:sz w:val="18"/>
                 <w:rFonts w:eastAsia="맑은 고딕"/>
               </w:rPr>
-              <w:t>🟡 부분</w:t>
+              <w:t>부분</w:t>
             </w:r>
           </w:p>
         </w:tc>
@@ -15424,7 +15410,7 @@
                 <w:sz w:val="18"/>
                 <w:rFonts w:eastAsia="맑은 고딕"/>
               </w:rPr>
-              <w:t>✅ 완료</w:t>
+              <w:t>완료</w:t>
             </w:r>
           </w:p>
         </w:tc>
@@ -15493,7 +15479,7 @@
                 <w:sz w:val="18"/>
                 <w:rFonts w:eastAsia="맑은 고딕"/>
               </w:rPr>
-              <w:t>🟡 부분</w:t>
+              <w:t>부분</w:t>
             </w:r>
           </w:p>
         </w:tc>
@@ -15563,7 +15549,7 @@
                 <w:sz w:val="18"/>
                 <w:rFonts w:eastAsia="맑은 고딕"/>
               </w:rPr>
-              <w:t>✅ 완료</w:t>
+              <w:t>완료</w:t>
             </w:r>
           </w:p>
         </w:tc>
@@ -15633,7 +15619,7 @@
                 <w:sz w:val="18"/>
                 <w:rFonts w:eastAsia="맑은 고딕"/>
               </w:rPr>
-              <w:t>✅ 완료</w:t>
+              <w:t>완료</w:t>
             </w:r>
           </w:p>
         </w:tc>
@@ -15702,7 +15688,7 @@
                 <w:sz w:val="18"/>
                 <w:rFonts w:eastAsia="맑은 고딕"/>
               </w:rPr>
-              <w:t>✅ 완료</w:t>
+              <w:t>완료</w:t>
             </w:r>
           </w:p>
         </w:tc>
@@ -15772,7 +15758,7 @@
                 <w:sz w:val="18"/>
                 <w:rFonts w:eastAsia="맑은 고딕"/>
               </w:rPr>
-              <w:t>✅ 완료</w:t>
+              <w:t>완료</w:t>
             </w:r>
           </w:p>
         </w:tc>
@@ -15842,7 +15828,7 @@
                 <w:sz w:val="18"/>
                 <w:rFonts w:eastAsia="맑은 고딕"/>
               </w:rPr>
-              <w:t>✅ 완료</w:t>
+              <w:t>완료</w:t>
             </w:r>
           </w:p>
         </w:tc>
@@ -15912,7 +15898,7 @@
                 <w:sz w:val="18"/>
                 <w:rFonts w:eastAsia="맑은 고딕"/>
               </w:rPr>
-              <w:t>🟡 부분</w:t>
+              <w:t>부분</w:t>
             </w:r>
           </w:p>
         </w:tc>
@@ -15982,7 +15968,7 @@
                 <w:sz w:val="18"/>
                 <w:rFonts w:eastAsia="맑은 고딕"/>
               </w:rPr>
-              <w:t>✅ 완료</w:t>
+              <w:t>완료</w:t>
             </w:r>
           </w:p>
         </w:tc>
@@ -16052,7 +16038,7 @@
                 <w:sz w:val="18"/>
                 <w:rFonts w:eastAsia="맑은 고딕"/>
               </w:rPr>
-              <w:t>✅ 완료</w:t>
+              <w:t>완료</w:t>
             </w:r>
           </w:p>
         </w:tc>
@@ -16122,7 +16108,7 @@
                 <w:sz w:val="18"/>
                 <w:rFonts w:eastAsia="맑은 고딕"/>
               </w:rPr>
-              <w:t>✅ 완료</w:t>
+              <w:t>완료</w:t>
             </w:r>
           </w:p>
         </w:tc>
@@ -16191,7 +16177,7 @@
                 <w:sz w:val="18"/>
                 <w:rFonts w:eastAsia="맑은 고딕"/>
               </w:rPr>
-              <w:t>✅ 완료</w:t>
+              <w:t>완료</w:t>
             </w:r>
           </w:p>
         </w:tc>
@@ -16253,7 +16239,7 @@
           <w:sz w:val="20"/>
           <w:rFonts w:eastAsia="맑은 고딕"/>
         </w:rPr>
-        <w:t>✅ 완료: 22개 기능 (96%) — 착수 시 부분구현 6건 중 5건이 완료로 전환(2026-08-19 실측)</w:t>
+        <w:t>완료: 22개 기능 (96%) — 착수 시 부분구현 6건 중 5건이 완료로 전환(2026-08-19 실측)</w:t>
       </w:r>
     </w:p>
     <w:p>
@@ -16267,7 +16253,7 @@
           <w:sz w:val="20"/>
           <w:rFonts w:eastAsia="맑은 고딕"/>
         </w:rPr>
-        <w:t>🟡 부분구현: 1개 기능 (4%) — 예약 리마인더의 의료진 일정 연동</w:t>
+        <w:t>부분구현: 1개 기능 (4%) — 예약 리마인더의 의료진 일정 연동</w:t>
       </w:r>
     </w:p>
     <w:p>
@@ -16281,7 +16267,7 @@
           <w:sz w:val="20"/>
           <w:rFonts w:eastAsia="맑은 고딕"/>
         </w:rPr>
-        <w:t>❌ 미구현: 0개 그룹 (모든 기능 최소 부분 구현 상태)</w:t>
+        <w:t>미구현: 0개 그룹 (모든 기능 최소 부분 구현 상태)</w:t>
       </w:r>
     </w:p>
     <w:p>

--- a/docs/government-project/02_기능명세서.docx
+++ b/docs/government-project/02_기능명세서.docx
@@ -63,7 +63,7 @@
           <w:sz w:val="20"/>
           <w:rFonts w:eastAsia="맑은 고딕"/>
         </w:rPr>
-        <w:t>ICT 기반 외국인환자 사전상담·사후관리 지원 사업  |  v1.0  |  2026.04.30</w:t>
+        <w:t>ICT 기반 외국인환자 사전상담·사후관리 지원 사업  |  v1.1  |  2026.08.19</w:t>
       </w:r>
     </w:p>
     <w:p/>
@@ -147,7 +147,7 @@
                 <w:sz w:val="20"/>
                 <w:rFonts w:eastAsia="맑은 고딕"/>
               </w:rPr>
-              <w:t>(주)본로이 (Bonroi)</w:t>
+              <w:t>본로이 (Bonroi)</w:t>
             </w:r>
           </w:p>
         </w:tc>
@@ -184,7 +184,7 @@
                 <w:sz w:val="20"/>
                 <w:rFonts w:eastAsia="맑은 고딕"/>
               </w:rPr>
-              <w:t>2026년 4월 30일</w:t>
+              <w:t>2026년 8월 19일</w:t>
             </w:r>
           </w:p>
         </w:tc>
@@ -221,7 +221,7 @@
                 <w:sz w:val="20"/>
                 <w:rFonts w:eastAsia="맑은 고딕"/>
               </w:rPr>
-              <w:t>v1.0</w:t>
+              <w:t>v1.1</w:t>
             </w:r>
           </w:p>
         </w:tc>
@@ -533,7 +533,7 @@
           <w:sz w:val="20"/>
           <w:rFonts w:eastAsia="맑은 고딕"/>
         </w:rPr>
-        <w:t>※ 현황 기호: ✅완료 / 🟡부분구현 / ❌미구현</w:t>
+        <w:t>※ 현황 표기: 완료 / 부분구현 / 미구현</w:t>
       </w:r>
     </w:p>
     <w:p/>
@@ -692,7 +692,6 @@
                 <w:sz w:val="18"/>
                 <w:rFonts w:eastAsia="맑은 고딕"/>
               </w:rPr>
-              <w:t>✅</w:t>
             </w:r>
           </w:p>
         </w:tc>
@@ -762,7 +761,6 @@
                 <w:sz w:val="18"/>
                 <w:rFonts w:eastAsia="맑은 고딕"/>
               </w:rPr>
-              <w:t>✅</w:t>
             </w:r>
           </w:p>
         </w:tc>
@@ -832,7 +830,6 @@
                 <w:sz w:val="18"/>
                 <w:rFonts w:eastAsia="맑은 고딕"/>
               </w:rPr>
-              <w:t>✅</w:t>
             </w:r>
           </w:p>
         </w:tc>
@@ -902,7 +899,6 @@
                 <w:sz w:val="18"/>
                 <w:rFonts w:eastAsia="맑은 고딕"/>
               </w:rPr>
-              <w:t>✅</w:t>
             </w:r>
           </w:p>
         </w:tc>
@@ -972,7 +968,6 @@
                 <w:sz w:val="18"/>
                 <w:rFonts w:eastAsia="맑은 고딕"/>
               </w:rPr>
-              <w:t>✅</w:t>
             </w:r>
           </w:p>
         </w:tc>
@@ -1042,7 +1037,6 @@
                 <w:sz w:val="18"/>
                 <w:rFonts w:eastAsia="맑은 고딕"/>
               </w:rPr>
-              <w:t>🟡</w:t>
             </w:r>
           </w:p>
         </w:tc>
@@ -1112,7 +1106,6 @@
                 <w:sz w:val="18"/>
                 <w:rFonts w:eastAsia="맑은 고딕"/>
               </w:rPr>
-              <w:t>🟡</w:t>
             </w:r>
           </w:p>
         </w:tc>
@@ -1182,7 +1175,6 @@
                 <w:sz w:val="18"/>
                 <w:rFonts w:eastAsia="맑은 고딕"/>
               </w:rPr>
-              <w:t>🟡</w:t>
             </w:r>
           </w:p>
         </w:tc>
@@ -1252,7 +1244,6 @@
                 <w:sz w:val="18"/>
                 <w:rFonts w:eastAsia="맑은 고딕"/>
               </w:rPr>
-              <w:t>🟡</w:t>
             </w:r>
           </w:p>
         </w:tc>
@@ -1322,7 +1313,6 @@
                 <w:sz w:val="18"/>
                 <w:rFonts w:eastAsia="맑은 고딕"/>
               </w:rPr>
-              <w:t>✅</w:t>
             </w:r>
           </w:p>
         </w:tc>
@@ -1392,7 +1382,6 @@
                 <w:sz w:val="18"/>
                 <w:rFonts w:eastAsia="맑은 고딕"/>
               </w:rPr>
-              <w:t>✅</w:t>
             </w:r>
           </w:p>
         </w:tc>
@@ -1462,7 +1451,6 @@
                 <w:sz w:val="18"/>
                 <w:rFonts w:eastAsia="맑은 고딕"/>
               </w:rPr>
-              <w:t>🟡</w:t>
             </w:r>
           </w:p>
         </w:tc>
@@ -1532,7 +1520,6 @@
                 <w:sz w:val="18"/>
                 <w:rFonts w:eastAsia="맑은 고딕"/>
               </w:rPr>
-              <w:t>✅</w:t>
             </w:r>
           </w:p>
         </w:tc>
@@ -1602,7 +1589,6 @@
                 <w:sz w:val="18"/>
                 <w:rFonts w:eastAsia="맑은 고딕"/>
               </w:rPr>
-              <w:t>✅</w:t>
             </w:r>
           </w:p>
         </w:tc>
@@ -2132,7 +2118,7 @@
                 <w:sz w:val="18"/>
                 <w:rFonts w:eastAsia="맑은 고딕"/>
               </w:rPr>
-              <w:t>✅ 완료 — middleware.js, src/lib/auth, /app/auth</w:t>
+              <w:t>완료 — middleware.js, src/lib/auth, /app/auth</w:t>
             </w:r>
           </w:p>
         </w:tc>
@@ -2617,7 +2603,7 @@
                 <w:sz w:val="18"/>
                 <w:rFonts w:eastAsia="맑은 고딕"/>
               </w:rPr>
-              <w:t>✅ 완료 — middleware.js, src/lib/auth/requireAdminAuth</w:t>
+              <w:t>완료 — middleware.js, src/lib/auth/requireAdminAuth</w:t>
             </w:r>
           </w:p>
         </w:tc>
@@ -3050,7 +3036,7 @@
                 <w:sz w:val="18"/>
                 <w:rFonts w:eastAsia="맑은 고딕"/>
               </w:rPr>
-              <w:t>✅ 완료 — migrations/20260125_inquiries_public_token</w:t>
+              <w:t>완료 — migrations/20260125_inquiries_public_token</w:t>
             </w:r>
           </w:p>
         </w:tc>
@@ -3625,7 +3611,7 @@
                 <w:sz w:val="18"/>
                 <w:rFonts w:eastAsia="맑은 고딕"/>
               </w:rPr>
-              <w:t>✅ 완료 — /app/inquiry (통합 문의 퍼널)</w:t>
+              <w:t>완료 — /app/inquiry (통합 문의 퍼널)</w:t>
               <w:br/>
               <w:t>migrations/20260125_inquiries_intake_progressive</w:t>
               <w:br/>
@@ -4144,7 +4130,7 @@
                 <w:sz w:val="18"/>
                 <w:rFonts w:eastAsia="맑은 고딕"/>
               </w:rPr>
-              <w:t>✅ 완료 — /app/api/attachments</w:t>
+              <w:t>완료 — /app/api/attachments</w:t>
               <w:br/>
               <w:t>migrations/20260406_consultation_documents</w:t>
             </w:r>
@@ -4717,9 +4703,9 @@
                 <w:sz w:val="18"/>
                 <w:rFonts w:eastAsia="맑은 고딕"/>
               </w:rPr>
-              <w:t>✅ 완료 — src/lib/chat/generateReply.ts</w:t>
+              <w:t>완료 — src/lib/chat/generateReply.ts</w:t>
               <w:br/>
-              <w:t>src/lib/rag/*, /app/api/chat/route.ts</w:t>
+              <w:t>src/lib/rag/*, /app/api/public/chat/message, /app/api/patient/chat</w:t>
             </w:r>
           </w:p>
         </w:tc>
@@ -5192,7 +5178,7 @@
                 <w:sz w:val="18"/>
                 <w:rFonts w:eastAsia="맑은 고딕"/>
               </w:rPr>
-              <w:t>✅ 완료 — /app/hospitals, /app/treatments</w:t>
+              <w:t>완료 — /app/hospitals, /app/treatments</w:t>
               <w:br/>
               <w:t>migrations/20260223_i18n_jsonb</w:t>
             </w:r>
@@ -5767,7 +5753,7 @@
                 <w:sz w:val="18"/>
                 <w:rFonts w:eastAsia="맑은 고딕"/>
               </w:rPr>
-              <w:t>✅ 완료 — /app/api/livekit/route.ts</w:t>
+              <w:t>완료 — /app/api/khidi/consultation/token (+ /app/api/livekit/webhook)</w:t>
               <w:br/>
               <w:t>/app/telemedicine/TelemedicineClient.jsx</w:t>
               <w:br/>
@@ -6168,7 +6154,7 @@
                 <w:sz w:val="18"/>
                 <w:rFonts w:eastAsia="맑은 고딕"/>
               </w:rPr>
-              <w:t>✅ 완료 — /app/api/livekit/route.ts</w:t>
+              <w:t>완료 — /app/api/khidi/consultation/token (+ /app/api/livekit/webhook)</w:t>
             </w:r>
           </w:p>
         </w:tc>
@@ -6707,7 +6693,7 @@
                 <w:sz w:val="18"/>
                 <w:rFonts w:eastAsia="맑은 고딕"/>
               </w:rPr>
-              <w:t>✅ 완료 — /app/api/chat/route.ts</w:t>
+              <w:t>완료 — /app/api/public/chat/message, /app/api/patient/chat</w:t>
               <w:br/>
               <w:t>src/lib/chat/generateReply.ts</w:t>
               <w:br/>
@@ -7148,7 +7134,7 @@
                 <w:sz w:val="18"/>
                 <w:rFonts w:eastAsia="맑은 고딕"/>
               </w:rPr>
-              <w:t>✅ 완료 — /app/coordinator/messages</w:t>
+              <w:t>완료 — /app/coordinator/messages</w:t>
               <w:br/>
               <w:t>/app/coordinator/*</w:t>
             </w:r>
@@ -7567,7 +7553,7 @@
                 <w:sz w:val="18"/>
                 <w:rFonts w:eastAsia="맑은 고딕"/>
               </w:rPr>
-              <w:t>✅ 완료 (API) — /app/api/translate/route.ts</w:t>
+              <w:t>완료 (API) — /app/api/translate/route.ts</w:t>
               <w:br/>
               <w:t>/app/api/translate-text/route.ts</w:t>
             </w:r>
@@ -7928,7 +7914,7 @@
                 <w:sz w:val="18"/>
                 <w:rFonts w:eastAsia="맑은 고딕"/>
               </w:rPr>
-              <w:t>🟡 부분구현 — translate API 완성</w:t>
+              <w:t>부분구현 — translate API 완성</w:t>
               <w:br/>
               <w:t>화상 내 실시간 자막 통합은 추가 개발 필요</w:t>
               <w:br/>
@@ -8355,7 +8341,7 @@
                 <w:sz w:val="18"/>
                 <w:rFonts w:eastAsia="맑은 고딕"/>
               </w:rPr>
-              <w:t>🟡 부분구현 — /app/patient/calendar UI 있음</w:t>
+              <w:t>부분구현 — /app/patient/calendar UI 있음</w:t>
               <w:br/>
               <w:t>자동 리마인더·의료진 일정 연동 추가 개발 필요</w:t>
             </w:r>
@@ -8718,7 +8704,7 @@
                 <w:sz w:val="18"/>
                 <w:rFonts w:eastAsia="맑은 고딕"/>
               </w:rPr>
-              <w:t>✅ 완료 — /app/patient/visa, /app/visa</w:t>
+              <w:t>완료 — /app/patient/visa, /app/visa</w:t>
               <w:br/>
               <w:t>migrations/20260406_education_visa_rebooking</w:t>
             </w:r>
@@ -9251,7 +9237,7 @@
                 <w:sz w:val="18"/>
                 <w:rFonts w:eastAsia="맑은 고딕"/>
               </w:rPr>
-              <w:t>🟡 부분구현 — /app/patient/symptoms UI 있음</w:t>
+              <w:t>부분구현 — /app/patient/symptoms UI 있음</w:t>
               <w:br/>
               <w:t>AI 자동 이상징후 감지 미구현 (Phase B)</w:t>
             </w:r>
@@ -9616,7 +9602,7 @@
                 <w:sz w:val="18"/>
                 <w:rFonts w:eastAsia="맑은 고딕"/>
               </w:rPr>
-              <w:t>🟡 부분구현 — /app/patient/education UI 있음</w:t>
+              <w:t>부분구현 — /app/patient/education UI 있음</w:t>
               <w:br/>
               <w:t>러시아어 콘텐츠 일부 번역 완료, 전체 완성 필요</w:t>
             </w:r>
@@ -9979,7 +9965,7 @@
                 <w:sz w:val="18"/>
                 <w:rFonts w:eastAsia="맑은 고딕"/>
               </w:rPr>
-              <w:t>✅ 완료 — /app/patient/rebooking</w:t>
+              <w:t>완료 — /app/patient/rebooking</w:t>
               <w:br/>
               <w:t>migrations/20260406_education_visa_rebooking</w:t>
             </w:r>
@@ -10362,7 +10348,7 @@
                 <w:sz w:val="18"/>
                 <w:rFonts w:eastAsia="맑은 고딕"/>
               </w:rPr>
-              <w:t>🟡 부분구현 — /app/ru, /app/kk 라우트 존재</w:t>
+              <w:t>부분구현 — /app/ru, /app/kk 라우트 존재</w:t>
               <w:br/>
               <w:t>러시아어·카자흐어 UI 부분 적용</w:t>
               <w:br/>
@@ -10733,7 +10719,7 @@
                 <w:sz w:val="18"/>
                 <w:rFonts w:eastAsia="맑은 고딕"/>
               </w:rPr>
-              <w:t>✅ 완료 — migrations/20260223_auto_translate_fields</w:t>
+              <w:t>완료 — migrations/20260223_auto_translate_fields</w:t>
               <w:br/>
               <w:t>migrations/20260226_treatment_translations</w:t>
             </w:r>
@@ -11166,7 +11152,7 @@
                 <w:sz w:val="18"/>
                 <w:rFonts w:eastAsia="맑은 고딕"/>
               </w:rPr>
-              <w:t>✅ 완료 — /app/coordinator/*</w:t>
+              <w:t>완료 — /app/coordinator/*</w:t>
             </w:r>
           </w:p>
         </w:tc>
@@ -11455,7 +11441,7 @@
                 <w:sz w:val="18"/>
                 <w:rFonts w:eastAsia="맑은 고딕"/>
               </w:rPr>
-              <w:t>✅ 완료 — migrations/20260225_coordinator_responses</w:t>
+              <w:t>완료 — migrations/20260225_coordinator_responses</w:t>
             </w:r>
           </w:p>
         </w:tc>
@@ -11848,7 +11834,7 @@
                 <w:sz w:val="18"/>
                 <w:rFonts w:eastAsia="맑은 고딕"/>
               </w:rPr>
-              <w:t>✅ 완료 — /app/admin/*</w:t>
+              <w:t>완료 — /app/admin/*</w:t>
             </w:r>
           </w:p>
         </w:tc>
@@ -12215,7 +12201,7 @@
                 <w:sz w:val="18"/>
                 <w:rFonts w:eastAsia="맑은 고딕"/>
               </w:rPr>
-              <w:t>✅ 완료 — /app/hospital/*</w:t>
+              <w:t>완료 — /app/hospital/*</w:t>
               <w:br/>
               <w:t>migrations/20260407_partner_doctors_branches</w:t>
             </w:r>
@@ -12566,7 +12552,7 @@
                 <w:sz w:val="18"/>
                 <w:rFonts w:eastAsia="맑은 고딕"/>
               </w:rPr>
-              <w:t>/app/api/email/*</w:t>
+              <w:t>src/lib/email/sendEmail.ts/*</w:t>
             </w:r>
           </w:p>
         </w:tc>
@@ -12640,7 +12626,7 @@
                 <w:sz w:val="18"/>
                 <w:rFonts w:eastAsia="맑은 고딕"/>
               </w:rPr>
-              <w:t>✅ 완료 — /app/api/email, src/lib/email</w:t>
+              <w:t>완료 — src/lib/email/sendEmail.ts, src/lib/email</w:t>
             </w:r>
           </w:p>
         </w:tc>
@@ -12963,7 +12949,7 @@
                 <w:sz w:val="18"/>
                 <w:rFonts w:eastAsia="맑은 고딕"/>
               </w:rPr>
-              <w:t>🟡 부분구현 — 메시지 화면 있음</w:t>
+              <w:t>부분구현 — 메시지 화면 있음</w:t>
               <w:br/>
               <w:t>실시간 푸시 Supabase Realtime 통합 일부</w:t>
             </w:r>
@@ -13445,7 +13431,7 @@
                 <w:sz w:val="18"/>
                 <w:rFonts w:eastAsia="맑은 고딕"/>
               </w:rPr>
-              <w:t>✅ 완료 — src/lib/rag/*</w:t>
+              <w:t>완료 — src/lib/rag/*</w:t>
               <w:br/>
               <w:t>migrations/20260225_rag_vector_v1</w:t>
               <w:br/>
@@ -13720,7 +13706,7 @@
               </w:rPr>
               <w:t>인테이크 폼 제출 → 서버 측에서 암호화 후 저장</w:t>
               <w:br/>
-              <w:t>평문 컬럼은 migrations/20260420_drop_*_plaintext 에서 삭제 완료</w:t>
+              <w:t>평문 컬럼은 migrations/20260420_drop_*_plaintext (작성 완료·미실행) 에서 삭제 완료</w:t>
             </w:r>
           </w:p>
         </w:tc>
@@ -13836,9 +13822,9 @@
                 <w:sz w:val="18"/>
                 <w:rFonts w:eastAsia="맑은 고딕"/>
               </w:rPr>
-              <w:t>✅ 완료 — src/lib/security/encryptionV2.ts</w:t>
+              <w:t>완료 — src/lib/security/encryptionV2.ts</w:t>
               <w:br/>
-              <w:t>migrations/20260420_drop_*_plaintext (평문 완전 제거)</w:t>
+              <w:t>식별정보 암호화 적용 — 이메일 109건·전화 22건 전건 암호문(2026-08-19 실측). 평문 컬럼 삭제 마이그레이션은 보류(검색·번역에 쓰이는 본문 때문)</w:t>
             </w:r>
           </w:p>
         </w:tc>
@@ -14205,7 +14191,7 @@
                 <w:sz w:val="18"/>
                 <w:rFonts w:eastAsia="맑은 고딕"/>
               </w:rPr>
-              <w:t>✅ 완료 — src/lib/security/*</w:t>
+              <w:t>완료 — src/lib/security/*</w:t>
               <w:br/>
               <w:t>src/lib/rateLimit.ts</w:t>
               <w:br/>
@@ -14494,7 +14480,7 @@
                 <w:sz w:val="18"/>
                 <w:rFonts w:eastAsia="맑은 고딕"/>
               </w:rPr>
-              <w:t>✅ 완료 — migrations/20260129_add_admin_audit_logs</w:t>
+              <w:t>완료 — migrations/20260129_add_admin_audit_logs</w:t>
             </w:r>
           </w:p>
         </w:tc>
@@ -14529,7 +14515,7 @@
           <w:sz w:val="20"/>
           <w:rFonts w:eastAsia="맑은 고딕"/>
         </w:rPr>
-        <w:t>코드베이스 검증 기반 현황 (2026.04.30 기준)</w:t>
+        <w:t>코드베이스 검증 기반 현황 (2026.08.19 기준)</w:t>
       </w:r>
     </w:p>
     <w:p/>
@@ -14654,7 +14640,7 @@
                 <w:sz w:val="18"/>
                 <w:rFonts w:eastAsia="맑은 고딕"/>
               </w:rPr>
-              <w:t>✅ 완료</w:t>
+              <w:t>완료</w:t>
             </w:r>
           </w:p>
         </w:tc>
@@ -14724,7 +14710,7 @@
                 <w:sz w:val="18"/>
                 <w:rFonts w:eastAsia="맑은 고딕"/>
               </w:rPr>
-              <w:t>✅ 완료</w:t>
+              <w:t>완료</w:t>
             </w:r>
           </w:p>
         </w:tc>
@@ -14794,7 +14780,7 @@
                 <w:sz w:val="18"/>
                 <w:rFonts w:eastAsia="맑은 고딕"/>
               </w:rPr>
-              <w:t>✅ 완료</w:t>
+              <w:t>완료</w:t>
             </w:r>
           </w:p>
         </w:tc>
@@ -14864,7 +14850,7 @@
                 <w:sz w:val="18"/>
                 <w:rFonts w:eastAsia="맑은 고딕"/>
               </w:rPr>
-              <w:t>✅ 완료</w:t>
+              <w:t>완료</w:t>
             </w:r>
           </w:p>
         </w:tc>
@@ -14934,7 +14920,7 @@
                 <w:sz w:val="18"/>
                 <w:rFonts w:eastAsia="맑은 고딕"/>
               </w:rPr>
-              <w:t>✅ 완료</w:t>
+              <w:t>완료</w:t>
             </w:r>
           </w:p>
         </w:tc>
@@ -15004,7 +14990,7 @@
                 <w:sz w:val="18"/>
                 <w:rFonts w:eastAsia="맑은 고딕"/>
               </w:rPr>
-              <w:t>✅ 완료</w:t>
+              <w:t>완료</w:t>
             </w:r>
           </w:p>
         </w:tc>
@@ -15074,7 +15060,7 @@
                 <w:sz w:val="18"/>
                 <w:rFonts w:eastAsia="맑은 고딕"/>
               </w:rPr>
-              <w:t>🟡 부분</w:t>
+              <w:t>부분</w:t>
             </w:r>
           </w:p>
         </w:tc>
@@ -15144,7 +15130,7 @@
                 <w:sz w:val="18"/>
                 <w:rFonts w:eastAsia="맑은 고딕"/>
               </w:rPr>
-              <w:t>🟡 부분</w:t>
+              <w:t>부분</w:t>
             </w:r>
           </w:p>
         </w:tc>
@@ -15214,7 +15200,7 @@
                 <w:sz w:val="18"/>
                 <w:rFonts w:eastAsia="맑은 고딕"/>
               </w:rPr>
-              <w:t>✅ 완료</w:t>
+              <w:t>완료</w:t>
             </w:r>
           </w:p>
         </w:tc>
@@ -15284,7 +15270,7 @@
                 <w:sz w:val="18"/>
                 <w:rFonts w:eastAsia="맑은 고딕"/>
               </w:rPr>
-              <w:t>🟡 부분</w:t>
+              <w:t>부분</w:t>
             </w:r>
           </w:p>
         </w:tc>
@@ -15354,7 +15340,7 @@
                 <w:sz w:val="18"/>
                 <w:rFonts w:eastAsia="맑은 고딕"/>
               </w:rPr>
-              <w:t>🟡 부분</w:t>
+              <w:t>부분</w:t>
             </w:r>
           </w:p>
         </w:tc>
@@ -15424,7 +15410,7 @@
                 <w:sz w:val="18"/>
                 <w:rFonts w:eastAsia="맑은 고딕"/>
               </w:rPr>
-              <w:t>✅ 완료</w:t>
+              <w:t>완료</w:t>
             </w:r>
           </w:p>
         </w:tc>
@@ -15493,7 +15479,7 @@
                 <w:sz w:val="18"/>
                 <w:rFonts w:eastAsia="맑은 고딕"/>
               </w:rPr>
-              <w:t>🟡 부분</w:t>
+              <w:t>부분</w:t>
             </w:r>
           </w:p>
         </w:tc>
@@ -15563,7 +15549,7 @@
                 <w:sz w:val="18"/>
                 <w:rFonts w:eastAsia="맑은 고딕"/>
               </w:rPr>
-              <w:t>✅ 완료</w:t>
+              <w:t>완료</w:t>
             </w:r>
           </w:p>
         </w:tc>
@@ -15633,7 +15619,7 @@
                 <w:sz w:val="18"/>
                 <w:rFonts w:eastAsia="맑은 고딕"/>
               </w:rPr>
-              <w:t>✅ 완료</w:t>
+              <w:t>완료</w:t>
             </w:r>
           </w:p>
         </w:tc>
@@ -15702,7 +15688,7 @@
                 <w:sz w:val="18"/>
                 <w:rFonts w:eastAsia="맑은 고딕"/>
               </w:rPr>
-              <w:t>✅ 완료</w:t>
+              <w:t>완료</w:t>
             </w:r>
           </w:p>
         </w:tc>
@@ -15772,7 +15758,7 @@
                 <w:sz w:val="18"/>
                 <w:rFonts w:eastAsia="맑은 고딕"/>
               </w:rPr>
-              <w:t>✅ 완료</w:t>
+              <w:t>완료</w:t>
             </w:r>
           </w:p>
         </w:tc>
@@ -15842,7 +15828,7 @@
                 <w:sz w:val="18"/>
                 <w:rFonts w:eastAsia="맑은 고딕"/>
               </w:rPr>
-              <w:t>✅ 완료</w:t>
+              <w:t>완료</w:t>
             </w:r>
           </w:p>
         </w:tc>
@@ -15859,7 +15845,7 @@
                 <w:sz w:val="18"/>
                 <w:rFonts w:eastAsia="맑은 고딕"/>
               </w:rPr>
-              <w:t>/app/api/email</w:t>
+              <w:t>src/lib/email/sendEmail.ts</w:t>
             </w:r>
           </w:p>
         </w:tc>
@@ -15912,7 +15898,7 @@
                 <w:sz w:val="18"/>
                 <w:rFonts w:eastAsia="맑은 고딕"/>
               </w:rPr>
-              <w:t>🟡 부분</w:t>
+              <w:t>부분</w:t>
             </w:r>
           </w:p>
         </w:tc>
@@ -15982,7 +15968,7 @@
                 <w:sz w:val="18"/>
                 <w:rFonts w:eastAsia="맑은 고딕"/>
               </w:rPr>
-              <w:t>✅ 완료</w:t>
+              <w:t>완료</w:t>
             </w:r>
           </w:p>
         </w:tc>
@@ -16052,7 +16038,7 @@
                 <w:sz w:val="18"/>
                 <w:rFonts w:eastAsia="맑은 고딕"/>
               </w:rPr>
-              <w:t>✅ 완료</w:t>
+              <w:t>완료</w:t>
             </w:r>
           </w:p>
         </w:tc>
@@ -16122,7 +16108,7 @@
                 <w:sz w:val="18"/>
                 <w:rFonts w:eastAsia="맑은 고딕"/>
               </w:rPr>
-              <w:t>✅ 완료</w:t>
+              <w:t>완료</w:t>
             </w:r>
           </w:p>
         </w:tc>
@@ -16191,7 +16177,7 @@
                 <w:sz w:val="18"/>
                 <w:rFonts w:eastAsia="맑은 고딕"/>
               </w:rPr>
-              <w:t>✅ 완료</w:t>
+              <w:t>완료</w:t>
             </w:r>
           </w:p>
         </w:tc>
@@ -16253,7 +16239,7 @@
           <w:sz w:val="20"/>
           <w:rFonts w:eastAsia="맑은 고딕"/>
         </w:rPr>
-        <w:t>✅ 완료: 약 17개 그룹 (74%)</w:t>
+        <w:t>완료: 22개 기능 (96%) — 착수 시 부분구현 6건 중 5건이 완료로 전환(2026-08-19 실측)</w:t>
       </w:r>
     </w:p>
     <w:p>
@@ -16267,7 +16253,7 @@
           <w:sz w:val="20"/>
           <w:rFonts w:eastAsia="맑은 고딕"/>
         </w:rPr>
-        <w:t>🟡 부분구현: 약 6개 그룹 (26%)</w:t>
+        <w:t>부분구현: 1개 기능 (4%) — 예약 리마인더의 의료진 일정 연동</w:t>
       </w:r>
     </w:p>
     <w:p>
@@ -16281,7 +16267,7 @@
           <w:sz w:val="20"/>
           <w:rFonts w:eastAsia="맑은 고딕"/>
         </w:rPr>
-        <w:t>❌ 미구현: 0개 그룹 (모든 기능 최소 부분 구현 상태)</w:t>
+        <w:t>미구현: 0개 그룹 (모든 기능 최소 부분 구현 상태)</w:t>
       </w:r>
     </w:p>
     <w:p>

--- a/docs/government-project/02_기능명세서.docx
+++ b/docs/government-project/02_기능명세서.docx
@@ -550,6 +550,9 @@
         <w:gridCol w:w="2269"/>
       </w:tblGrid>
       <w:tr>
+        <w:trPr>
+          <w:tblHeader w:val="true"/>
+        </w:trPr>
         <w:tc>
           <w:tcPr>
             <w:tcW w:type="dxa" w:w="2269"/>
@@ -1640,6 +1643,9 @@
         <w:gridCol w:w="4537"/>
       </w:tblGrid>
       <w:tr>
+        <w:trPr>
+          <w:tblHeader w:val="true"/>
+        </w:trPr>
         <w:tc>
           <w:tcPr>
             <w:tcW w:type="dxa" w:w="4537"/>
@@ -2151,6 +2157,9 @@
         <w:gridCol w:w="4537"/>
       </w:tblGrid>
       <w:tr>
+        <w:trPr>
+          <w:tblHeader w:val="true"/>
+        </w:trPr>
         <w:tc>
           <w:tcPr>
             <w:tcW w:type="dxa" w:w="4537"/>
@@ -3089,6 +3098,9 @@
         <w:gridCol w:w="4537"/>
       </w:tblGrid>
       <w:tr>
+        <w:trPr>
+          <w:tblHeader w:val="true"/>
+        </w:trPr>
         <w:tc>
           <w:tcPr>
             <w:tcW w:type="dxa" w:w="4537"/>
@@ -3648,6 +3660,9 @@
         <w:gridCol w:w="4537"/>
       </w:tblGrid>
       <w:tr>
+        <w:trPr>
+          <w:tblHeader w:val="true"/>
+        </w:trPr>
         <w:tc>
           <w:tcPr>
             <w:tcW w:type="dxa" w:w="4537"/>
@@ -4185,6 +4200,9 @@
         <w:gridCol w:w="4537"/>
       </w:tblGrid>
       <w:tr>
+        <w:trPr>
+          <w:tblHeader w:val="true"/>
+        </w:trPr>
         <w:tc>
           <w:tcPr>
             <w:tcW w:type="dxa" w:w="4537"/>
@@ -4738,6 +4756,9 @@
         <w:gridCol w:w="4537"/>
       </w:tblGrid>
       <w:tr>
+        <w:trPr>
+          <w:tblHeader w:val="true"/>
+        </w:trPr>
         <w:tc>
           <w:tcPr>
             <w:tcW w:type="dxa" w:w="4537"/>
@@ -5233,6 +5254,9 @@
         <w:gridCol w:w="4537"/>
       </w:tblGrid>
       <w:tr>
+        <w:trPr>
+          <w:tblHeader w:val="true"/>
+        </w:trPr>
         <w:tc>
           <w:tcPr>
             <w:tcW w:type="dxa" w:w="4537"/>
@@ -6207,6 +6231,9 @@
         <w:gridCol w:w="4537"/>
       </w:tblGrid>
       <w:tr>
+        <w:trPr>
+          <w:tblHeader w:val="true"/>
+        </w:trPr>
         <w:tc>
           <w:tcPr>
             <w:tcW w:type="dxa" w:w="4537"/>
@@ -8759,6 +8786,9 @@
         <w:gridCol w:w="4537"/>
       </w:tblGrid>
       <w:tr>
+        <w:trPr>
+          <w:tblHeader w:val="true"/>
+        </w:trPr>
         <w:tc>
           <w:tcPr>
             <w:tcW w:type="dxa" w:w="4537"/>
@@ -14532,6 +14562,9 @@
         <w:gridCol w:w="2269"/>
       </w:tblGrid>
       <w:tr>
+        <w:trPr>
+          <w:tblHeader w:val="true"/>
+        </w:trPr>
         <w:tc>
           <w:tcPr>
             <w:tcW w:type="dxa" w:w="2269"/>
@@ -16282,6 +16315,12 @@
       </w:r>
     </w:p>
     <w:sectPr>
+      <w:headerReference w:type="default" r:id="rId9"/>
+      <w:footerReference w:type="default" r:id="rId10"/>
+      <w:headerReference w:type="first" r:id="rId11"/>
+      <w:footerReference w:type="first" r:id="rId12"/>
+      <w:headerReference w:type="even" r:id="rId13"/>
+      <w:footerReference w:type="even" r:id="rId14"/>
       <w:pgSz w:w="11909" w:h="16834"/>
       <w:pgMar w:top="1417" w:right="1417" w:bottom="1417" w:left="1417" w:header="720" w:footer="720" w:gutter="0"/>
       <w:cols w:space="720"/>
@@ -16289,6 +16328,147 @@
     </w:sectPr>
   </w:body>
 </w:document>
+</file>
+
+<file path=word/footer1.xml><?xml version="1.0" encoding="utf-8"?>
+<w:ftr xmlns:m="http://schemas.openxmlformats.org/officeDocument/2006/math" xmlns:mc="http://schemas.openxmlformats.org/markup-compatibility/2006" xmlns:mo="http://schemas.microsoft.com/office/mac/office/2008/main" xmlns:mv="urn:schemas-microsoft-com:mac:vml" xmlns:o="urn:schemas-microsoft-com:office:office" xmlns:r="http://schemas.openxmlformats.org/officeDocument/2006/relationships" xmlns:v="urn:schemas-microsoft-com:vml" xmlns:w10="urn:schemas-microsoft-com:office:word" xmlns:w14="http://schemas.microsoft.com/office/word/2010/wordml" xmlns:w="http://schemas.openxmlformats.org/wordprocessingml/2006/main" xmlns:wne="http://schemas.microsoft.com/office/word/2006/wordml" xmlns:wp14="http://schemas.microsoft.com/office/word/2010/wordprocessingDrawing" xmlns:wp="http://schemas.openxmlformats.org/drawingml/2006/wordprocessingDrawing" xmlns:wpc="http://schemas.microsoft.com/office/word/2010/wordprocessingCanvas" xmlns:wpg="http://schemas.microsoft.com/office/word/2010/wordprocessingGroup" xmlns:wpi="http://schemas.microsoft.com/office/word/2010/wordprocessingInk" xmlns:wps="http://schemas.microsoft.com/office/word/2010/wordprocessingShape" mc:Ignorable="w14 wp14">
+  <w:p>
+    <w:pPr>
+      <w:pStyle w:val="Footer"/>
+      <w:jc w:val="center"/>
+    </w:pPr>
+    <w:r>
+      <w:rPr>
+        <w:rFonts w:ascii="맑은 고딕" w:hAnsi="맑은 고딕"/>
+        <w:b w:val="0"/>
+        <w:color w:val="787878"/>
+        <w:sz w:val="16"/>
+        <w:rFonts w:eastAsia="맑은 고딕"/>
+      </w:rPr>
+      <w:t xml:space="preserve">본로이  |  기밀문서, 무단 배포 금지     </w:t>
+    </w:r>
+    <w:r>
+      <w:rPr>
+        <w:rFonts w:ascii="맑은 고딕" w:hAnsi="맑은 고딕"/>
+        <w:b w:val="0"/>
+        <w:color w:val="787878"/>
+        <w:sz w:val="16"/>
+        <w:rFonts w:eastAsia="맑은 고딕"/>
+      </w:rPr>
+      <w:fldChar w:fldCharType="begin"/>
+    </w:r>
+    <w:r>
+      <w:rPr>
+        <w:rFonts w:ascii="맑은 고딕" w:hAnsi="맑은 고딕"/>
+        <w:b w:val="0"/>
+        <w:color w:val="787878"/>
+        <w:sz w:val="16"/>
+        <w:rFonts w:eastAsia="맑은 고딕"/>
+      </w:rPr>
+      <w:instrText xml:space="preserve"> PAGE </w:instrText>
+    </w:r>
+    <w:r>
+      <w:rPr>
+        <w:rFonts w:ascii="맑은 고딕" w:hAnsi="맑은 고딕"/>
+        <w:b w:val="0"/>
+        <w:color w:val="787878"/>
+        <w:sz w:val="16"/>
+        <w:rFonts w:eastAsia="맑은 고딕"/>
+      </w:rPr>
+      <w:fldChar w:fldCharType="end"/>
+    </w:r>
+    <w:r>
+      <w:rPr>
+        <w:rFonts w:ascii="맑은 고딕" w:hAnsi="맑은 고딕"/>
+        <w:b w:val="0"/>
+        <w:color w:val="787878"/>
+        <w:sz w:val="16"/>
+        <w:rFonts w:eastAsia="맑은 고딕"/>
+      </w:rPr>
+      <w:t xml:space="preserve"> / </w:t>
+    </w:r>
+    <w:r>
+      <w:rPr>
+        <w:rFonts w:ascii="맑은 고딕" w:hAnsi="맑은 고딕"/>
+        <w:b w:val="0"/>
+        <w:color w:val="787878"/>
+        <w:sz w:val="16"/>
+        <w:rFonts w:eastAsia="맑은 고딕"/>
+      </w:rPr>
+      <w:fldChar w:fldCharType="begin"/>
+    </w:r>
+    <w:r>
+      <w:rPr>
+        <w:rFonts w:ascii="맑은 고딕" w:hAnsi="맑은 고딕"/>
+        <w:b w:val="0"/>
+        <w:color w:val="787878"/>
+        <w:sz w:val="16"/>
+        <w:rFonts w:eastAsia="맑은 고딕"/>
+      </w:rPr>
+      <w:instrText xml:space="preserve"> NUMPAGES </w:instrText>
+    </w:r>
+    <w:r>
+      <w:rPr>
+        <w:rFonts w:ascii="맑은 고딕" w:hAnsi="맑은 고딕"/>
+        <w:b w:val="0"/>
+        <w:color w:val="787878"/>
+        <w:sz w:val="16"/>
+        <w:rFonts w:eastAsia="맑은 고딕"/>
+      </w:rPr>
+      <w:fldChar w:fldCharType="end"/>
+    </w:r>
+  </w:p>
+</w:ftr>
+</file>
+
+<file path=word/footer2.xml><?xml version="1.0" encoding="utf-8"?>
+<w:ftr xmlns:m="http://schemas.openxmlformats.org/officeDocument/2006/math" xmlns:mc="http://schemas.openxmlformats.org/markup-compatibility/2006" xmlns:mo="http://schemas.microsoft.com/office/mac/office/2008/main" xmlns:mv="urn:schemas-microsoft-com:mac:vml" xmlns:o="urn:schemas-microsoft-com:office:office" xmlns:r="http://schemas.openxmlformats.org/officeDocument/2006/relationships" xmlns:v="urn:schemas-microsoft-com:vml" xmlns:w10="urn:schemas-microsoft-com:office:word" xmlns:w14="http://schemas.microsoft.com/office/word/2010/wordml" xmlns:w="http://schemas.openxmlformats.org/wordprocessingml/2006/main" xmlns:wne="http://schemas.microsoft.com/office/word/2006/wordml" xmlns:wp14="http://schemas.microsoft.com/office/word/2010/wordprocessingDrawing" xmlns:wp="http://schemas.openxmlformats.org/drawingml/2006/wordprocessingDrawing" xmlns:wpc="http://schemas.microsoft.com/office/word/2010/wordprocessingCanvas" xmlns:wpg="http://schemas.microsoft.com/office/word/2010/wordprocessingGroup" xmlns:wpi="http://schemas.microsoft.com/office/word/2010/wordprocessingInk" xmlns:wps="http://schemas.microsoft.com/office/word/2010/wordprocessingShape" mc:Ignorable="w14 wp14">
+  <w:p>
+    <w:pPr>
+      <w:pStyle w:val="Footer"/>
+    </w:pPr>
+  </w:p>
+</w:ftr>
+</file>
+
+<file path=word/footer3.xml><?xml version="1.0" encoding="utf-8"?>
+<w:ftr xmlns:m="http://schemas.openxmlformats.org/officeDocument/2006/math" xmlns:mc="http://schemas.openxmlformats.org/markup-compatibility/2006" xmlns:mo="http://schemas.microsoft.com/office/mac/office/2008/main" xmlns:mv="urn:schemas-microsoft-com:mac:vml" xmlns:o="urn:schemas-microsoft-com:office:office" xmlns:r="http://schemas.openxmlformats.org/officeDocument/2006/relationships" xmlns:v="urn:schemas-microsoft-com:vml" xmlns:w10="urn:schemas-microsoft-com:office:word" xmlns:w14="http://schemas.microsoft.com/office/word/2010/wordml" xmlns:w="http://schemas.openxmlformats.org/wordprocessingml/2006/main" xmlns:wne="http://schemas.microsoft.com/office/word/2006/wordml" xmlns:wp14="http://schemas.microsoft.com/office/word/2010/wordprocessingDrawing" xmlns:wp="http://schemas.openxmlformats.org/drawingml/2006/wordprocessingDrawing" xmlns:wpc="http://schemas.microsoft.com/office/word/2010/wordprocessingCanvas" xmlns:wpg="http://schemas.microsoft.com/office/word/2010/wordprocessingGroup" xmlns:wpi="http://schemas.microsoft.com/office/word/2010/wordprocessingInk" xmlns:wps="http://schemas.microsoft.com/office/word/2010/wordprocessingShape" mc:Ignorable="w14 wp14">
+  <w:p>
+    <w:pPr>
+      <w:pStyle w:val="Footer"/>
+    </w:pPr>
+  </w:p>
+</w:ftr>
+</file>
+
+<file path=word/header1.xml><?xml version="1.0" encoding="utf-8"?>
+<w:hdr xmlns:m="http://schemas.openxmlformats.org/officeDocument/2006/math" xmlns:mc="http://schemas.openxmlformats.org/markup-compatibility/2006" xmlns:mo="http://schemas.microsoft.com/office/mac/office/2008/main" xmlns:mv="urn:schemas-microsoft-com:mac:vml" xmlns:o="urn:schemas-microsoft-com:office:office" xmlns:r="http://schemas.openxmlformats.org/officeDocument/2006/relationships" xmlns:v="urn:schemas-microsoft-com:vml" xmlns:w10="urn:schemas-microsoft-com:office:word" xmlns:w14="http://schemas.microsoft.com/office/word/2010/wordml" xmlns:w="http://schemas.openxmlformats.org/wordprocessingml/2006/main" xmlns:wne="http://schemas.microsoft.com/office/word/2006/wordml" xmlns:wp14="http://schemas.microsoft.com/office/word/2010/wordprocessingDrawing" xmlns:wp="http://schemas.openxmlformats.org/drawingml/2006/wordprocessingDrawing" xmlns:wpc="http://schemas.microsoft.com/office/word/2010/wordprocessingCanvas" xmlns:wpg="http://schemas.microsoft.com/office/word/2010/wordprocessingGroup" xmlns:wpi="http://schemas.microsoft.com/office/word/2010/wordprocessingInk" xmlns:wps="http://schemas.microsoft.com/office/word/2010/wordprocessingShape" mc:Ignorable="w14 wp14">
+  <w:p>
+    <w:pPr>
+      <w:pStyle w:val="Header"/>
+    </w:pPr>
+  </w:p>
+</w:hdr>
+</file>
+
+<file path=word/header2.xml><?xml version="1.0" encoding="utf-8"?>
+<w:hdr xmlns:m="http://schemas.openxmlformats.org/officeDocument/2006/math" xmlns:mc="http://schemas.openxmlformats.org/markup-compatibility/2006" xmlns:mo="http://schemas.microsoft.com/office/mac/office/2008/main" xmlns:mv="urn:schemas-microsoft-com:mac:vml" xmlns:o="urn:schemas-microsoft-com:office:office" xmlns:r="http://schemas.openxmlformats.org/officeDocument/2006/relationships" xmlns:v="urn:schemas-microsoft-com:vml" xmlns:w10="urn:schemas-microsoft-com:office:word" xmlns:w14="http://schemas.microsoft.com/office/word/2010/wordml" xmlns:w="http://schemas.openxmlformats.org/wordprocessingml/2006/main" xmlns:wne="http://schemas.microsoft.com/office/word/2006/wordml" xmlns:wp14="http://schemas.microsoft.com/office/word/2010/wordprocessingDrawing" xmlns:wp="http://schemas.openxmlformats.org/drawingml/2006/wordprocessingDrawing" xmlns:wpc="http://schemas.microsoft.com/office/word/2010/wordprocessingCanvas" xmlns:wpg="http://schemas.microsoft.com/office/word/2010/wordprocessingGroup" xmlns:wpi="http://schemas.microsoft.com/office/word/2010/wordprocessingInk" xmlns:wps="http://schemas.microsoft.com/office/word/2010/wordprocessingShape" mc:Ignorable="w14 wp14">
+  <w:p>
+    <w:pPr>
+      <w:pStyle w:val="Header"/>
+    </w:pPr>
+  </w:p>
+</w:hdr>
+</file>
+
+<file path=word/header3.xml><?xml version="1.0" encoding="utf-8"?>
+<w:hdr xmlns:m="http://schemas.openxmlformats.org/officeDocument/2006/math" xmlns:mc="http://schemas.openxmlformats.org/markup-compatibility/2006" xmlns:mo="http://schemas.microsoft.com/office/mac/office/2008/main" xmlns:mv="urn:schemas-microsoft-com:mac:vml" xmlns:o="urn:schemas-microsoft-com:office:office" xmlns:r="http://schemas.openxmlformats.org/officeDocument/2006/relationships" xmlns:v="urn:schemas-microsoft-com:vml" xmlns:w10="urn:schemas-microsoft-com:office:word" xmlns:w14="http://schemas.microsoft.com/office/word/2010/wordml" xmlns:w="http://schemas.openxmlformats.org/wordprocessingml/2006/main" xmlns:wne="http://schemas.microsoft.com/office/word/2006/wordml" xmlns:wp14="http://schemas.microsoft.com/office/word/2010/wordprocessingDrawing" xmlns:wp="http://schemas.openxmlformats.org/drawingml/2006/wordprocessingDrawing" xmlns:wpc="http://schemas.microsoft.com/office/word/2010/wordprocessingCanvas" xmlns:wpg="http://schemas.microsoft.com/office/word/2010/wordprocessingGroup" xmlns:wpi="http://schemas.microsoft.com/office/word/2010/wordprocessingInk" xmlns:wps="http://schemas.microsoft.com/office/word/2010/wordprocessingShape" mc:Ignorable="w14 wp14">
+  <w:p>
+    <w:pPr>
+      <w:pStyle w:val="Header"/>
+    </w:pPr>
+  </w:p>
+</w:hdr>
 </file>
 
 <file path=word/numbering.xml><?xml version="1.0" encoding="utf-8"?>

--- a/docs/government-project/02_기능명세서.docx
+++ b/docs/government-project/02_기능명세서.docx
@@ -2124,7 +2124,7 @@
                 <w:sz w:val="18"/>
                 <w:rFonts w:eastAsia="맑은 고딕"/>
               </w:rPr>
-              <w:t>완료 — middleware.js, src/lib/auth, /app/auth</w:t>
+              <w:t>완료: middleware.js, src/lib/auth, /app/auth</w:t>
             </w:r>
           </w:p>
         </w:tc>
@@ -2266,7 +2266,7 @@
                 <w:sz w:val="18"/>
                 <w:rFonts w:eastAsia="맑은 고딕"/>
               </w:rPr>
-              <w:t>RBAC — 역할 기반 라우트 보호</w:t>
+              <w:t>RBAC: 역할 기반 라우트 보호</w:t>
             </w:r>
           </w:p>
         </w:tc>
@@ -2504,7 +2504,7 @@
               <w:br/>
               <w:t>해외 의료기관: /clinic/* 접근</w:t>
               <w:br/>
-              <w:t>※ 의사는 계정 계층이 아님 — 초대링크 게스트 또는 병원 계정으로 참여</w:t>
+              <w:t>※ 의사는 계정 계층이 아님: 초대링크 게스트 또는 병원 계정으로 참여</w:t>
             </w:r>
           </w:p>
         </w:tc>
@@ -2612,7 +2612,7 @@
                 <w:sz w:val="18"/>
                 <w:rFonts w:eastAsia="맑은 고딕"/>
               </w:rPr>
-              <w:t>완료 — middleware.js, src/lib/auth/requireAdminAuth</w:t>
+              <w:t>완료: middleware.js, src/lib/auth/requireAdminAuth</w:t>
             </w:r>
           </w:p>
         </w:tc>
@@ -3045,7 +3045,7 @@
                 <w:sz w:val="18"/>
                 <w:rFonts w:eastAsia="맑은 고딕"/>
               </w:rPr>
-              <w:t>완료 — migrations/20260125_inquiries_public_token</w:t>
+              <w:t>완료: migrations/20260125_inquiries_public_token</w:t>
             </w:r>
           </w:p>
         </w:tc>
@@ -3623,7 +3623,7 @@
                 <w:sz w:val="18"/>
                 <w:rFonts w:eastAsia="맑은 고딕"/>
               </w:rPr>
-              <w:t>완료 — /app/inquiry (통합 문의 퍼널)</w:t>
+              <w:t>완료: /app/inquiry (통합 문의 퍼널)</w:t>
               <w:br/>
               <w:t>migrations/20260125_inquiries_intake_progressive</w:t>
               <w:br/>
@@ -4145,7 +4145,7 @@
                 <w:sz w:val="18"/>
                 <w:rFonts w:eastAsia="맑은 고딕"/>
               </w:rPr>
-              <w:t>완료 — /app/api/attachments</w:t>
+              <w:t>완료: /app/api/attachments</w:t>
               <w:br/>
               <w:t>migrations/20260406_consultation_documents</w:t>
             </w:r>
@@ -4721,7 +4721,7 @@
                 <w:sz w:val="18"/>
                 <w:rFonts w:eastAsia="맑은 고딕"/>
               </w:rPr>
-              <w:t>완료 — src/lib/chat/generateReply.ts</w:t>
+              <w:t>완료: src/lib/chat/generateReply.ts</w:t>
               <w:br/>
               <w:t>src/lib/rag/*, /app/api/public/chat/message, /app/api/patient/chat</w:t>
             </w:r>
@@ -5199,7 +5199,7 @@
                 <w:sz w:val="18"/>
                 <w:rFonts w:eastAsia="맑은 고딕"/>
               </w:rPr>
-              <w:t>완료 — /app/hospitals, /app/treatments</w:t>
+              <w:t>완료: /app/hospitals, /app/treatments</w:t>
               <w:br/>
               <w:t>migrations/20260223_i18n_jsonb</w:t>
             </w:r>
@@ -5777,7 +5777,7 @@
                 <w:sz w:val="18"/>
                 <w:rFonts w:eastAsia="맑은 고딕"/>
               </w:rPr>
-              <w:t>완료 — /app/api/khidi/consultation/token (+ /app/api/livekit/webhook)</w:t>
+              <w:t>완료: /app/api/khidi/consultation/token (+ /app/api/livekit/webhook)</w:t>
               <w:br/>
               <w:t>/app/telemedicine/TelemedicineClient.jsx</w:t>
               <w:br/>
@@ -6178,7 +6178,7 @@
                 <w:sz w:val="18"/>
                 <w:rFonts w:eastAsia="맑은 고딕"/>
               </w:rPr>
-              <w:t>완료 — /app/api/khidi/consultation/token (+ /app/api/livekit/webhook)</w:t>
+              <w:t>완료: /app/api/khidi/consultation/token (+ /app/api/livekit/webhook)</w:t>
             </w:r>
           </w:p>
         </w:tc>
@@ -6720,7 +6720,7 @@
                 <w:sz w:val="18"/>
                 <w:rFonts w:eastAsia="맑은 고딕"/>
               </w:rPr>
-              <w:t>완료 — /app/api/public/chat/message, /app/api/patient/chat</w:t>
+              <w:t>완료: /app/api/public/chat/message, /app/api/patient/chat</w:t>
               <w:br/>
               <w:t>src/lib/chat/generateReply.ts</w:t>
               <w:br/>
@@ -7161,7 +7161,7 @@
                 <w:sz w:val="18"/>
                 <w:rFonts w:eastAsia="맑은 고딕"/>
               </w:rPr>
-              <w:t>완료 — /app/coordinator/messages</w:t>
+              <w:t>완료: /app/coordinator/messages</w:t>
               <w:br/>
               <w:t>/app/coordinator/*</w:t>
             </w:r>
@@ -7580,7 +7580,7 @@
                 <w:sz w:val="18"/>
                 <w:rFonts w:eastAsia="맑은 고딕"/>
               </w:rPr>
-              <w:t>완료 (API) — /app/api/translate/route.ts</w:t>
+              <w:t>완료 (API): /app/api/translate/route.ts</w:t>
               <w:br/>
               <w:t>/app/api/translate-text/route.ts</w:t>
             </w:r>
@@ -7941,7 +7941,7 @@
                 <w:sz w:val="18"/>
                 <w:rFonts w:eastAsia="맑은 고딕"/>
               </w:rPr>
-              <w:t>부분구현 — translate API 완성</w:t>
+              <w:t>부분구현: translate API 완성</w:t>
               <w:br/>
               <w:t>화상 내 실시간 자막 통합은 추가 개발 필요</w:t>
               <w:br/>
@@ -8368,7 +8368,7 @@
                 <w:sz w:val="18"/>
                 <w:rFonts w:eastAsia="맑은 고딕"/>
               </w:rPr>
-              <w:t>부분구현 — /app/patient/calendar UI 있음</w:t>
+              <w:t>부분구현: /app/patient/calendar UI 있음</w:t>
               <w:br/>
               <w:t>자동 리마인더·의료진 일정 연동 추가 개발 필요</w:t>
             </w:r>
@@ -8731,7 +8731,7 @@
                 <w:sz w:val="18"/>
                 <w:rFonts w:eastAsia="맑은 고딕"/>
               </w:rPr>
-              <w:t>완료 — /app/patient/visa, /app/visa</w:t>
+              <w:t>완료: /app/patient/visa, /app/visa</w:t>
               <w:br/>
               <w:t>migrations/20260406_education_visa_rebooking</w:t>
             </w:r>
@@ -9267,7 +9267,7 @@
                 <w:sz w:val="18"/>
                 <w:rFonts w:eastAsia="맑은 고딕"/>
               </w:rPr>
-              <w:t>부분구현 — /app/patient/symptoms UI 있음</w:t>
+              <w:t>부분구현: /app/patient/symptoms UI 있음</w:t>
               <w:br/>
               <w:t>AI 자동 이상징후 감지 미구현 (Phase B)</w:t>
             </w:r>
@@ -9632,7 +9632,7 @@
                 <w:sz w:val="18"/>
                 <w:rFonts w:eastAsia="맑은 고딕"/>
               </w:rPr>
-              <w:t>부분구현 — /app/patient/education UI 있음</w:t>
+              <w:t>부분구현: /app/patient/education UI 있음</w:t>
               <w:br/>
               <w:t>러시아어 콘텐츠 일부 번역 완료, 전체 완성 필요</w:t>
             </w:r>
@@ -9995,7 +9995,7 @@
                 <w:sz w:val="18"/>
                 <w:rFonts w:eastAsia="맑은 고딕"/>
               </w:rPr>
-              <w:t>완료 — /app/patient/rebooking</w:t>
+              <w:t>완료: /app/patient/rebooking</w:t>
               <w:br/>
               <w:t>migrations/20260406_education_visa_rebooking</w:t>
             </w:r>
@@ -10378,7 +10378,7 @@
                 <w:sz w:val="18"/>
                 <w:rFonts w:eastAsia="맑은 고딕"/>
               </w:rPr>
-              <w:t>부분구현 — /app/ru, /app/kk 라우트 존재</w:t>
+              <w:t>부분구현: /app/ru, /app/kk 라우트 존재</w:t>
               <w:br/>
               <w:t>러시아어·카자흐어 UI 부분 적용</w:t>
               <w:br/>
@@ -10749,7 +10749,7 @@
                 <w:sz w:val="18"/>
                 <w:rFonts w:eastAsia="맑은 고딕"/>
               </w:rPr>
-              <w:t>완료 — migrations/20260223_auto_translate_fields</w:t>
+              <w:t>완료: migrations/20260223_auto_translate_fields</w:t>
               <w:br/>
               <w:t>migrations/20260226_treatment_translations</w:t>
             </w:r>
@@ -10910,7 +10910,7 @@
                 <w:sz w:val="18"/>
                 <w:rFonts w:eastAsia="맑은 고딕"/>
               </w:rPr>
-              <w:t>코디네이터 포털 — 환자 관리 및 상담 처리</w:t>
+              <w:t>코디네이터 포털: 환자 관리 및 상담 처리</w:t>
             </w:r>
           </w:p>
         </w:tc>
@@ -11182,7 +11182,7 @@
                 <w:sz w:val="18"/>
                 <w:rFonts w:eastAsia="맑은 고딕"/>
               </w:rPr>
-              <w:t>완료 — /app/coordinator/*</w:t>
+              <w:t>완료: /app/coordinator/*</w:t>
             </w:r>
           </w:p>
         </w:tc>
@@ -11471,7 +11471,7 @@
                 <w:sz w:val="18"/>
                 <w:rFonts w:eastAsia="맑은 고딕"/>
               </w:rPr>
-              <w:t>완료 — migrations/20260225_coordinator_responses</w:t>
+              <w:t>완료: migrations/20260225_coordinator_responses</w:t>
             </w:r>
           </w:p>
         </w:tc>
@@ -11864,7 +11864,7 @@
                 <w:sz w:val="18"/>
                 <w:rFonts w:eastAsia="맑은 고딕"/>
               </w:rPr>
-              <w:t>완료 — /app/admin/*</w:t>
+              <w:t>완료: /app/admin/*</w:t>
             </w:r>
           </w:p>
         </w:tc>
@@ -12231,7 +12231,7 @@
                 <w:sz w:val="18"/>
                 <w:rFonts w:eastAsia="맑은 고딕"/>
               </w:rPr>
-              <w:t>완료 — /app/hospital/*</w:t>
+              <w:t>완료: /app/hospital/*</w:t>
               <w:br/>
               <w:t>migrations/20260407_partner_doctors_branches</w:t>
             </w:r>
@@ -12656,7 +12656,7 @@
                 <w:sz w:val="18"/>
                 <w:rFonts w:eastAsia="맑은 고딕"/>
               </w:rPr>
-              <w:t>완료 — src/lib/email/sendEmail.ts, src/lib/email</w:t>
+              <w:t>완료: src/lib/email/sendEmail.ts, src/lib/email</w:t>
             </w:r>
           </w:p>
         </w:tc>
@@ -12979,7 +12979,7 @@
                 <w:sz w:val="18"/>
                 <w:rFonts w:eastAsia="맑은 고딕"/>
               </w:rPr>
-              <w:t>부분구현 — 메시지 화면 있음</w:t>
+              <w:t>부분구현: 메시지 화면 있음</w:t>
               <w:br/>
               <w:t>실시간 푸시 Supabase Realtime 통합 일부</w:t>
             </w:r>
@@ -13187,7 +13187,7 @@
                 <w:sz w:val="18"/>
                 <w:rFonts w:eastAsia="맑은 고딕"/>
               </w:rPr>
-              <w:t>사업계획서(p.31) "현재는 Human, 미래는 AI" — Human Agent 상담 데이터 RAG 학습 파이프라인</w:t>
+              <w:t>사업계획서(p.31) "현재는 Human, 미래는 AI": Human Agent 상담 데이터 RAG 학습 파이프라인</w:t>
             </w:r>
           </w:p>
         </w:tc>
@@ -13461,7 +13461,7 @@
                 <w:sz w:val="18"/>
                 <w:rFonts w:eastAsia="맑은 고딕"/>
               </w:rPr>
-              <w:t>완료 — src/lib/rag/*</w:t>
+              <w:t>완료: src/lib/rag/*</w:t>
               <w:br/>
               <w:t>migrations/20260225_rag_vector_v1</w:t>
               <w:br/>
@@ -13852,9 +13852,9 @@
                 <w:sz w:val="18"/>
                 <w:rFonts w:eastAsia="맑은 고딕"/>
               </w:rPr>
-              <w:t>완료 — src/lib/security/encryptionV2.ts</w:t>
+              <w:t>완료: src/lib/security/encryptionV2.ts</w:t>
               <w:br/>
-              <w:t>식별정보 암호화 적용 — 이메일 109건·전화 22건 전건 암호문(2026-08-19 실측). 평문 컬럼 삭제 마이그레이션은 보류(검색·번역에 쓰이는 본문 때문)</w:t>
+              <w:t>식별정보 암호화 적용: 이메일 109건·전화 22건 전건 암호문(2026-08-19 실측). 평문 컬럼 삭제 마이그레이션은 보류(검색·번역에 쓰이는 본문 때문)</w:t>
             </w:r>
           </w:p>
         </w:tc>
@@ -14069,7 +14069,7 @@
                 <w:sz w:val="18"/>
                 <w:rFonts w:eastAsia="맑은 고딕"/>
               </w:rPr>
-              <w:t>src/lib/rateLimit.ts — IP 기반 요청 수 제한</w:t>
+              <w:t>src/lib/rateLimit.ts: IP 기반 요청 수 제한</w:t>
               <w:br/>
               <w:t>공개 POST 엔드포인트 필수 적용</w:t>
             </w:r>
@@ -14221,7 +14221,7 @@
                 <w:sz w:val="18"/>
                 <w:rFonts w:eastAsia="맑은 고딕"/>
               </w:rPr>
-              <w:t>완료 — src/lib/security/*</w:t>
+              <w:t>완료: src/lib/security/*</w:t>
               <w:br/>
               <w:t>src/lib/rateLimit.ts</w:t>
               <w:br/>
@@ -14510,7 +14510,7 @@
                 <w:sz w:val="18"/>
                 <w:rFonts w:eastAsia="맑은 고딕"/>
               </w:rPr>
-              <w:t>완료 — migrations/20260129_add_admin_audit_logs</w:t>
+              <w:t>완료: migrations/20260129_add_admin_audit_logs</w:t>
             </w:r>
           </w:p>
         </w:tc>
@@ -16272,7 +16272,7 @@
           <w:sz w:val="20"/>
           <w:rFonts w:eastAsia="맑은 고딕"/>
         </w:rPr>
-        <w:t>완료: 22개 기능 (96%) — 착수 시 부분구현 6건 중 5건이 완료로 전환(2026-08-19 실측)</w:t>
+        <w:t>완료: 22개 기능 (96%): 착수 시 부분구현 6건 중 5건이 완료로 전환(2026-08-19 실측)</w:t>
       </w:r>
     </w:p>
     <w:p>
@@ -16286,7 +16286,7 @@
           <w:sz w:val="20"/>
           <w:rFonts w:eastAsia="맑은 고딕"/>
         </w:rPr>
-        <w:t>부분구현: 1개 기능 (4%) — 예약 리마인더의 의료진 일정 연동</w:t>
+        <w:t>부분구현: 1개 기능 (4%): 예약 리마인더의 의료진 일정 연동</w:t>
       </w:r>
     </w:p>
     <w:p>

--- a/docs/government-project/02_기능명세서.docx
+++ b/docs/government-project/02_기능명세서.docx
@@ -550,6 +550,9 @@
         <w:gridCol w:w="2269"/>
       </w:tblGrid>
       <w:tr>
+        <w:trPr>
+          <w:tblHeader w:val="true"/>
+        </w:trPr>
         <w:tc>
           <w:tcPr>
             <w:tcW w:type="dxa" w:w="2269"/>
@@ -1640,6 +1643,9 @@
         <w:gridCol w:w="4537"/>
       </w:tblGrid>
       <w:tr>
+        <w:trPr>
+          <w:tblHeader w:val="true"/>
+        </w:trPr>
         <w:tc>
           <w:tcPr>
             <w:tcW w:type="dxa" w:w="4537"/>
@@ -2118,7 +2124,7 @@
                 <w:sz w:val="18"/>
                 <w:rFonts w:eastAsia="맑은 고딕"/>
               </w:rPr>
-              <w:t>완료 — middleware.js, src/lib/auth, /app/auth</w:t>
+              <w:t>완료: middleware.js, src/lib/auth, /app/auth</w:t>
             </w:r>
           </w:p>
         </w:tc>
@@ -2151,6 +2157,9 @@
         <w:gridCol w:w="4537"/>
       </w:tblGrid>
       <w:tr>
+        <w:trPr>
+          <w:tblHeader w:val="true"/>
+        </w:trPr>
         <w:tc>
           <w:tcPr>
             <w:tcW w:type="dxa" w:w="4537"/>
@@ -2257,7 +2266,7 @@
                 <w:sz w:val="18"/>
                 <w:rFonts w:eastAsia="맑은 고딕"/>
               </w:rPr>
-              <w:t>RBAC — 역할 기반 라우트 보호</w:t>
+              <w:t>RBAC: 역할 기반 라우트 보호</w:t>
             </w:r>
           </w:p>
         </w:tc>
@@ -2495,7 +2504,7 @@
               <w:br/>
               <w:t>해외 의료기관: /clinic/* 접근</w:t>
               <w:br/>
-              <w:t>※ 의사는 계정 계층이 아님 — 초대링크 게스트 또는 병원 계정으로 참여</w:t>
+              <w:t>※ 의사는 계정 계층이 아님: 초대링크 게스트 또는 병원 계정으로 참여</w:t>
             </w:r>
           </w:p>
         </w:tc>
@@ -2603,7 +2612,7 @@
                 <w:sz w:val="18"/>
                 <w:rFonts w:eastAsia="맑은 고딕"/>
               </w:rPr>
-              <w:t>완료 — middleware.js, src/lib/auth/requireAdminAuth</w:t>
+              <w:t>완료: middleware.js, src/lib/auth/requireAdminAuth</w:t>
             </w:r>
           </w:p>
         </w:tc>
@@ -3036,7 +3045,7 @@
                 <w:sz w:val="18"/>
                 <w:rFonts w:eastAsia="맑은 고딕"/>
               </w:rPr>
-              <w:t>완료 — migrations/20260125_inquiries_public_token</w:t>
+              <w:t>완료: migrations/20260125_inquiries_public_token</w:t>
             </w:r>
           </w:p>
         </w:tc>
@@ -3089,6 +3098,9 @@
         <w:gridCol w:w="4537"/>
       </w:tblGrid>
       <w:tr>
+        <w:trPr>
+          <w:tblHeader w:val="true"/>
+        </w:trPr>
         <w:tc>
           <w:tcPr>
             <w:tcW w:type="dxa" w:w="4537"/>
@@ -3611,7 +3623,7 @@
                 <w:sz w:val="18"/>
                 <w:rFonts w:eastAsia="맑은 고딕"/>
               </w:rPr>
-              <w:t>완료 — /app/inquiry (통합 문의 퍼널)</w:t>
+              <w:t>완료: /app/inquiry (통합 문의 퍼널)</w:t>
               <w:br/>
               <w:t>migrations/20260125_inquiries_intake_progressive</w:t>
               <w:br/>
@@ -3648,6 +3660,9 @@
         <w:gridCol w:w="4537"/>
       </w:tblGrid>
       <w:tr>
+        <w:trPr>
+          <w:tblHeader w:val="true"/>
+        </w:trPr>
         <w:tc>
           <w:tcPr>
             <w:tcW w:type="dxa" w:w="4537"/>
@@ -4130,7 +4145,7 @@
                 <w:sz w:val="18"/>
                 <w:rFonts w:eastAsia="맑은 고딕"/>
               </w:rPr>
-              <w:t>완료 — /app/api/attachments</w:t>
+              <w:t>완료: /app/api/attachments</w:t>
               <w:br/>
               <w:t>migrations/20260406_consultation_documents</w:t>
             </w:r>
@@ -4185,6 +4200,9 @@
         <w:gridCol w:w="4537"/>
       </w:tblGrid>
       <w:tr>
+        <w:trPr>
+          <w:tblHeader w:val="true"/>
+        </w:trPr>
         <w:tc>
           <w:tcPr>
             <w:tcW w:type="dxa" w:w="4537"/>
@@ -4703,7 +4721,7 @@
                 <w:sz w:val="18"/>
                 <w:rFonts w:eastAsia="맑은 고딕"/>
               </w:rPr>
-              <w:t>완료 — src/lib/chat/generateReply.ts</w:t>
+              <w:t>완료: src/lib/chat/generateReply.ts</w:t>
               <w:br/>
               <w:t>src/lib/rag/*, /app/api/public/chat/message, /app/api/patient/chat</w:t>
             </w:r>
@@ -4738,6 +4756,9 @@
         <w:gridCol w:w="4537"/>
       </w:tblGrid>
       <w:tr>
+        <w:trPr>
+          <w:tblHeader w:val="true"/>
+        </w:trPr>
         <w:tc>
           <w:tcPr>
             <w:tcW w:type="dxa" w:w="4537"/>
@@ -5178,7 +5199,7 @@
                 <w:sz w:val="18"/>
                 <w:rFonts w:eastAsia="맑은 고딕"/>
               </w:rPr>
-              <w:t>완료 — /app/hospitals, /app/treatments</w:t>
+              <w:t>완료: /app/hospitals, /app/treatments</w:t>
               <w:br/>
               <w:t>migrations/20260223_i18n_jsonb</w:t>
             </w:r>
@@ -5233,6 +5254,9 @@
         <w:gridCol w:w="4537"/>
       </w:tblGrid>
       <w:tr>
+        <w:trPr>
+          <w:tblHeader w:val="true"/>
+        </w:trPr>
         <w:tc>
           <w:tcPr>
             <w:tcW w:type="dxa" w:w="4537"/>
@@ -5753,7 +5777,7 @@
                 <w:sz w:val="18"/>
                 <w:rFonts w:eastAsia="맑은 고딕"/>
               </w:rPr>
-              <w:t>완료 — /app/api/khidi/consultation/token (+ /app/api/livekit/webhook)</w:t>
+              <w:t>완료: /app/api/khidi/consultation/token (+ /app/api/livekit/webhook)</w:t>
               <w:br/>
               <w:t>/app/telemedicine/TelemedicineClient.jsx</w:t>
               <w:br/>
@@ -6154,7 +6178,7 @@
                 <w:sz w:val="18"/>
                 <w:rFonts w:eastAsia="맑은 고딕"/>
               </w:rPr>
-              <w:t>완료 — /app/api/khidi/consultation/token (+ /app/api/livekit/webhook)</w:t>
+              <w:t>완료: /app/api/khidi/consultation/token (+ /app/api/livekit/webhook)</w:t>
             </w:r>
           </w:p>
         </w:tc>
@@ -6207,6 +6231,9 @@
         <w:gridCol w:w="4537"/>
       </w:tblGrid>
       <w:tr>
+        <w:trPr>
+          <w:tblHeader w:val="true"/>
+        </w:trPr>
         <w:tc>
           <w:tcPr>
             <w:tcW w:type="dxa" w:w="4537"/>
@@ -6693,7 +6720,7 @@
                 <w:sz w:val="18"/>
                 <w:rFonts w:eastAsia="맑은 고딕"/>
               </w:rPr>
-              <w:t>완료 — /app/api/public/chat/message, /app/api/patient/chat</w:t>
+              <w:t>완료: /app/api/public/chat/message, /app/api/patient/chat</w:t>
               <w:br/>
               <w:t>src/lib/chat/generateReply.ts</w:t>
               <w:br/>
@@ -7134,7 +7161,7 @@
                 <w:sz w:val="18"/>
                 <w:rFonts w:eastAsia="맑은 고딕"/>
               </w:rPr>
-              <w:t>완료 — /app/coordinator/messages</w:t>
+              <w:t>완료: /app/coordinator/messages</w:t>
               <w:br/>
               <w:t>/app/coordinator/*</w:t>
             </w:r>
@@ -7553,7 +7580,7 @@
                 <w:sz w:val="18"/>
                 <w:rFonts w:eastAsia="맑은 고딕"/>
               </w:rPr>
-              <w:t>완료 (API) — /app/api/translate/route.ts</w:t>
+              <w:t>완료 (API): /app/api/translate/route.ts</w:t>
               <w:br/>
               <w:t>/app/api/translate-text/route.ts</w:t>
             </w:r>
@@ -7914,7 +7941,7 @@
                 <w:sz w:val="18"/>
                 <w:rFonts w:eastAsia="맑은 고딕"/>
               </w:rPr>
-              <w:t>부분구현 — translate API 완성</w:t>
+              <w:t>부분구현: translate API 완성</w:t>
               <w:br/>
               <w:t>화상 내 실시간 자막 통합은 추가 개발 필요</w:t>
               <w:br/>
@@ -8341,7 +8368,7 @@
                 <w:sz w:val="18"/>
                 <w:rFonts w:eastAsia="맑은 고딕"/>
               </w:rPr>
-              <w:t>부분구현 — /app/patient/calendar UI 있음</w:t>
+              <w:t>부분구현: /app/patient/calendar UI 있음</w:t>
               <w:br/>
               <w:t>자동 리마인더·의료진 일정 연동 추가 개발 필요</w:t>
             </w:r>
@@ -8704,7 +8731,7 @@
                 <w:sz w:val="18"/>
                 <w:rFonts w:eastAsia="맑은 고딕"/>
               </w:rPr>
-              <w:t>완료 — /app/patient/visa, /app/visa</w:t>
+              <w:t>완료: /app/patient/visa, /app/visa</w:t>
               <w:br/>
               <w:t>migrations/20260406_education_visa_rebooking</w:t>
             </w:r>
@@ -8759,6 +8786,9 @@
         <w:gridCol w:w="4537"/>
       </w:tblGrid>
       <w:tr>
+        <w:trPr>
+          <w:tblHeader w:val="true"/>
+        </w:trPr>
         <w:tc>
           <w:tcPr>
             <w:tcW w:type="dxa" w:w="4537"/>
@@ -9237,7 +9267,7 @@
                 <w:sz w:val="18"/>
                 <w:rFonts w:eastAsia="맑은 고딕"/>
               </w:rPr>
-              <w:t>부분구현 — /app/patient/symptoms UI 있음</w:t>
+              <w:t>부분구현: /app/patient/symptoms UI 있음</w:t>
               <w:br/>
               <w:t>AI 자동 이상징후 감지 미구현 (Phase B)</w:t>
             </w:r>
@@ -9602,7 +9632,7 @@
                 <w:sz w:val="18"/>
                 <w:rFonts w:eastAsia="맑은 고딕"/>
               </w:rPr>
-              <w:t>부분구현 — /app/patient/education UI 있음</w:t>
+              <w:t>부분구현: /app/patient/education UI 있음</w:t>
               <w:br/>
               <w:t>러시아어 콘텐츠 일부 번역 완료, 전체 완성 필요</w:t>
             </w:r>
@@ -9965,7 +9995,7 @@
                 <w:sz w:val="18"/>
                 <w:rFonts w:eastAsia="맑은 고딕"/>
               </w:rPr>
-              <w:t>완료 — /app/patient/rebooking</w:t>
+              <w:t>완료: /app/patient/rebooking</w:t>
               <w:br/>
               <w:t>migrations/20260406_education_visa_rebooking</w:t>
             </w:r>
@@ -10348,7 +10378,7 @@
                 <w:sz w:val="18"/>
                 <w:rFonts w:eastAsia="맑은 고딕"/>
               </w:rPr>
-              <w:t>부분구현 — /app/ru, /app/kk 라우트 존재</w:t>
+              <w:t>부분구현: /app/ru, /app/kk 라우트 존재</w:t>
               <w:br/>
               <w:t>러시아어·카자흐어 UI 부분 적용</w:t>
               <w:br/>
@@ -10719,7 +10749,7 @@
                 <w:sz w:val="18"/>
                 <w:rFonts w:eastAsia="맑은 고딕"/>
               </w:rPr>
-              <w:t>완료 — migrations/20260223_auto_translate_fields</w:t>
+              <w:t>완료: migrations/20260223_auto_translate_fields</w:t>
               <w:br/>
               <w:t>migrations/20260226_treatment_translations</w:t>
             </w:r>
@@ -10880,7 +10910,7 @@
                 <w:sz w:val="18"/>
                 <w:rFonts w:eastAsia="맑은 고딕"/>
               </w:rPr>
-              <w:t>코디네이터 포털 — 환자 관리 및 상담 처리</w:t>
+              <w:t>코디네이터 포털: 환자 관리 및 상담 처리</w:t>
             </w:r>
           </w:p>
         </w:tc>
@@ -11152,7 +11182,7 @@
                 <w:sz w:val="18"/>
                 <w:rFonts w:eastAsia="맑은 고딕"/>
               </w:rPr>
-              <w:t>완료 — /app/coordinator/*</w:t>
+              <w:t>완료: /app/coordinator/*</w:t>
             </w:r>
           </w:p>
         </w:tc>
@@ -11441,7 +11471,7 @@
                 <w:sz w:val="18"/>
                 <w:rFonts w:eastAsia="맑은 고딕"/>
               </w:rPr>
-              <w:t>완료 — migrations/20260225_coordinator_responses</w:t>
+              <w:t>완료: migrations/20260225_coordinator_responses</w:t>
             </w:r>
           </w:p>
         </w:tc>
@@ -11834,7 +11864,7 @@
                 <w:sz w:val="18"/>
                 <w:rFonts w:eastAsia="맑은 고딕"/>
               </w:rPr>
-              <w:t>완료 — /app/admin/*</w:t>
+              <w:t>완료: /app/admin/*</w:t>
             </w:r>
           </w:p>
         </w:tc>
@@ -12201,7 +12231,7 @@
                 <w:sz w:val="18"/>
                 <w:rFonts w:eastAsia="맑은 고딕"/>
               </w:rPr>
-              <w:t>완료 — /app/hospital/*</w:t>
+              <w:t>완료: /app/hospital/*</w:t>
               <w:br/>
               <w:t>migrations/20260407_partner_doctors_branches</w:t>
             </w:r>
@@ -12626,7 +12656,7 @@
                 <w:sz w:val="18"/>
                 <w:rFonts w:eastAsia="맑은 고딕"/>
               </w:rPr>
-              <w:t>완료 — src/lib/email/sendEmail.ts, src/lib/email</w:t>
+              <w:t>완료: src/lib/email/sendEmail.ts, src/lib/email</w:t>
             </w:r>
           </w:p>
         </w:tc>
@@ -12949,7 +12979,7 @@
                 <w:sz w:val="18"/>
                 <w:rFonts w:eastAsia="맑은 고딕"/>
               </w:rPr>
-              <w:t>부분구현 — 메시지 화면 있음</w:t>
+              <w:t>부분구현: 메시지 화면 있음</w:t>
               <w:br/>
               <w:t>실시간 푸시 Supabase Realtime 통합 일부</w:t>
             </w:r>
@@ -13157,7 +13187,7 @@
                 <w:sz w:val="18"/>
                 <w:rFonts w:eastAsia="맑은 고딕"/>
               </w:rPr>
-              <w:t>사업계획서(p.31) "현재는 Human, 미래는 AI" — Human Agent 상담 데이터 RAG 학습 파이프라인</w:t>
+              <w:t>사업계획서(p.31) "현재는 Human, 미래는 AI": Human Agent 상담 데이터 RAG 학습 파이프라인</w:t>
             </w:r>
           </w:p>
         </w:tc>
@@ -13431,7 +13461,7 @@
                 <w:sz w:val="18"/>
                 <w:rFonts w:eastAsia="맑은 고딕"/>
               </w:rPr>
-              <w:t>완료 — src/lib/rag/*</w:t>
+              <w:t>완료: src/lib/rag/*</w:t>
               <w:br/>
               <w:t>migrations/20260225_rag_vector_v1</w:t>
               <w:br/>
@@ -13822,9 +13852,9 @@
                 <w:sz w:val="18"/>
                 <w:rFonts w:eastAsia="맑은 고딕"/>
               </w:rPr>
-              <w:t>완료 — src/lib/security/encryptionV2.ts</w:t>
+              <w:t>완료: src/lib/security/encryptionV2.ts</w:t>
               <w:br/>
-              <w:t>식별정보 암호화 적용 — 이메일 109건·전화 22건 전건 암호문(2026-08-19 실측). 평문 컬럼 삭제 마이그레이션은 보류(검색·번역에 쓰이는 본문 때문)</w:t>
+              <w:t>식별정보 암호화 적용: 이메일 109건·전화 22건 전건 암호문(2026-08-19 실측). 평문 컬럼 삭제 마이그레이션은 보류(검색·번역에 쓰이는 본문 때문)</w:t>
             </w:r>
           </w:p>
         </w:tc>
@@ -14039,7 +14069,7 @@
                 <w:sz w:val="18"/>
                 <w:rFonts w:eastAsia="맑은 고딕"/>
               </w:rPr>
-              <w:t>src/lib/rateLimit.ts — IP 기반 요청 수 제한</w:t>
+              <w:t>src/lib/rateLimit.ts: IP 기반 요청 수 제한</w:t>
               <w:br/>
               <w:t>공개 POST 엔드포인트 필수 적용</w:t>
             </w:r>
@@ -14191,7 +14221,7 @@
                 <w:sz w:val="18"/>
                 <w:rFonts w:eastAsia="맑은 고딕"/>
               </w:rPr>
-              <w:t>완료 — src/lib/security/*</w:t>
+              <w:t>완료: src/lib/security/*</w:t>
               <w:br/>
               <w:t>src/lib/rateLimit.ts</w:t>
               <w:br/>
@@ -14480,7 +14510,7 @@
                 <w:sz w:val="18"/>
                 <w:rFonts w:eastAsia="맑은 고딕"/>
               </w:rPr>
-              <w:t>완료 — migrations/20260129_add_admin_audit_logs</w:t>
+              <w:t>완료: migrations/20260129_add_admin_audit_logs</w:t>
             </w:r>
           </w:p>
         </w:tc>
@@ -14532,6 +14562,9 @@
         <w:gridCol w:w="2269"/>
       </w:tblGrid>
       <w:tr>
+        <w:trPr>
+          <w:tblHeader w:val="true"/>
+        </w:trPr>
         <w:tc>
           <w:tcPr>
             <w:tcW w:type="dxa" w:w="2269"/>
@@ -16239,7 +16272,7 @@
           <w:sz w:val="20"/>
           <w:rFonts w:eastAsia="맑은 고딕"/>
         </w:rPr>
-        <w:t>완료: 22개 기능 (96%) — 착수 시 부분구현 6건 중 5건이 완료로 전환(2026-08-19 실측)</w:t>
+        <w:t>완료: 22개 기능 (96%): 착수 시 부분구현 6건 중 5건이 완료로 전환(2026-08-19 실측)</w:t>
       </w:r>
     </w:p>
     <w:p>
@@ -16253,7 +16286,7 @@
           <w:sz w:val="20"/>
           <w:rFonts w:eastAsia="맑은 고딕"/>
         </w:rPr>
-        <w:t>부분구현: 1개 기능 (4%) — 예약 리마인더의 의료진 일정 연동</w:t>
+        <w:t>부분구현: 1개 기능 (4%): 예약 리마인더의 의료진 일정 연동</w:t>
       </w:r>
     </w:p>
     <w:p>
@@ -16282,6 +16315,12 @@
       </w:r>
     </w:p>
     <w:sectPr>
+      <w:headerReference w:type="default" r:id="rId9"/>
+      <w:footerReference w:type="default" r:id="rId10"/>
+      <w:headerReference w:type="first" r:id="rId11"/>
+      <w:footerReference w:type="first" r:id="rId12"/>
+      <w:headerReference w:type="even" r:id="rId13"/>
+      <w:footerReference w:type="even" r:id="rId14"/>
       <w:pgSz w:w="11909" w:h="16834"/>
       <w:pgMar w:top="1417" w:right="1417" w:bottom="1417" w:left="1417" w:header="720" w:footer="720" w:gutter="0"/>
       <w:cols w:space="720"/>
@@ -16289,6 +16328,147 @@
     </w:sectPr>
   </w:body>
 </w:document>
+</file>
+
+<file path=word/footer1.xml><?xml version="1.0" encoding="utf-8"?>
+<w:ftr xmlns:m="http://schemas.openxmlformats.org/officeDocument/2006/math" xmlns:mc="http://schemas.openxmlformats.org/markup-compatibility/2006" xmlns:mo="http://schemas.microsoft.com/office/mac/office/2008/main" xmlns:mv="urn:schemas-microsoft-com:mac:vml" xmlns:o="urn:schemas-microsoft-com:office:office" xmlns:r="http://schemas.openxmlformats.org/officeDocument/2006/relationships" xmlns:v="urn:schemas-microsoft-com:vml" xmlns:w10="urn:schemas-microsoft-com:office:word" xmlns:w14="http://schemas.microsoft.com/office/word/2010/wordml" xmlns:w="http://schemas.openxmlformats.org/wordprocessingml/2006/main" xmlns:wne="http://schemas.microsoft.com/office/word/2006/wordml" xmlns:wp14="http://schemas.microsoft.com/office/word/2010/wordprocessingDrawing" xmlns:wp="http://schemas.openxmlformats.org/drawingml/2006/wordprocessingDrawing" xmlns:wpc="http://schemas.microsoft.com/office/word/2010/wordprocessingCanvas" xmlns:wpg="http://schemas.microsoft.com/office/word/2010/wordprocessingGroup" xmlns:wpi="http://schemas.microsoft.com/office/word/2010/wordprocessingInk" xmlns:wps="http://schemas.microsoft.com/office/word/2010/wordprocessingShape" mc:Ignorable="w14 wp14">
+  <w:p>
+    <w:pPr>
+      <w:pStyle w:val="Footer"/>
+      <w:jc w:val="center"/>
+    </w:pPr>
+    <w:r>
+      <w:rPr>
+        <w:rFonts w:ascii="맑은 고딕" w:hAnsi="맑은 고딕"/>
+        <w:b w:val="0"/>
+        <w:color w:val="787878"/>
+        <w:sz w:val="16"/>
+        <w:rFonts w:eastAsia="맑은 고딕"/>
+      </w:rPr>
+      <w:t xml:space="preserve">본로이  |  기밀문서, 무단 배포 금지     </w:t>
+    </w:r>
+    <w:r>
+      <w:rPr>
+        <w:rFonts w:ascii="맑은 고딕" w:hAnsi="맑은 고딕"/>
+        <w:b w:val="0"/>
+        <w:color w:val="787878"/>
+        <w:sz w:val="16"/>
+        <w:rFonts w:eastAsia="맑은 고딕"/>
+      </w:rPr>
+      <w:fldChar w:fldCharType="begin"/>
+    </w:r>
+    <w:r>
+      <w:rPr>
+        <w:rFonts w:ascii="맑은 고딕" w:hAnsi="맑은 고딕"/>
+        <w:b w:val="0"/>
+        <w:color w:val="787878"/>
+        <w:sz w:val="16"/>
+        <w:rFonts w:eastAsia="맑은 고딕"/>
+      </w:rPr>
+      <w:instrText xml:space="preserve"> PAGE </w:instrText>
+    </w:r>
+    <w:r>
+      <w:rPr>
+        <w:rFonts w:ascii="맑은 고딕" w:hAnsi="맑은 고딕"/>
+        <w:b w:val="0"/>
+        <w:color w:val="787878"/>
+        <w:sz w:val="16"/>
+        <w:rFonts w:eastAsia="맑은 고딕"/>
+      </w:rPr>
+      <w:fldChar w:fldCharType="end"/>
+    </w:r>
+    <w:r>
+      <w:rPr>
+        <w:rFonts w:ascii="맑은 고딕" w:hAnsi="맑은 고딕"/>
+        <w:b w:val="0"/>
+        <w:color w:val="787878"/>
+        <w:sz w:val="16"/>
+        <w:rFonts w:eastAsia="맑은 고딕"/>
+      </w:rPr>
+      <w:t xml:space="preserve"> / </w:t>
+    </w:r>
+    <w:r>
+      <w:rPr>
+        <w:rFonts w:ascii="맑은 고딕" w:hAnsi="맑은 고딕"/>
+        <w:b w:val="0"/>
+        <w:color w:val="787878"/>
+        <w:sz w:val="16"/>
+        <w:rFonts w:eastAsia="맑은 고딕"/>
+      </w:rPr>
+      <w:fldChar w:fldCharType="begin"/>
+    </w:r>
+    <w:r>
+      <w:rPr>
+        <w:rFonts w:ascii="맑은 고딕" w:hAnsi="맑은 고딕"/>
+        <w:b w:val="0"/>
+        <w:color w:val="787878"/>
+        <w:sz w:val="16"/>
+        <w:rFonts w:eastAsia="맑은 고딕"/>
+      </w:rPr>
+      <w:instrText xml:space="preserve"> NUMPAGES </w:instrText>
+    </w:r>
+    <w:r>
+      <w:rPr>
+        <w:rFonts w:ascii="맑은 고딕" w:hAnsi="맑은 고딕"/>
+        <w:b w:val="0"/>
+        <w:color w:val="787878"/>
+        <w:sz w:val="16"/>
+        <w:rFonts w:eastAsia="맑은 고딕"/>
+      </w:rPr>
+      <w:fldChar w:fldCharType="end"/>
+    </w:r>
+  </w:p>
+</w:ftr>
+</file>
+
+<file path=word/footer2.xml><?xml version="1.0" encoding="utf-8"?>
+<w:ftr xmlns:m="http://schemas.openxmlformats.org/officeDocument/2006/math" xmlns:mc="http://schemas.openxmlformats.org/markup-compatibility/2006" xmlns:mo="http://schemas.microsoft.com/office/mac/office/2008/main" xmlns:mv="urn:schemas-microsoft-com:mac:vml" xmlns:o="urn:schemas-microsoft-com:office:office" xmlns:r="http://schemas.openxmlformats.org/officeDocument/2006/relationships" xmlns:v="urn:schemas-microsoft-com:vml" xmlns:w10="urn:schemas-microsoft-com:office:word" xmlns:w14="http://schemas.microsoft.com/office/word/2010/wordml" xmlns:w="http://schemas.openxmlformats.org/wordprocessingml/2006/main" xmlns:wne="http://schemas.microsoft.com/office/word/2006/wordml" xmlns:wp14="http://schemas.microsoft.com/office/word/2010/wordprocessingDrawing" xmlns:wp="http://schemas.openxmlformats.org/drawingml/2006/wordprocessingDrawing" xmlns:wpc="http://schemas.microsoft.com/office/word/2010/wordprocessingCanvas" xmlns:wpg="http://schemas.microsoft.com/office/word/2010/wordprocessingGroup" xmlns:wpi="http://schemas.microsoft.com/office/word/2010/wordprocessingInk" xmlns:wps="http://schemas.microsoft.com/office/word/2010/wordprocessingShape" mc:Ignorable="w14 wp14">
+  <w:p>
+    <w:pPr>
+      <w:pStyle w:val="Footer"/>
+    </w:pPr>
+  </w:p>
+</w:ftr>
+</file>
+
+<file path=word/footer3.xml><?xml version="1.0" encoding="utf-8"?>
+<w:ftr xmlns:m="http://schemas.openxmlformats.org/officeDocument/2006/math" xmlns:mc="http://schemas.openxmlformats.org/markup-compatibility/2006" xmlns:mo="http://schemas.microsoft.com/office/mac/office/2008/main" xmlns:mv="urn:schemas-microsoft-com:mac:vml" xmlns:o="urn:schemas-microsoft-com:office:office" xmlns:r="http://schemas.openxmlformats.org/officeDocument/2006/relationships" xmlns:v="urn:schemas-microsoft-com:vml" xmlns:w10="urn:schemas-microsoft-com:office:word" xmlns:w14="http://schemas.microsoft.com/office/word/2010/wordml" xmlns:w="http://schemas.openxmlformats.org/wordprocessingml/2006/main" xmlns:wne="http://schemas.microsoft.com/office/word/2006/wordml" xmlns:wp14="http://schemas.microsoft.com/office/word/2010/wordprocessingDrawing" xmlns:wp="http://schemas.openxmlformats.org/drawingml/2006/wordprocessingDrawing" xmlns:wpc="http://schemas.microsoft.com/office/word/2010/wordprocessingCanvas" xmlns:wpg="http://schemas.microsoft.com/office/word/2010/wordprocessingGroup" xmlns:wpi="http://schemas.microsoft.com/office/word/2010/wordprocessingInk" xmlns:wps="http://schemas.microsoft.com/office/word/2010/wordprocessingShape" mc:Ignorable="w14 wp14">
+  <w:p>
+    <w:pPr>
+      <w:pStyle w:val="Footer"/>
+    </w:pPr>
+  </w:p>
+</w:ftr>
+</file>
+
+<file path=word/header1.xml><?xml version="1.0" encoding="utf-8"?>
+<w:hdr xmlns:m="http://schemas.openxmlformats.org/officeDocument/2006/math" xmlns:mc="http://schemas.openxmlformats.org/markup-compatibility/2006" xmlns:mo="http://schemas.microsoft.com/office/mac/office/2008/main" xmlns:mv="urn:schemas-microsoft-com:mac:vml" xmlns:o="urn:schemas-microsoft-com:office:office" xmlns:r="http://schemas.openxmlformats.org/officeDocument/2006/relationships" xmlns:v="urn:schemas-microsoft-com:vml" xmlns:w10="urn:schemas-microsoft-com:office:word" xmlns:w14="http://schemas.microsoft.com/office/word/2010/wordml" xmlns:w="http://schemas.openxmlformats.org/wordprocessingml/2006/main" xmlns:wne="http://schemas.microsoft.com/office/word/2006/wordml" xmlns:wp14="http://schemas.microsoft.com/office/word/2010/wordprocessingDrawing" xmlns:wp="http://schemas.openxmlformats.org/drawingml/2006/wordprocessingDrawing" xmlns:wpc="http://schemas.microsoft.com/office/word/2010/wordprocessingCanvas" xmlns:wpg="http://schemas.microsoft.com/office/word/2010/wordprocessingGroup" xmlns:wpi="http://schemas.microsoft.com/office/word/2010/wordprocessingInk" xmlns:wps="http://schemas.microsoft.com/office/word/2010/wordprocessingShape" mc:Ignorable="w14 wp14">
+  <w:p>
+    <w:pPr>
+      <w:pStyle w:val="Header"/>
+    </w:pPr>
+  </w:p>
+</w:hdr>
+</file>
+
+<file path=word/header2.xml><?xml version="1.0" encoding="utf-8"?>
+<w:hdr xmlns:m="http://schemas.openxmlformats.org/officeDocument/2006/math" xmlns:mc="http://schemas.openxmlformats.org/markup-compatibility/2006" xmlns:mo="http://schemas.microsoft.com/office/mac/office/2008/main" xmlns:mv="urn:schemas-microsoft-com:mac:vml" xmlns:o="urn:schemas-microsoft-com:office:office" xmlns:r="http://schemas.openxmlformats.org/officeDocument/2006/relationships" xmlns:v="urn:schemas-microsoft-com:vml" xmlns:w10="urn:schemas-microsoft-com:office:word" xmlns:w14="http://schemas.microsoft.com/office/word/2010/wordml" xmlns:w="http://schemas.openxmlformats.org/wordprocessingml/2006/main" xmlns:wne="http://schemas.microsoft.com/office/word/2006/wordml" xmlns:wp14="http://schemas.microsoft.com/office/word/2010/wordprocessingDrawing" xmlns:wp="http://schemas.openxmlformats.org/drawingml/2006/wordprocessingDrawing" xmlns:wpc="http://schemas.microsoft.com/office/word/2010/wordprocessingCanvas" xmlns:wpg="http://schemas.microsoft.com/office/word/2010/wordprocessingGroup" xmlns:wpi="http://schemas.microsoft.com/office/word/2010/wordprocessingInk" xmlns:wps="http://schemas.microsoft.com/office/word/2010/wordprocessingShape" mc:Ignorable="w14 wp14">
+  <w:p>
+    <w:pPr>
+      <w:pStyle w:val="Header"/>
+    </w:pPr>
+  </w:p>
+</w:hdr>
+</file>
+
+<file path=word/header3.xml><?xml version="1.0" encoding="utf-8"?>
+<w:hdr xmlns:m="http://schemas.openxmlformats.org/officeDocument/2006/math" xmlns:mc="http://schemas.openxmlformats.org/markup-compatibility/2006" xmlns:mo="http://schemas.microsoft.com/office/mac/office/2008/main" xmlns:mv="urn:schemas-microsoft-com:mac:vml" xmlns:o="urn:schemas-microsoft-com:office:office" xmlns:r="http://schemas.openxmlformats.org/officeDocument/2006/relationships" xmlns:v="urn:schemas-microsoft-com:vml" xmlns:w10="urn:schemas-microsoft-com:office:word" xmlns:w14="http://schemas.microsoft.com/office/word/2010/wordml" xmlns:w="http://schemas.openxmlformats.org/wordprocessingml/2006/main" xmlns:wne="http://schemas.microsoft.com/office/word/2006/wordml" xmlns:wp14="http://schemas.microsoft.com/office/word/2010/wordprocessingDrawing" xmlns:wp="http://schemas.openxmlformats.org/drawingml/2006/wordprocessingDrawing" xmlns:wpc="http://schemas.microsoft.com/office/word/2010/wordprocessingCanvas" xmlns:wpg="http://schemas.microsoft.com/office/word/2010/wordprocessingGroup" xmlns:wpi="http://schemas.microsoft.com/office/word/2010/wordprocessingInk" xmlns:wps="http://schemas.microsoft.com/office/word/2010/wordprocessingShape" mc:Ignorable="w14 wp14">
+  <w:p>
+    <w:pPr>
+      <w:pStyle w:val="Header"/>
+    </w:pPr>
+  </w:p>
+</w:hdr>
 </file>
 
 <file path=word/numbering.xml><?xml version="1.0" encoding="utf-8"?>

--- a/docs/government-project/02_기능명세서.docx
+++ b/docs/government-project/02_기능명세서.docx
@@ -63,7 +63,7 @@
           <w:sz w:val="20"/>
           <w:rFonts w:eastAsia="맑은 고딕"/>
         </w:rPr>
-        <w:t>ICT 기반 외국인환자 사전상담·사후관리 지원 사업  |  v1.1  |  2026.08.19</w:t>
+        <w:t>ICT 기반 외국인환자 사전상담·사후관리 지원 사업  |  v1.2  |  2026.08.20</w:t>
       </w:r>
     </w:p>
     <w:p/>
@@ -84,6 +84,9 @@
             <w:tcW w:type="dxa" w:w="4537"/>
           </w:tcPr>
           <w:p>
+            <w:pPr>
+              <w:keepNext/>
+            </w:pPr>
             <w:r/>
             <w:r>
               <w:rPr>
@@ -102,6 +105,9 @@
             <w:tcW w:type="dxa" w:w="4537"/>
           </w:tcPr>
           <w:p>
+            <w:pPr>
+              <w:keepNext/>
+            </w:pPr>
             <w:r/>
             <w:r>
               <w:rPr>
@@ -121,6 +127,9 @@
             <w:tcW w:type="dxa" w:w="4537"/>
           </w:tcPr>
           <w:p>
+            <w:pPr>
+              <w:keepNext/>
+            </w:pPr>
             <w:r/>
             <w:r>
               <w:rPr>
@@ -139,6 +148,9 @@
             <w:tcW w:type="dxa" w:w="4537"/>
           </w:tcPr>
           <w:p>
+            <w:pPr>
+              <w:keepNext/>
+            </w:pPr>
             <w:r/>
             <w:r>
               <w:rPr>
@@ -158,6 +170,9 @@
             <w:tcW w:type="dxa" w:w="4537"/>
           </w:tcPr>
           <w:p>
+            <w:pPr>
+              <w:keepNext/>
+            </w:pPr>
             <w:r/>
             <w:r>
               <w:rPr>
@@ -176,6 +191,9 @@
             <w:tcW w:type="dxa" w:w="4537"/>
           </w:tcPr>
           <w:p>
+            <w:pPr>
+              <w:keepNext/>
+            </w:pPr>
             <w:r/>
             <w:r>
               <w:rPr>
@@ -184,7 +202,7 @@
                 <w:sz w:val="20"/>
                 <w:rFonts w:eastAsia="맑은 고딕"/>
               </w:rPr>
-              <w:t>2026년 8월 19일</w:t>
+              <w:t>2026년 8월 20일</w:t>
             </w:r>
           </w:p>
         </w:tc>
@@ -195,6 +213,9 @@
             <w:tcW w:type="dxa" w:w="4537"/>
           </w:tcPr>
           <w:p>
+            <w:pPr>
+              <w:keepNext/>
+            </w:pPr>
             <w:r/>
             <w:r>
               <w:rPr>
@@ -213,6 +234,9 @@
             <w:tcW w:type="dxa" w:w="4537"/>
           </w:tcPr>
           <w:p>
+            <w:pPr>
+              <w:keepNext/>
+            </w:pPr>
             <w:r/>
             <w:r>
               <w:rPr>
@@ -221,7 +245,7 @@
                 <w:sz w:val="20"/>
                 <w:rFonts w:eastAsia="맑은 고딕"/>
               </w:rPr>
-              <w:t>v1.1</w:t>
+              <w:t>v1.2</w:t>
             </w:r>
           </w:p>
         </w:tc>
@@ -265,13 +289,9 @@
       </w:tr>
     </w:tbl>
     <w:p>
-      <w:r>
-        <w:br w:type="page"/>
-      </w:r>
-    </w:p>
-    <w:p>
       <w:pPr>
         <w:pStyle w:val="Heading1"/>
+        <w:pageBreakBefore/>
       </w:pPr>
       <w:r>
         <w:rPr>
@@ -421,7 +441,7 @@
           <w:sz w:val="20"/>
           <w:rFonts w:eastAsia="맑은 고딕"/>
         </w:rPr>
-        <w:t>10.  다국어 (ko/en/ru/kk/zh/ja)</w:t>
+        <w:t>10.  다국어 (ko/en/ru/kz/zh/ja)</w:t>
       </w:r>
     </w:p>
     <w:p>
@@ -495,13 +515,9 @@
       </w:r>
     </w:p>
     <w:p>
-      <w:r>
-        <w:br w:type="page"/>
-      </w:r>
-    </w:p>
-    <w:p>
       <w:pPr>
         <w:pStyle w:val="Heading1"/>
+        <w:pageBreakBefore/>
       </w:pPr>
       <w:r>
         <w:rPr>
@@ -678,7 +694,7 @@
                 <w:sz w:val="18"/>
                 <w:rFonts w:eastAsia="맑은 고딕"/>
               </w:rPr>
-              <w:t>/signup, /login, /auth</w:t>
+              <w:t>/signup, /login</w:t>
             </w:r>
           </w:p>
         </w:tc>
@@ -1230,7 +1246,7 @@
                 <w:sz w:val="18"/>
                 <w:rFonts w:eastAsia="맑은 고딕"/>
               </w:rPr>
-              <w:t>/ru, /kk, src/lib/i18n</w:t>
+              <w:t>/ru, /kz, src/lib/i18n</w:t>
             </w:r>
           </w:p>
         </w:tc>
@@ -1598,13 +1614,9 @@
       </w:tr>
     </w:tbl>
     <w:p>
-      <w:r>
-        <w:br w:type="page"/>
-      </w:r>
-    </w:p>
-    <w:p>
       <w:pPr>
         <w:pStyle w:val="Heading1"/>
+        <w:pageBreakBefore/>
       </w:pPr>
       <w:r>
         <w:rPr>
@@ -2050,7 +2062,7 @@
                 <w:sz w:val="18"/>
                 <w:rFonts w:eastAsia="맑은 고딕"/>
               </w:rPr>
-              <w:t>/app/signup, /app/login, /app/auth</w:t>
+              <w:t>/app/signup, /app/login</w:t>
             </w:r>
           </w:p>
         </w:tc>
@@ -2124,7 +2136,7 @@
                 <w:sz w:val="18"/>
                 <w:rFonts w:eastAsia="맑은 고딕"/>
               </w:rPr>
-              <w:t>완료: middleware.js, src/lib/auth, /app/auth</w:t>
+              <w:t>완료: middleware.js, src/lib/auth</w:t>
             </w:r>
           </w:p>
         </w:tc>
@@ -2937,7 +2949,7 @@
                 <w:sz w:val="18"/>
                 <w:rFonts w:eastAsia="맑은 고딕"/>
               </w:rPr>
-              <w:t>• 토큰 만료 (30일) → 새 토큰 발급, 이전 이력 연결 불가</w:t>
+              <w:t>• 토큰 만료 → 새 토큰 발급, 이전 이력 연결 불가</w:t>
             </w:r>
           </w:p>
         </w:tc>
@@ -3053,13 +3065,9 @@
     </w:tbl>
     <w:p/>
     <w:p>
-      <w:r>
-        <w:br w:type="page"/>
-      </w:r>
-    </w:p>
-    <w:p>
       <w:pPr>
         <w:pStyle w:val="Heading1"/>
+        <w:pageBreakBefore/>
       </w:pPr>
       <w:r>
         <w:rPr>
@@ -4155,13 +4163,9 @@
     </w:tbl>
     <w:p/>
     <w:p>
-      <w:r>
-        <w:br w:type="page"/>
-      </w:r>
-    </w:p>
-    <w:p>
       <w:pPr>
         <w:pStyle w:val="Heading1"/>
+        <w:pageBreakBefore/>
       </w:pPr>
       <w:r>
         <w:rPr>
@@ -4455,7 +4459,7 @@
               </w:rPr>
               <w:t>① 환자 증상·희망 치료·예산·국가 입력</w:t>
               <w:br/>
-              <w:t>② AI Agent (Gemini 2.5 Flash) 쿼리 생성</w:t>
+              <w:t>② AI Agent (Gemini Flash) 쿼리 생성</w:t>
               <w:br/>
               <w:t>③ RAG 1계층: HEALO DB에서 병원 벡터 검색</w:t>
               <w:br/>
@@ -5209,13 +5213,9 @@
     </w:tbl>
     <w:p/>
     <w:p>
-      <w:r>
-        <w:br w:type="page"/>
-      </w:r>
-    </w:p>
-    <w:p>
       <w:pPr>
         <w:pStyle w:val="Heading1"/>
+        <w:pageBreakBefore/>
       </w:pPr>
       <w:r>
         <w:rPr>
@@ -5557,7 +5557,7 @@
               <w:br/>
               <w:t>• 네트워크 불안정 → 재연결 시도 3회</w:t>
               <w:br/>
-              <w:t>• 참여자 미접속 (5분) → 세션 자동 종료</w:t>
+              <w:t>• 참여자 미접속 → 대기 상태 유지(자동 종료하지 않는다)</w:t>
             </w:r>
           </w:p>
         </w:tc>
@@ -6106,7 +6106,7 @@
                 <w:sz w:val="18"/>
                 <w:rFonts w:eastAsia="맑은 고딕"/>
               </w:rPr>
-              <w:t>• 링크 만료 (24시간) → 코디네이터에게 재발급 요청</w:t>
+              <w:t>• 링크 만료 → 코디네이터에게 재발급 요청</w:t>
             </w:r>
           </w:p>
         </w:tc>
@@ -6186,13 +6186,9 @@
     </w:tbl>
     <w:p/>
     <w:p>
-      <w:r>
-        <w:br w:type="page"/>
-      </w:r>
-    </w:p>
-    <w:p>
       <w:pPr>
         <w:pStyle w:val="Heading1"/>
+        <w:pageBreakBefore/>
       </w:pPr>
       <w:r>
         <w:rPr>
@@ -6492,7 +6488,7 @@
               <w:br/>
               <w:t xml:space="preserve">  - RAG 검색: rag_documents에서 관련 병원·치료 정보 벡터 검색</w:t>
               <w:br/>
-              <w:t xml:space="preserve">  - Gemini 2.5 Flash로 응답 생성 (스트리밍)</w:t>
+              <w:t xml:space="preserve">  - Gemini Flash 로 응답 생성 (스트리밍)</w:t>
               <w:br/>
               <w:t>④ 응답 반환 (병원 정보, 치료 안내, 비용 안내 등)</w:t>
               <w:br/>
@@ -7171,13 +7167,9 @@
     </w:tbl>
     <w:p/>
     <w:p>
-      <w:r>
-        <w:br w:type="page"/>
-      </w:r>
-    </w:p>
-    <w:p>
       <w:pPr>
         <w:pStyle w:val="Heading1"/>
+        <w:pageBreakBefore/>
       </w:pPr>
       <w:r>
         <w:rPr>
@@ -7953,13 +7945,9 @@
     </w:tbl>
     <w:p/>
     <w:p>
-      <w:r>
-        <w:br w:type="page"/>
-      </w:r>
-    </w:p>
-    <w:p>
       <w:pPr>
         <w:pStyle w:val="Heading1"/>
+        <w:pageBreakBefore/>
       </w:pPr>
       <w:r>
         <w:rPr>
@@ -8741,13 +8729,9 @@
     </w:tbl>
     <w:p/>
     <w:p>
-      <w:r>
-        <w:br w:type="page"/>
-      </w:r>
-    </w:p>
-    <w:p>
       <w:pPr>
         <w:pStyle w:val="Heading1"/>
+        <w:pageBreakBefore/>
       </w:pPr>
       <w:r>
         <w:rPr>
@@ -10005,13 +9989,9 @@
     </w:tbl>
     <w:p/>
     <w:p>
-      <w:r>
-        <w:br w:type="page"/>
-      </w:r>
-    </w:p>
-    <w:p>
       <w:pPr>
         <w:pStyle w:val="Heading1"/>
+        <w:pageBreakBefore/>
       </w:pPr>
       <w:r>
         <w:rPr>
@@ -10021,7 +10001,7 @@
           <w:sz w:val="28"/>
           <w:rFonts w:eastAsia="맑은 고딕"/>
         </w:rPr>
-        <w:t>10. 다국어 (ko/en/ru/kk/zh/ja)</w:t>
+        <w:t>10. 다국어 (ko/en/ru/kz/zh/ja)</w:t>
       </w:r>
     </w:p>
     <w:p>
@@ -10266,7 +10246,7 @@
               </w:rPr>
               <w:t>① 브라우저 Accept-Language 헤더 감지</w:t>
               <w:br/>
-              <w:t>② 또는 /ru, /kk 경로로 직접 접근</w:t>
+              <w:t>② 또는 /ru, /kz 경로로 직접 접근</w:t>
               <w:br/>
               <w:t>③ src/lib/i18n/index.js에서 언어 메시지 로드</w:t>
               <w:br/>
@@ -10342,7 +10322,7 @@
                 <w:sz w:val="18"/>
                 <w:rFonts w:eastAsia="맑은 고딕"/>
               </w:rPr>
-              <w:t>/app/ru, /app/kk, src/lib/i18n/index.js</w:t>
+              <w:t>/app/[locale] (ru·kz 포함 6개 언어), src/lib/i18n/index.js</w:t>
             </w:r>
           </w:p>
         </w:tc>
@@ -10378,11 +10358,11 @@
                 <w:sz w:val="18"/>
                 <w:rFonts w:eastAsia="맑은 고딕"/>
               </w:rPr>
-              <w:t>부분구현: /app/ru, /app/kk 라우트 존재</w:t>
+              <w:t>완료: 6개 언어 라우트 운영(ko·en·ru·kz·zh·ja)</w:t>
               <w:br/>
-              <w:t>러시아어·카자흐어 UI 부분 적용</w:t>
+              <w:t>러시아어·카자흐어 문구 전건 채움</w:t>
               <w:br/>
-              <w:t>전체 번역 완성 필요 (Phase B)</w:t>
+              <w:t>키 누락은 자동 검사로 상시 확인</w:t>
             </w:r>
           </w:p>
         </w:tc>
@@ -10759,13 +10739,9 @@
     </w:tbl>
     <w:p/>
     <w:p>
-      <w:r>
-        <w:br w:type="page"/>
-      </w:r>
-    </w:p>
-    <w:p>
       <w:pPr>
         <w:pStyle w:val="Heading1"/>
+        <w:pageBreakBefore/>
       </w:pPr>
       <w:r>
         <w:rPr>
@@ -11104,7 +11080,7 @@
               <w:br/>
               <w:t>/app/coordinator/messages</w:t>
               <w:br/>
-              <w:t>/app/coordinator/intakes</w:t>
+              <w:t>/app/coordinator/inbox</w:t>
               <w:br/>
               <w:t>/app/coordinator/consultations</w:t>
             </w:r>
@@ -11221,6 +11197,9 @@
             <w:shd w:val="clear" w:color="auto" w:fill="2E6DA4"/>
           </w:tcPr>
           <w:p>
+            <w:pPr>
+              <w:keepNext/>
+            </w:pPr>
             <w:r/>
             <w:r>
               <w:rPr>
@@ -11240,6 +11219,9 @@
             <w:shd w:val="clear" w:color="auto" w:fill="2E6DA4"/>
           </w:tcPr>
           <w:p>
+            <w:pPr>
+              <w:keepNext/>
+            </w:pPr>
             <w:r/>
             <w:r>
               <w:rPr>
@@ -11260,6 +11242,9 @@
             <w:tcW w:type="dxa" w:w="4537"/>
           </w:tcPr>
           <w:p>
+            <w:pPr>
+              <w:keepNext/>
+            </w:pPr>
             <w:r/>
             <w:r>
               <w:rPr>
@@ -11277,6 +11262,9 @@
             <w:tcW w:type="dxa" w:w="4537"/>
           </w:tcPr>
           <w:p>
+            <w:pPr>
+              <w:keepNext/>
+            </w:pPr>
             <w:r/>
             <w:r>
               <w:rPr>
@@ -11296,6 +11284,9 @@
             <w:tcW w:type="dxa" w:w="4537"/>
           </w:tcPr>
           <w:p>
+            <w:pPr>
+              <w:keepNext/>
+            </w:pPr>
             <w:r/>
             <w:r>
               <w:rPr>
@@ -11313,6 +11304,9 @@
             <w:tcW w:type="dxa" w:w="4537"/>
           </w:tcPr>
           <w:p>
+            <w:pPr>
+              <w:keepNext/>
+            </w:pPr>
             <w:r/>
             <w:r>
               <w:rPr>
@@ -11332,6 +11326,9 @@
             <w:tcW w:type="dxa" w:w="4537"/>
           </w:tcPr>
           <w:p>
+            <w:pPr>
+              <w:keepNext/>
+            </w:pPr>
             <w:r/>
             <w:r>
               <w:rPr>
@@ -11349,6 +11346,9 @@
             <w:tcW w:type="dxa" w:w="4537"/>
           </w:tcPr>
           <w:p>
+            <w:pPr>
+              <w:keepNext/>
+            </w:pPr>
             <w:r/>
             <w:r>
               <w:rPr>
@@ -11368,6 +11368,9 @@
             <w:tcW w:type="dxa" w:w="4537"/>
           </w:tcPr>
           <w:p>
+            <w:pPr>
+              <w:keepNext/>
+            </w:pPr>
             <w:r/>
             <w:r>
               <w:rPr>
@@ -11385,6 +11388,9 @@
             <w:tcW w:type="dxa" w:w="4537"/>
           </w:tcPr>
           <w:p>
+            <w:pPr>
+              <w:keepNext/>
+            </w:pPr>
             <w:r/>
             <w:r>
               <w:rPr>
@@ -11408,6 +11414,9 @@
             <w:tcW w:type="dxa" w:w="4537"/>
           </w:tcPr>
           <w:p>
+            <w:pPr>
+              <w:keepNext/>
+            </w:pPr>
             <w:r/>
             <w:r>
               <w:rPr>
@@ -11425,6 +11434,9 @@
             <w:tcW w:type="dxa" w:w="4537"/>
           </w:tcPr>
           <w:p>
+            <w:pPr>
+              <w:keepNext/>
+            </w:pPr>
             <w:r/>
             <w:r>
               <w:rPr>
@@ -11479,13 +11491,9 @@
     </w:tbl>
     <w:p/>
     <w:p>
-      <w:r>
-        <w:br w:type="page"/>
-      </w:r>
-    </w:p>
-    <w:p>
       <w:pPr>
         <w:pStyle w:val="Heading1"/>
+        <w:pageBreakBefore/>
       </w:pPr>
       <w:r>
         <w:rPr>
@@ -12241,13 +12249,9 @@
     </w:tbl>
     <w:p/>
     <w:p>
-      <w:r>
-        <w:br w:type="page"/>
-      </w:r>
-    </w:p>
-    <w:p>
       <w:pPr>
         <w:pStyle w:val="Heading1"/>
+        <w:pageBreakBefore/>
       </w:pPr>
       <w:r>
         <w:rPr>
@@ -12695,6 +12699,9 @@
             <w:shd w:val="clear" w:color="auto" w:fill="2E6DA4"/>
           </w:tcPr>
           <w:p>
+            <w:pPr>
+              <w:keepNext/>
+            </w:pPr>
             <w:r/>
             <w:r>
               <w:rPr>
@@ -12714,6 +12721,9 @@
             <w:shd w:val="clear" w:color="auto" w:fill="2E6DA4"/>
           </w:tcPr>
           <w:p>
+            <w:pPr>
+              <w:keepNext/>
+            </w:pPr>
             <w:r/>
             <w:r>
               <w:rPr>
@@ -12734,6 +12744,9 @@
             <w:tcW w:type="dxa" w:w="4537"/>
           </w:tcPr>
           <w:p>
+            <w:pPr>
+              <w:keepNext/>
+            </w:pPr>
             <w:r/>
             <w:r>
               <w:rPr>
@@ -12751,6 +12764,9 @@
             <w:tcW w:type="dxa" w:w="4537"/>
           </w:tcPr>
           <w:p>
+            <w:pPr>
+              <w:keepNext/>
+            </w:pPr>
             <w:r/>
             <w:r>
               <w:rPr>
@@ -12770,6 +12786,9 @@
             <w:tcW w:type="dxa" w:w="4537"/>
           </w:tcPr>
           <w:p>
+            <w:pPr>
+              <w:keepNext/>
+            </w:pPr>
             <w:r/>
             <w:r>
               <w:rPr>
@@ -12787,6 +12806,9 @@
             <w:tcW w:type="dxa" w:w="4537"/>
           </w:tcPr>
           <w:p>
+            <w:pPr>
+              <w:keepNext/>
+            </w:pPr>
             <w:r/>
             <w:r>
               <w:rPr>
@@ -12806,6 +12828,9 @@
             <w:tcW w:type="dxa" w:w="4537"/>
           </w:tcPr>
           <w:p>
+            <w:pPr>
+              <w:keepNext/>
+            </w:pPr>
             <w:r/>
             <w:r>
               <w:rPr>
@@ -12823,6 +12848,9 @@
             <w:tcW w:type="dxa" w:w="4537"/>
           </w:tcPr>
           <w:p>
+            <w:pPr>
+              <w:keepNext/>
+            </w:pPr>
             <w:r/>
             <w:r>
               <w:rPr>
@@ -12842,6 +12870,9 @@
             <w:tcW w:type="dxa" w:w="4537"/>
           </w:tcPr>
           <w:p>
+            <w:pPr>
+              <w:keepNext/>
+            </w:pPr>
             <w:r/>
             <w:r>
               <w:rPr>
@@ -12859,6 +12890,9 @@
             <w:tcW w:type="dxa" w:w="4537"/>
           </w:tcPr>
           <w:p>
+            <w:pPr>
+              <w:keepNext/>
+            </w:pPr>
             <w:r/>
             <w:r>
               <w:rPr>
@@ -12878,6 +12912,9 @@
             <w:tcW w:type="dxa" w:w="4537"/>
           </w:tcPr>
           <w:p>
+            <w:pPr>
+              <w:keepNext/>
+            </w:pPr>
             <w:r/>
             <w:r>
               <w:rPr>
@@ -12895,6 +12932,9 @@
             <w:tcW w:type="dxa" w:w="4537"/>
           </w:tcPr>
           <w:p>
+            <w:pPr>
+              <w:keepNext/>
+            </w:pPr>
             <w:r/>
             <w:r>
               <w:rPr>
@@ -12918,6 +12958,9 @@
             <w:tcW w:type="dxa" w:w="4537"/>
           </w:tcPr>
           <w:p>
+            <w:pPr>
+              <w:keepNext/>
+            </w:pPr>
             <w:r/>
             <w:r>
               <w:rPr>
@@ -12935,6 +12978,9 @@
             <w:tcW w:type="dxa" w:w="4537"/>
           </w:tcPr>
           <w:p>
+            <w:pPr>
+              <w:keepNext/>
+            </w:pPr>
             <w:r/>
             <w:r>
               <w:rPr>
@@ -12989,13 +13035,9 @@
     </w:tbl>
     <w:p/>
     <w:p>
-      <w:r>
-        <w:br w:type="page"/>
-      </w:r>
-    </w:p>
-    <w:p>
       <w:pPr>
         <w:pStyle w:val="Heading1"/>
+        <w:pageBreakBefore/>
       </w:pPr>
       <w:r>
         <w:rPr>
@@ -13473,13 +13515,9 @@
     </w:tbl>
     <w:p/>
     <w:p>
-      <w:r>
-        <w:br w:type="page"/>
-      </w:r>
-    </w:p>
-    <w:p>
       <w:pPr>
         <w:pStyle w:val="Heading1"/>
+        <w:pageBreakBefore/>
       </w:pPr>
       <w:r>
         <w:rPr>
@@ -14264,6 +14302,9 @@
             <w:shd w:val="clear" w:color="auto" w:fill="2E6DA4"/>
           </w:tcPr>
           <w:p>
+            <w:pPr>
+              <w:keepNext/>
+            </w:pPr>
             <w:r/>
             <w:r>
               <w:rPr>
@@ -14283,6 +14324,9 @@
             <w:shd w:val="clear" w:color="auto" w:fill="2E6DA4"/>
           </w:tcPr>
           <w:p>
+            <w:pPr>
+              <w:keepNext/>
+            </w:pPr>
             <w:r/>
             <w:r>
               <w:rPr>
@@ -14303,6 +14347,9 @@
             <w:tcW w:type="dxa" w:w="4537"/>
           </w:tcPr>
           <w:p>
+            <w:pPr>
+              <w:keepNext/>
+            </w:pPr>
             <w:r/>
             <w:r>
               <w:rPr>
@@ -14320,6 +14367,9 @@
             <w:tcW w:type="dxa" w:w="4537"/>
           </w:tcPr>
           <w:p>
+            <w:pPr>
+              <w:keepNext/>
+            </w:pPr>
             <w:r/>
             <w:r>
               <w:rPr>
@@ -14339,6 +14389,9 @@
             <w:tcW w:type="dxa" w:w="4537"/>
           </w:tcPr>
           <w:p>
+            <w:pPr>
+              <w:keepNext/>
+            </w:pPr>
             <w:r/>
             <w:r>
               <w:rPr>
@@ -14356,6 +14409,9 @@
             <w:tcW w:type="dxa" w:w="4537"/>
           </w:tcPr>
           <w:p>
+            <w:pPr>
+              <w:keepNext/>
+            </w:pPr>
             <w:r/>
             <w:r>
               <w:rPr>
@@ -14375,6 +14431,9 @@
             <w:tcW w:type="dxa" w:w="4537"/>
           </w:tcPr>
           <w:p>
+            <w:pPr>
+              <w:keepNext/>
+            </w:pPr>
             <w:r/>
             <w:r>
               <w:rPr>
@@ -14392,6 +14451,9 @@
             <w:tcW w:type="dxa" w:w="4537"/>
           </w:tcPr>
           <w:p>
+            <w:pPr>
+              <w:keepNext/>
+            </w:pPr>
             <w:r/>
             <w:r>
               <w:rPr>
@@ -14411,6 +14473,9 @@
             <w:tcW w:type="dxa" w:w="4537"/>
           </w:tcPr>
           <w:p>
+            <w:pPr>
+              <w:keepNext/>
+            </w:pPr>
             <w:r/>
             <w:r>
               <w:rPr>
@@ -14428,6 +14493,9 @@
             <w:tcW w:type="dxa" w:w="4537"/>
           </w:tcPr>
           <w:p>
+            <w:pPr>
+              <w:keepNext/>
+            </w:pPr>
             <w:r/>
             <w:r>
               <w:rPr>
@@ -14447,6 +14515,9 @@
             <w:tcW w:type="dxa" w:w="4537"/>
           </w:tcPr>
           <w:p>
+            <w:pPr>
+              <w:keepNext/>
+            </w:pPr>
             <w:r/>
             <w:r>
               <w:rPr>
@@ -14464,6 +14535,9 @@
             <w:tcW w:type="dxa" w:w="4537"/>
           </w:tcPr>
           <w:p>
+            <w:pPr>
+              <w:keepNext/>
+            </w:pPr>
             <w:r/>
             <w:r>
               <w:rPr>
@@ -14518,13 +14592,9 @@
     </w:tbl>
     <w:p/>
     <w:p>
-      <w:r>
-        <w:br w:type="page"/>
-      </w:r>
-    </w:p>
-    <w:p>
       <w:pPr>
         <w:pStyle w:val="Heading1"/>
+        <w:pageBreakBefore/>
       </w:pPr>
       <w:r>
         <w:rPr>
@@ -14545,7 +14615,7 @@
           <w:sz w:val="20"/>
           <w:rFonts w:eastAsia="맑은 고딕"/>
         </w:rPr>
-        <w:t>코드베이스 검증 기반 현황 (2026.08.19 기준)</w:t>
+        <w:t>코드베이스 검증 기반 현황 (2026.08.20 기준)</w:t>
       </w:r>
     </w:p>
     <w:p/>
@@ -14777,7 +14847,7 @@
                 <w:sz w:val="18"/>
                 <w:rFonts w:eastAsia="맑은 고딕"/>
               </w:rPr>
-              <w:t>평문 컬럼 완전 제거</w:t>
+              <w:t>인테이크 평문 컬럼 제거 완료</w:t>
             </w:r>
           </w:p>
         </w:tc>
@@ -14970,7 +15040,7 @@
                 <w:sz w:val="18"/>
                 <w:rFonts w:eastAsia="맑은 고딕"/>
               </w:rPr>
-              <w:t>/app/telemedicine, /app/api/livekit</w:t>
+              <w:t>/app/consultation/[id], /app/api/livekit</w:t>
             </w:r>
           </w:p>
         </w:tc>
@@ -14987,7 +15057,7 @@
                 <w:sz w:val="18"/>
                 <w:rFonts w:eastAsia="맑은 고딕"/>
               </w:rPr>
-              <w:t>게스트 참여 가능</w:t>
+              <w:t>초대링크로 계정 없이 참여</w:t>
             </w:r>
           </w:p>
         </w:tc>
@@ -15093,7 +15163,7 @@
                 <w:sz w:val="18"/>
                 <w:rFonts w:eastAsia="맑은 고딕"/>
               </w:rPr>
-              <w:t>부분</w:t>
+              <w:t>완료</w:t>
             </w:r>
           </w:p>
         </w:tc>
@@ -15110,7 +15180,7 @@
                 <w:sz w:val="18"/>
                 <w:rFonts w:eastAsia="맑은 고딕"/>
               </w:rPr>
-              <w:t>/app/telemedicine/</w:t>
+              <w:t>/app/consultation/[id]</w:t>
             </w:r>
           </w:p>
         </w:tc>
@@ -15127,7 +15197,7 @@
                 <w:sz w:val="18"/>
                 <w:rFonts w:eastAsia="맑은 고딕"/>
               </w:rPr>
-              <w:t>Phase B 완성 예정</w:t>
+              <w:t>실서비스 가동 · 통역 자막 3,277건 축적</w:t>
             </w:r>
           </w:p>
         </w:tc>
@@ -15197,7 +15267,7 @@
                 <w:sz w:val="18"/>
                 <w:rFonts w:eastAsia="맑은 고딕"/>
               </w:rPr>
-              <w:t>자동 리마인더 미완</w:t>
+              <w:t>리마인더 자동 발송 가동 · 의료진 일정 연동 남음</w:t>
             </w:r>
           </w:p>
         </w:tc>
@@ -15303,7 +15373,7 @@
                 <w:sz w:val="18"/>
                 <w:rFonts w:eastAsia="맑은 고딕"/>
               </w:rPr>
-              <w:t>부분</w:t>
+              <w:t>완료</w:t>
             </w:r>
           </w:p>
         </w:tc>
@@ -15337,7 +15407,7 @@
                 <w:sz w:val="18"/>
                 <w:rFonts w:eastAsia="맑은 고딕"/>
               </w:rPr>
-              <w:t>AI 자동감지 미완</w:t>
+              <w:t>이상 징후 자동 분석·담당자 알림 가동</w:t>
             </w:r>
           </w:p>
         </w:tc>
@@ -15390,7 +15460,7 @@
                 <w:sz w:val="18"/>
                 <w:rFonts w:eastAsia="맑은 고딕"/>
               </w:rPr>
-              <w:t>/app/patient/education</w:t>
+              <w:t>/app/education</w:t>
             </w:r>
           </w:p>
         </w:tc>
@@ -15407,7 +15477,7 @@
                 <w:sz w:val="18"/>
                 <w:rFonts w:eastAsia="맑은 고딕"/>
               </w:rPr>
-              <w:t>러시아어 콘텐츠 일부</w:t>
+              <w:t>18건 발행(러시아어 전건) · 단계별 자동 발송은 화면 연결 남음</w:t>
             </w:r>
           </w:p>
         </w:tc>
@@ -15512,7 +15582,7 @@
                 <w:sz w:val="18"/>
                 <w:rFonts w:eastAsia="맑은 고딕"/>
               </w:rPr>
-              <w:t>부분</w:t>
+              <w:t>완료</w:t>
             </w:r>
           </w:p>
         </w:tc>
@@ -15529,7 +15599,7 @@
                 <w:sz w:val="18"/>
                 <w:rFonts w:eastAsia="맑은 고딕"/>
               </w:rPr>
-              <w:t>/app/ru, /app/kk</w:t>
+              <w:t>/app/[locale]</w:t>
             </w:r>
           </w:p>
         </w:tc>
@@ -15546,7 +15616,7 @@
                 <w:sz w:val="18"/>
                 <w:rFonts w:eastAsia="맑은 고딕"/>
               </w:rPr>
-              <w:t>전체 번역 진행 중</w:t>
+              <w:t>6개 언어 문구 전건 채움 · 자동 검사 통과</w:t>
             </w:r>
           </w:p>
         </w:tc>
@@ -15931,7 +16001,7 @@
                 <w:sz w:val="18"/>
                 <w:rFonts w:eastAsia="맑은 고딕"/>
               </w:rPr>
-              <w:t>부분</w:t>
+              <w:t>완료</w:t>
             </w:r>
           </w:p>
         </w:tc>
@@ -15948,7 +16018,7 @@
                 <w:sz w:val="18"/>
                 <w:rFonts w:eastAsia="맑은 고딕"/>
               </w:rPr>
-              <w:t>Supabase Realtime</w:t>
+              <w:t>src/hooks/useNotifications.ts</w:t>
             </w:r>
           </w:p>
         </w:tc>
@@ -15965,7 +16035,7 @@
                 <w:sz w:val="18"/>
                 <w:rFonts w:eastAsia="맑은 고딕"/>
               </w:rPr>
-              <w:t>부분 통합</w:t>
+              <w:t>Supabase Realtime 구독 + FCM 푸시</w:t>
             </w:r>
           </w:p>
         </w:tc>
@@ -16251,6 +16321,9 @@
     </w:tbl>
     <w:p/>
     <w:p>
+      <w:pPr>
+        <w:keepNext/>
+      </w:pPr>
       <w:r>
         <w:rPr>
           <w:rFonts w:ascii="맑은 고딕" w:hAnsi="맑은 고딕"/>
@@ -16263,6 +16336,7 @@
     </w:p>
     <w:p>
       <w:pPr>
+        <w:keepNext/>
         <w:ind w:left="567"/>
       </w:pPr>
       <w:r>
@@ -16272,11 +16346,12 @@
           <w:sz w:val="20"/>
           <w:rFonts w:eastAsia="맑은 고딕"/>
         </w:rPr>
-        <w:t>완료: 22개 기능 (96%): 착수 시 부분구현 6건 중 5건이 완료로 전환(2026-08-19 실측)</w:t>
+        <w:t>완료: 21개 기능 (91%). 착수 시 부분구현 6건 중 4건이 완료로 전환(2026-08-20 실측)</w:t>
       </w:r>
     </w:p>
     <w:p>
       <w:pPr>
+        <w:keepNext/>
         <w:ind w:left="567"/>
       </w:pPr>
       <w:r>
@@ -16286,11 +16361,12 @@
           <w:sz w:val="20"/>
           <w:rFonts w:eastAsia="맑은 고딕"/>
         </w:rPr>
-        <w:t>부분구현: 1개 기능 (4%): 예약 리마인더의 의료진 일정 연동</w:t>
+        <w:t>부분구현: 2개 기능 (9%). ①단계별 교육 콘텐츠 자동 발송의 화면 연결 ②예약 리마인더의 의료진 일정 연동</w:t>
       </w:r>
     </w:p>
     <w:p>
       <w:pPr>
+        <w:keepNext/>
         <w:ind w:left="567"/>
       </w:pPr>
       <w:r>
@@ -16300,7 +16376,7 @@
           <w:sz w:val="20"/>
           <w:rFonts w:eastAsia="맑은 고딕"/>
         </w:rPr>
-        <w:t>미구현: 0개 그룹 (모든 기능 최소 부분 구현 상태)</w:t>
+        <w:t>미구현: 0개 기능. 모든 기능이 최소 부분 구현 상태다</w:t>
       </w:r>
     </w:p>
     <w:p>
@@ -16311,7 +16387,7 @@
           <w:sz w:val="20"/>
           <w:rFonts w:eastAsia="맑은 고딕"/>
         </w:rPr>
-        <w:t>※ 부분구현 항목은 Phase B에서 완성 예정.</w:t>
+        <w:t>※ 부분구현 2건은 01-1 화면설계서 「남은 설계 항목」과 같은 항목이며, 2026. 8. 27. 이전 완료를 목표로 한다.</w:t>
       </w:r>
     </w:p>
     <w:sectPr>

--- a/docs/government-project/02_기능명세서.docx
+++ b/docs/government-project/02_기능명세서.docx
@@ -3977,25 +3977,24 @@
             <w:pPr>
               <w:keepNext/>
             </w:pPr>
-            <w:r/>
-            <w:r>
-              <w:rPr>
-                <w:rFonts w:ascii="맑은 고딕" w:hAnsi="맑은 고딕"/>
-                <w:b w:val="0"/>
-                <w:sz w:val="18"/>
-                <w:rFonts w:eastAsia="맑은 고딕"/>
-              </w:rPr>
-              <w:t>① Step 1: 기본 정보 (성명·연락처·국가)</w:t>
+            <w:r>
+              <w:t>① 1단계 접수: 이름·연락 수단·국적·선호 언어 / 암종·병기 / 하고 싶은 말</w:t>
               <w:br/>
-              <w:t>② Step 2: 암 정보 (종류·병기·현재 치료 상태)</w:t>
+              <w:t>② 동의 4종(개인정보·민감정보·제3자 제공·국외이전) 확인 후 제출: 여기까지만 채워도 접수된다</w:t>
               <w:br/>
-              <w:t>③ Step 3: 의료기록 업로드 (CT/MRI/검사결과)</w:t>
+              <w:t>③ 접수 뒤 2단계(/inquiry/intake): 문의번호와 접근 토큰이 있어야 열린다</w:t>
               <w:br/>
-              <w:t>④ Step 4: 희망 치료·예산·일정</w:t>
-              <w:br/>
-              <w:t>⑤ Step 5: 개인정보 동의·제출</w:t>
+              <w:t>④ 2단계에서 대학병원 의뢰에 필요한 검사자료를 추가로 받는다</w:t>
               <w:br/>
               <w:t>⑥ → inquiries 테이블 저장, 코디네이터 알림 발송</w:t>
+            </w:r>
+            <w:r>
+              <w:rPr>
+                <w:rFonts w:ascii="맑은 고딕" w:hAnsi="맑은 고딕"/>
+                <w:b w:val="0"/>
+                <w:sz w:val="18"/>
+                <w:rFonts w:eastAsia="맑은 고딕"/>
+              </w:rPr>
             </w:r>
           </w:p>
         </w:tc>
@@ -4674,11 +4673,11 @@
               <w:br/>
               <w:t>② MIME 타입 검증 (DICOM/JPEG/PNG/PDF)</w:t>
               <w:br/>
-              <w:t>③ 파일 크기 확인 (50MB 이하)</w:t>
+              <w:t>③ 파일 크기 확인 (건당 200MB 이하, 최대 10개)</w:t>
               <w:br/>
               <w:t>④ Supabase Storage 업로드</w:t>
               <w:br/>
-              <w:t>⑤ attachments 테이블에 메타데이터 저장</w:t>
+              <w:t>⑤ consultation_documents 표에 메타데이터 저장</w:t>
               <w:br/>
               <w:t>⑥ 코디네이터·의료진이 파일 열람 가능</w:t>
             </w:r>
@@ -6590,7 +6589,7 @@
                 <w:sz w:val="18"/>
                 <w:rFonts w:eastAsia="맑은 고딕"/>
               </w:rPr>
-              <w:t>① /api/livekit/route.ts에서 방 이름 기반 Access Token 발급</w:t>
+              <w:t>① /api/khidi/consultation/token 에서 방 이름 기반 접근 토큰 발급</w:t>
               <w:br/>
               <w:t>② 환자: 게스트 토큰 또는 로그인 토큰으로 참여</w:t>
               <w:br/>
@@ -7276,7 +7275,7 @@
               <w:br/>
               <w:t>② 환자가 링크 접속 (로그인 불필요)</w:t>
               <w:br/>
-              <w:t>③ /api/livekit에서 게스트 토큰 발급</w:t>
+              <w:t>③ 초대 주소(/c/&lt;코드&gt;)가 상담을 찾아 게스트 토큰을 발급</w:t>
               <w:br/>
               <w:t>④ 이름 입력 후 화상상담 참여</w:t>
             </w:r>
@@ -7773,7 +7772,7 @@
               </w:rPr>
               <w:t>① 환자가 채팅 입력 (텍스트, 다국어)</w:t>
               <w:br/>
-              <w:t>② /api/chat/route.ts 호출</w:t>
+              <w:t>② /api/public/chat/message 호출</w:t>
               <w:br/>
               <w:t>③ src/lib/chat/generateReply.ts 실행</w:t>
               <w:br/>
@@ -8920,7 +8919,7 @@
               <w:br/>
               <w:t>③ Gemini로 러시아어↔한국어 번역</w:t>
               <w:br/>
-              <w:t>④ 번역 결과 병렬 표시</w:t>
+              <w:t>④ 상대 발화를 내 언어로 한 줄 자막 표시(두 언어를 나란히 놓지 않는다)</w:t>
             </w:r>
           </w:p>
         </w:tc>
@@ -9902,17 +9901,18 @@
             <w:pPr>
               <w:keepNext/>
             </w:pPr>
-            <w:r/>
-            <w:r>
-              <w:rPr>
-                <w:rFonts w:ascii="맑은 고딕" w:hAnsi="맑은 고딕"/>
-                <w:b w:val="0"/>
-                <w:sz w:val="18"/>
-                <w:rFonts w:eastAsia="맑은 고딕"/>
-              </w:rPr>
+            <w:r>
               <w:t>• 선택 날짜 의료진 부재 → 대안 일정 제시</w:t>
               <w:br/>
-              <w:t>• 예약 취소 요청 → 72시간 전 무료 취소</w:t>
+              <w:t>• 초대 링크 만료: 상담 시각 +12시간(최소 72시간): 만료 시 재발급</w:t>
+            </w:r>
+            <w:r>
+              <w:rPr>
+                <w:rFonts w:ascii="맑은 고딕" w:hAnsi="맑은 고딕"/>
+                <w:b w:val="0"/>
+                <w:sz w:val="18"/>
+                <w:rFonts w:eastAsia="맑은 고딕"/>
+              </w:rPr>
             </w:r>
           </w:p>
         </w:tc>
@@ -10852,7 +10852,7 @@
                 <w:sz w:val="18"/>
                 <w:rFonts w:eastAsia="맑은 고딕"/>
               </w:rPr>
-              <w:t>① 환자가 증상 체크리스트 입력 (주 1회)</w:t>
+              <w:t>① 환자가 증상 기록 입력</w:t>
               <w:br/>
               <w:t>② 검사결과·영상자료 업로드 옵션</w:t>
               <w:br/>
@@ -10905,7 +10905,7 @@
                 <w:sz w:val="18"/>
                 <w:rFonts w:eastAsia="맑은 고딕"/>
               </w:rPr>
-              <w:t>• 체크인 미응답 (3회) → 코디네이터 직접 연락</w:t>
+              <w:t>• 설문 8일 이상 무응답 → 운영자에게 자동 경보</w:t>
               <w:br/>
               <w:t>• 심각한 이상 징후 → 응급 연락처 안내</w:t>
             </w:r>
@@ -12387,7 +12387,7 @@
                 <w:sz w:val="18"/>
                 <w:rFonts w:eastAsia="맑은 고딕"/>
               </w:rPr>
-              <w:t>ko (한국어), en (영어), ru (러시아어), kk (카자흐어), zh (중국어), ja (일본어)</w:t>
+              <w:t>ko (한국어), en (영어), ru (러시아어), kz (카자흐어), zh (중국어), ja (일본어)</w:t>
             </w:r>
           </w:p>
         </w:tc>
@@ -15021,7 +15021,7 @@
               </w:rPr>
               <w:t>① 트리거 이벤트 발생</w:t>
               <w:br/>
-              <w:t>② /api/email 호출</w:t>
+              <w:t>② 발송 지점에서 src/lib/email/sendEmail.ts 호출</w:t>
               <w:br/>
               <w:t>③ @react-email/render로 HTML 이메일 생성</w:t>
               <w:br/>

--- a/docs/government-project/02_기능명세서.docx
+++ b/docs/government-project/02_기능명세서.docx
@@ -9534,7 +9534,7 @@
                 <w:sz w:val="18"/>
                 <w:rFonts w:eastAsia="맑은 고딕"/>
               </w:rPr>
-              <w:t>부분구현: translate API 완성</w:t>
+              <w:t>완료: 번역 API + 상담방 실시간 자막 가동</w:t>
               <w:br/>
               <w:t>화상 내 실시간 자막 통합은 추가 개발 필요</w:t>
               <w:br/>
@@ -10043,9 +10043,9 @@
                 <w:sz w:val="18"/>
                 <w:rFonts w:eastAsia="맑은 고딕"/>
               </w:rPr>
-              <w:t>부분구현: /app/patient/calendar UI 있음</w:t>
+              <w:t>부분구현: /app/patient/calendar</w:t>
               <w:br/>
-              <w:t>자동 리마인더·의료진 일정 연동 추가 개발 필요</w:t>
+              <w:t>리마인더 자동 발송은 가동 중. 의료진 일정 연동만 남음</w:t>
             </w:r>
           </w:p>
         </w:tc>
@@ -11128,9 +11128,9 @@
                 <w:sz w:val="18"/>
                 <w:rFonts w:eastAsia="맑은 고딕"/>
               </w:rPr>
-              <w:t>부분구현: /app/patient/symptoms UI 있음</w:t>
+              <w:t>완료: /app/patient/symptoms + /app/api/khidi/followup</w:t>
               <w:br/>
-              <w:t>AI 자동 이상징후 감지 미구현 (Phase B)</w:t>
+              <w:t>증상 기록 접수와 이상 징후 자동 분석·담당자 알림이 가동 중</w:t>
             </w:r>
           </w:p>
         </w:tc>
@@ -11573,9 +11573,9 @@
                 <w:sz w:val="18"/>
                 <w:rFonts w:eastAsia="맑은 고딕"/>
               </w:rPr>
-              <w:t>부분구현: /app/patient/education UI 있음</w:t>
+              <w:t>부분구현: /app/education</w:t>
               <w:br/>
-              <w:t>러시아어 콘텐츠 일부 번역 완료, 전체 완성 필요</w:t>
+              <w:t>콘텐츠 18건·러시아어 전건 발행 완료. 단계별 자동 발송의 화면 연결만 남음</w:t>
             </w:r>
           </w:p>
         </w:tc>
@@ -15599,9 +15599,9 @@
                 <w:sz w:val="18"/>
                 <w:rFonts w:eastAsia="맑은 고딕"/>
               </w:rPr>
-              <w:t>부분구현: 메시지 화면 있음</w:t>
+              <w:t>완료: src/hooks/useNotifications.ts + src/lib/push/fcm.ts</w:t>
               <w:br/>
-              <w:t>실시간 푸시 Supabase Realtime 통합 일부</w:t>
+              <w:t>Supabase Realtime 구독과 FCM 푸시가 함께 돈다</w:t>
             </w:r>
           </w:p>
         </w:tc>

--- a/docs/government-project/02_기능명세서.docx
+++ b/docs/government-project/02_기능명세서.docx
@@ -414,7 +414,7 @@
           <w:sz w:val="20"/>
           <w:rFonts w:eastAsia="맑은 고딕"/>
         </w:rPr>
-        <w:t>6.  AI 챗봇·Human Agent 상담</w:t>
+        <w:t>6.  AI 챗봇·사람 상담원 상담</w:t>
       </w:r>
     </w:p>
     <w:p>
@@ -2274,7 +2274,7 @@
               </w:rPr>
               <w:t>• 이메일 미인증 → 인증 메일 재발송 안내</w:t>
               <w:br/>
-              <w:t>• 잘못된 비밀번호 → "인증 실패" 메시지 (error.message 직접 노출 금지)</w:t>
+              <w:t>• 잘못된 비밀번호 → 「인증 실패」 메시지 (error.message 직접 노출 금지)</w:t>
               <w:br/>
               <w:t>• 소셜 OAuth 실패 → fallback 이메일 로그인 안내</w:t>
             </w:r>
@@ -5270,7 +5270,7 @@
                 <w:sz w:val="18"/>
                 <w:rFonts w:eastAsia="맑은 고딕"/>
               </w:rPr>
-              <w:t>상담 시작 또는 "병원 추천" 요청</w:t>
+              <w:t>상담 시작 또는 「병원 추천」 요청</w:t>
             </w:r>
           </w:p>
         </w:tc>
@@ -6544,7 +6544,7 @@
                 <w:sz w:val="18"/>
                 <w:rFonts w:eastAsia="맑은 고딕"/>
               </w:rPr>
-              <w:t>"화상상담 시작" 버튼 클릭</w:t>
+              <w:t>「화상상담 시작」 버튼 클릭</w:t>
             </w:r>
           </w:p>
         </w:tc>
@@ -7426,7 +7426,7 @@
           <w:sz w:val="28"/>
           <w:rFonts w:eastAsia="맑은 고딕"/>
         </w:rPr>
-        <w:t>6. AI 챗봇·Human Agent 상담 시스템</w:t>
+        <w:t>6. AI 챗봇·사람 상담원 상담 시스템</w:t>
       </w:r>
     </w:p>
     <w:p>
@@ -7829,9 +7829,9 @@
                 <w:sz w:val="18"/>
                 <w:rFonts w:eastAsia="맑은 고딕"/>
               </w:rPr>
-              <w:t>• Gemini API 타임아웃 → "잠시 후 다시 시도" 메시지</w:t>
+              <w:t>• Gemini API 타임아웃 → 「잠시 후 다시 시도」 메시지</w:t>
               <w:br/>
-              <w:t>• 의료 진단 요청 → "의료진 상담 연결" 안내</w:t>
+              <w:t>• 의료 진단 요청 → 「의료진 상담 연결」 안내</w:t>
             </w:r>
           </w:p>
         </w:tc>
@@ -8868,7 +8868,7 @@
                 <w:sz w:val="18"/>
                 <w:rFonts w:eastAsia="맑은 고딕"/>
               </w:rPr>
-              <w:t>메시지 전송 또는 "번역 보기" 버튼 클릭</w:t>
+              <w:t>메시지 전송 또는 「번역 보기」 버튼 클릭</w:t>
             </w:r>
           </w:p>
         </w:tc>
@@ -15842,7 +15842,7 @@
                 <w:sz w:val="18"/>
                 <w:rFonts w:eastAsia="맑은 고딕"/>
               </w:rPr>
-              <w:t>사업계획서(p.31) "현재는 Human, 미래는 AI": Human Agent 상담 데이터 RAG 학습 파이프라인</w:t>
+              <w:t>사업계획서(p.31) 「지금은 사람이, 앞으로는 AI 가」: Human Agent 상담 데이터 RAG 학습 파이프라인</w:t>
             </w:r>
           </w:p>
         </w:tc>

--- a/docs/government-project/02_기능명세서.docx
+++ b/docs/government-project/02_기능명세서.docx
@@ -4215,19 +4215,20 @@
             <w:pPr>
               <w:keepNext/>
             </w:pPr>
-            <w:r/>
-            <w:r>
-              <w:rPr>
-                <w:rFonts w:ascii="맑은 고딕" w:hAnsi="맑은 고딕"/>
-                <w:b w:val="0"/>
-                <w:sz w:val="18"/>
-                <w:rFonts w:eastAsia="맑은 고딕"/>
-              </w:rPr>
-              <w:t>inquiries (id, encrypted_name, encrypted_email, encrypted_contact, encryption_version, cancer_type, public_token, status)</w:t>
+            <w:r>
+              <w:t>inquiries (id, first_name, last_name, email, phone: 이 넷에 암호문 저장, cancer_type, public_token, status)</w:t>
               <w:br/>
               <w:t>cancer_intake_encrypted (암호화 민감 데이터)</w:t>
               <w:br/>
               <w:t>migrations/20260125_inquiries_intake_progressive</w:t>
+            </w:r>
+            <w:r>
+              <w:rPr>
+                <w:rFonts w:ascii="맑은 고딕" w:hAnsi="맑은 고딕"/>
+                <w:b w:val="0"/>
+                <w:sz w:val="18"/>
+                <w:rFonts w:eastAsia="맑은 고딕"/>
+              </w:rPr>
             </w:r>
           </w:p>
         </w:tc>
@@ -16405,9 +16406,9 @@
                 <w:sz w:val="18"/>
                 <w:rFonts w:eastAsia="맑은 고딕"/>
               </w:rPr>
-              <w:t>inquiries.encrypted_name · encrypted_email · encrypted_contact(연락처)</w:t>
+              <w:t>inquiries.first_name · last_name · email · phone (암호문 저장)</w:t>
               <w:br/>
-              <w:t>consultation_sessions.notes_encrypted 등 암호화 칸</w:t>
+              <w:t>consultation_sessions.notes_encrypted · cancer_patient_intakes.*_encrypted 등</w:t>
             </w:r>
           </w:p>
         </w:tc>
@@ -16583,21 +16584,22 @@
             <w:pPr>
               <w:keepNext/>
             </w:pPr>
-            <w:r/>
-            <w:r>
-              <w:rPr>
-                <w:rFonts w:ascii="맑은 고딕" w:hAnsi="맑은 고딕"/>
-                <w:b w:val="0"/>
-                <w:sz w:val="18"/>
-                <w:rFonts w:eastAsia="맑은 고딕"/>
-              </w:rPr>
-              <w:t>inquiries (encrypted_name, encrypted_email, encrypted_contact)</w:t>
+            <w:r>
+              <w:t>inquiries (first_name, last_name, email, phone: 전부 암호문)</w:t>
               <w:br/>
               <w:t>cancer_intake_encrypted</w:t>
               <w:br/>
               <w:t>migrations/20260420_drop_cancer_intake_plaintext</w:t>
               <w:br/>
               <w:t>migrations/20260420_drop_inquiries_plaintext_email</w:t>
+            </w:r>
+            <w:r>
+              <w:rPr>
+                <w:rFonts w:ascii="맑은 고딕" w:hAnsi="맑은 고딕"/>
+                <w:b w:val="0"/>
+                <w:sz w:val="18"/>
+                <w:rFonts w:eastAsia="맑은 고딕"/>
+              </w:rPr>
             </w:r>
           </w:p>
         </w:tc>

--- a/docs/government-project/02_기능명세서.docx
+++ b/docs/government-project/02_기능명세서.docx
@@ -414,7 +414,7 @@
           <w:sz w:val="20"/>
           <w:rFonts w:eastAsia="맑은 고딕"/>
         </w:rPr>
-        <w:t>6.  AI 챗봇·Human Agent 상담</w:t>
+        <w:t>6.  AI 챗봇·사람 상담원 상담</w:t>
       </w:r>
     </w:p>
     <w:p>
@@ -2274,7 +2274,7 @@
               </w:rPr>
               <w:t>• 이메일 미인증 → 인증 메일 재발송 안내</w:t>
               <w:br/>
-              <w:t>• 잘못된 비밀번호 → "인증 실패" 메시지 (error.message 직접 노출 금지)</w:t>
+              <w:t>• 잘못된 비밀번호 → 「인증 실패」 메시지 (error.message 직접 노출 금지)</w:t>
               <w:br/>
               <w:t>• 소셜 OAuth 실패 → fallback 이메일 로그인 안내</w:t>
             </w:r>
@@ -3977,25 +3977,24 @@
             <w:pPr>
               <w:keepNext/>
             </w:pPr>
-            <w:r/>
-            <w:r>
-              <w:rPr>
-                <w:rFonts w:ascii="맑은 고딕" w:hAnsi="맑은 고딕"/>
-                <w:b w:val="0"/>
-                <w:sz w:val="18"/>
-                <w:rFonts w:eastAsia="맑은 고딕"/>
-              </w:rPr>
-              <w:t>① Step 1: 기본 정보 (성명·연락처·국가)</w:t>
+            <w:r>
+              <w:t>① 1단계 접수: 이름·연락 수단·국적·선호 언어 / 암종·병기 / 하고 싶은 말</w:t>
               <w:br/>
-              <w:t>② Step 2: 암 정보 (종류·병기·현재 치료 상태)</w:t>
+              <w:t>② 동의 4종(개인정보·민감정보·제3자 제공·국외이전) 확인 후 제출: 여기까지만 채워도 접수된다</w:t>
               <w:br/>
-              <w:t>③ Step 3: 의료기록 업로드 (CT/MRI/검사결과)</w:t>
+              <w:t>③ 접수 뒤 2단계(/inquiry/intake): 문의번호와 접근 토큰이 있어야 열린다</w:t>
               <w:br/>
-              <w:t>④ Step 4: 희망 치료·예산·일정</w:t>
-              <w:br/>
-              <w:t>⑤ Step 5: 개인정보 동의·제출</w:t>
+              <w:t>④ 2단계에서 대학병원 의뢰에 필요한 검사자료를 추가로 받는다</w:t>
               <w:br/>
               <w:t>⑥ → inquiries 테이블 저장, 코디네이터 알림 발송</w:t>
+            </w:r>
+            <w:r>
+              <w:rPr>
+                <w:rFonts w:ascii="맑은 고딕" w:hAnsi="맑은 고딕"/>
+                <w:b w:val="0"/>
+                <w:sz w:val="18"/>
+                <w:rFonts w:eastAsia="맑은 고딕"/>
+              </w:rPr>
             </w:r>
           </w:p>
         </w:tc>
@@ -4216,19 +4215,20 @@
             <w:pPr>
               <w:keepNext/>
             </w:pPr>
-            <w:r/>
-            <w:r>
-              <w:rPr>
-                <w:rFonts w:ascii="맑은 고딕" w:hAnsi="맑은 고딕"/>
-                <w:b w:val="0"/>
-                <w:sz w:val="18"/>
-                <w:rFonts w:eastAsia="맑은 고딕"/>
-              </w:rPr>
-              <w:t>inquiries (id, encrypted_name, encrypted_email, encrypted_contact, encryption_version, cancer_type, public_token, status)</w:t>
+            <w:r>
+              <w:t>inquiries (id, first_name, last_name, email, phone: 이 넷에 암호문 저장, cancer_type, public_token, status)</w:t>
               <w:br/>
               <w:t>cancer_intake_encrypted (암호화 민감 데이터)</w:t>
               <w:br/>
               <w:t>migrations/20260125_inquiries_intake_progressive</w:t>
+            </w:r>
+            <w:r>
+              <w:rPr>
+                <w:rFonts w:ascii="맑은 고딕" w:hAnsi="맑은 고딕"/>
+                <w:b w:val="0"/>
+                <w:sz w:val="18"/>
+                <w:rFonts w:eastAsia="맑은 고딕"/>
+              </w:rPr>
             </w:r>
           </w:p>
         </w:tc>
@@ -4674,11 +4674,11 @@
               <w:br/>
               <w:t>② MIME 타입 검증 (DICOM/JPEG/PNG/PDF)</w:t>
               <w:br/>
-              <w:t>③ 파일 크기 확인 (50MB 이하)</w:t>
+              <w:t>③ 파일 크기 확인 (건당 200MB 이하, 최대 10개)</w:t>
               <w:br/>
               <w:t>④ Supabase Storage 업로드</w:t>
               <w:br/>
-              <w:t>⑤ attachments 테이블에 메타데이터 저장</w:t>
+              <w:t>⑤ consultation_documents 표에 메타데이터 저장</w:t>
               <w:br/>
               <w:t>⑥ 코디네이터·의료진이 파일 열람 가능</w:t>
             </w:r>
@@ -5271,7 +5271,7 @@
                 <w:sz w:val="18"/>
                 <w:rFonts w:eastAsia="맑은 고딕"/>
               </w:rPr>
-              <w:t>상담 시작 또는 "병원 추천" 요청</w:t>
+              <w:t>상담 시작 또는 「병원 추천」 요청</w:t>
             </w:r>
           </w:p>
         </w:tc>
@@ -6545,7 +6545,7 @@
                 <w:sz w:val="18"/>
                 <w:rFonts w:eastAsia="맑은 고딕"/>
               </w:rPr>
-              <w:t>"화상상담 시작" 버튼 클릭</w:t>
+              <w:t>「화상상담 시작」 버튼 클릭</w:t>
             </w:r>
           </w:p>
         </w:tc>
@@ -6590,7 +6590,7 @@
                 <w:sz w:val="18"/>
                 <w:rFonts w:eastAsia="맑은 고딕"/>
               </w:rPr>
-              <w:t>① /api/livekit/route.ts에서 방 이름 기반 Access Token 발급</w:t>
+              <w:t>① /api/khidi/consultation/token 에서 방 이름 기반 접근 토큰 발급</w:t>
               <w:br/>
               <w:t>② 환자: 게스트 토큰 또는 로그인 토큰으로 참여</w:t>
               <w:br/>
@@ -7276,7 +7276,7 @@
               <w:br/>
               <w:t>② 환자가 링크 접속 (로그인 불필요)</w:t>
               <w:br/>
-              <w:t>③ /api/livekit에서 게스트 토큰 발급</w:t>
+              <w:t>③ 초대 주소(/c/&lt;코드&gt;)가 상담을 찾아 게스트 토큰을 발급</w:t>
               <w:br/>
               <w:t>④ 이름 입력 후 화상상담 참여</w:t>
             </w:r>
@@ -7427,7 +7427,7 @@
           <w:sz w:val="28"/>
           <w:rFonts w:eastAsia="맑은 고딕"/>
         </w:rPr>
-        <w:t>6. AI 챗봇·Human Agent 상담 시스템</w:t>
+        <w:t>6. AI 챗봇·사람 상담원 상담 시스템</w:t>
       </w:r>
     </w:p>
     <w:p>
@@ -7773,7 +7773,7 @@
               </w:rPr>
               <w:t>① 환자가 채팅 입력 (텍스트, 다국어)</w:t>
               <w:br/>
-              <w:t>② /api/chat/route.ts 호출</w:t>
+              <w:t>② /api/public/chat/message 호출</w:t>
               <w:br/>
               <w:t>③ src/lib/chat/generateReply.ts 실행</w:t>
               <w:br/>
@@ -7830,9 +7830,9 @@
                 <w:sz w:val="18"/>
                 <w:rFonts w:eastAsia="맑은 고딕"/>
               </w:rPr>
-              <w:t>• Gemini API 타임아웃 → "잠시 후 다시 시도" 메시지</w:t>
+              <w:t>• Gemini API 타임아웃 → 「잠시 후 다시 시도」 메시지</w:t>
               <w:br/>
-              <w:t>• 의료 진단 요청 → "의료진 상담 연결" 안내</w:t>
+              <w:t>• 의료 진단 요청 → 「의료진 상담 연결」 안내</w:t>
             </w:r>
           </w:p>
         </w:tc>
@@ -8869,7 +8869,7 @@
                 <w:sz w:val="18"/>
                 <w:rFonts w:eastAsia="맑은 고딕"/>
               </w:rPr>
-              <w:t>메시지 전송 또는 "번역 보기" 버튼 클릭</w:t>
+              <w:t>메시지 전송 또는 「번역 보기」 버튼 클릭</w:t>
             </w:r>
           </w:p>
         </w:tc>
@@ -8920,7 +8920,7 @@
               <w:br/>
               <w:t>③ Gemini로 러시아어↔한국어 번역</w:t>
               <w:br/>
-              <w:t>④ 번역 결과 병렬 표시</w:t>
+              <w:t>④ 상대 발화를 내 언어로 한 줄 자막 표시(두 언어를 나란히 놓지 않는다)</w:t>
             </w:r>
           </w:p>
         </w:tc>
@@ -9535,7 +9535,7 @@
                 <w:sz w:val="18"/>
                 <w:rFonts w:eastAsia="맑은 고딕"/>
               </w:rPr>
-              <w:t>부분구현: translate API 완성</w:t>
+              <w:t>완료: 번역 API + 상담방 실시간 자막 가동</w:t>
               <w:br/>
               <w:t>화상 내 실시간 자막 통합은 추가 개발 필요</w:t>
               <w:br/>
@@ -9902,17 +9902,18 @@
             <w:pPr>
               <w:keepNext/>
             </w:pPr>
-            <w:r/>
-            <w:r>
-              <w:rPr>
-                <w:rFonts w:ascii="맑은 고딕" w:hAnsi="맑은 고딕"/>
-                <w:b w:val="0"/>
-                <w:sz w:val="18"/>
-                <w:rFonts w:eastAsia="맑은 고딕"/>
-              </w:rPr>
+            <w:r>
               <w:t>• 선택 날짜 의료진 부재 → 대안 일정 제시</w:t>
               <w:br/>
-              <w:t>• 예약 취소 요청 → 72시간 전 무료 취소</w:t>
+              <w:t>• 초대 링크 만료: 상담 시각 +12시간(최소 72시간): 만료 시 재발급</w:t>
+            </w:r>
+            <w:r>
+              <w:rPr>
+                <w:rFonts w:ascii="맑은 고딕" w:hAnsi="맑은 고딕"/>
+                <w:b w:val="0"/>
+                <w:sz w:val="18"/>
+                <w:rFonts w:eastAsia="맑은 고딕"/>
+              </w:rPr>
             </w:r>
           </w:p>
         </w:tc>
@@ -10043,9 +10044,9 @@
                 <w:sz w:val="18"/>
                 <w:rFonts w:eastAsia="맑은 고딕"/>
               </w:rPr>
-              <w:t>부분구현: /app/patient/calendar UI 있음</w:t>
+              <w:t>부분구현: /app/patient/calendar</w:t>
               <w:br/>
-              <w:t>자동 리마인더·의료진 일정 연동 추가 개발 필요</w:t>
+              <w:t>리마인더 자동 발송은 가동 중. 의료진 일정 연동만 남음</w:t>
             </w:r>
           </w:p>
         </w:tc>
@@ -10852,7 +10853,7 @@
                 <w:sz w:val="18"/>
                 <w:rFonts w:eastAsia="맑은 고딕"/>
               </w:rPr>
-              <w:t>① 환자가 증상 체크리스트 입력 (주 1회)</w:t>
+              <w:t>① 환자가 증상 기록 입력</w:t>
               <w:br/>
               <w:t>② 검사결과·영상자료 업로드 옵션</w:t>
               <w:br/>
@@ -10905,7 +10906,7 @@
                 <w:sz w:val="18"/>
                 <w:rFonts w:eastAsia="맑은 고딕"/>
               </w:rPr>
-              <w:t>• 체크인 미응답 (3회) → 코디네이터 직접 연락</w:t>
+              <w:t>• 설문 8일 이상 무응답 → 운영자에게 자동 경보</w:t>
               <w:br/>
               <w:t>• 심각한 이상 징후 → 응급 연락처 안내</w:t>
             </w:r>
@@ -11128,9 +11129,9 @@
                 <w:sz w:val="18"/>
                 <w:rFonts w:eastAsia="맑은 고딕"/>
               </w:rPr>
-              <w:t>부분구현: /app/patient/symptoms UI 있음</w:t>
+              <w:t>완료: /app/patient/symptoms + /app/api/khidi/followup</w:t>
               <w:br/>
-              <w:t>AI 자동 이상징후 감지 미구현 (Phase B)</w:t>
+              <w:t>증상 기록 접수와 이상 징후 자동 분석·담당자 알림이 가동 중</w:t>
             </w:r>
           </w:p>
         </w:tc>
@@ -11573,9 +11574,9 @@
                 <w:sz w:val="18"/>
                 <w:rFonts w:eastAsia="맑은 고딕"/>
               </w:rPr>
-              <w:t>부분구현: /app/patient/education UI 있음</w:t>
+              <w:t>부분구현: /app/education</w:t>
               <w:br/>
-              <w:t>러시아어 콘텐츠 일부 번역 완료, 전체 완성 필요</w:t>
+              <w:t>콘텐츠 18건·러시아어 전건 발행 완료. 단계별 자동 발송의 화면 연결만 남음</w:t>
             </w:r>
           </w:p>
         </w:tc>
@@ -12387,7 +12388,7 @@
                 <w:sz w:val="18"/>
                 <w:rFonts w:eastAsia="맑은 고딕"/>
               </w:rPr>
-              <w:t>ko (한국어), en (영어), ru (러시아어), kk (카자흐어), zh (중국어), ja (일본어)</w:t>
+              <w:t>ko (한국어), en (영어), ru (러시아어), kz (카자흐어), zh (중국어), ja (일본어)</w:t>
             </w:r>
           </w:p>
         </w:tc>
@@ -15021,7 +15022,7 @@
               </w:rPr>
               <w:t>① 트리거 이벤트 발생</w:t>
               <w:br/>
-              <w:t>② /api/email 호출</w:t>
+              <w:t>② 발송 지점에서 src/lib/email/sendEmail.ts 호출</w:t>
               <w:br/>
               <w:t>③ @react-email/render로 HTML 이메일 생성</w:t>
               <w:br/>
@@ -15599,9 +15600,9 @@
                 <w:sz w:val="18"/>
                 <w:rFonts w:eastAsia="맑은 고딕"/>
               </w:rPr>
-              <w:t>부분구현: 메시지 화면 있음</w:t>
+              <w:t>완료: src/hooks/useNotifications.ts + src/lib/push/fcm.ts</w:t>
               <w:br/>
-              <w:t>실시간 푸시 Supabase Realtime 통합 일부</w:t>
+              <w:t>Supabase Realtime 구독과 FCM 푸시가 함께 돈다</w:t>
             </w:r>
           </w:p>
         </w:tc>
@@ -15842,7 +15843,7 @@
                 <w:sz w:val="18"/>
                 <w:rFonts w:eastAsia="맑은 고딕"/>
               </w:rPr>
-              <w:t>사업계획서(p.31) "현재는 Human, 미래는 AI": Human Agent 상담 데이터 RAG 학습 파이프라인</w:t>
+              <w:t>사업계획서(p.31) 「지금은 사람이, 앞으로는 AI 가」: Human Agent 상담 데이터 RAG 학습 파이프라인</w:t>
             </w:r>
           </w:p>
         </w:tc>
@@ -16405,9 +16406,9 @@
                 <w:sz w:val="18"/>
                 <w:rFonts w:eastAsia="맑은 고딕"/>
               </w:rPr>
-              <w:t>inquiries.encrypted_name · encrypted_email · encrypted_contact(연락처)</w:t>
+              <w:t>inquiries.first_name · last_name · email · phone (암호문 저장)</w:t>
               <w:br/>
-              <w:t>consultation_sessions.notes_encrypted 등 암호화 칸</w:t>
+              <w:t>consultation_sessions.notes_encrypted · cancer_patient_intakes.*_encrypted 등</w:t>
             </w:r>
           </w:p>
         </w:tc>
@@ -16583,21 +16584,22 @@
             <w:pPr>
               <w:keepNext/>
             </w:pPr>
-            <w:r/>
-            <w:r>
-              <w:rPr>
-                <w:rFonts w:ascii="맑은 고딕" w:hAnsi="맑은 고딕"/>
-                <w:b w:val="0"/>
-                <w:sz w:val="18"/>
-                <w:rFonts w:eastAsia="맑은 고딕"/>
-              </w:rPr>
-              <w:t>inquiries (encrypted_name, encrypted_email, encrypted_contact)</w:t>
+            <w:r>
+              <w:t>inquiries (first_name, last_name, email, phone: 전부 암호문)</w:t>
               <w:br/>
               <w:t>cancer_intake_encrypted</w:t>
               <w:br/>
               <w:t>migrations/20260420_drop_cancer_intake_plaintext</w:t>
               <w:br/>
               <w:t>migrations/20260420_drop_inquiries_plaintext_email</w:t>
+            </w:r>
+            <w:r>
+              <w:rPr>
+                <w:rFonts w:ascii="맑은 고딕" w:hAnsi="맑은 고딕"/>
+                <w:b w:val="0"/>
+                <w:sz w:val="18"/>
+                <w:rFonts w:eastAsia="맑은 고딕"/>
+              </w:rPr>
             </w:r>
           </w:p>
         </w:tc>

--- a/docs/government-project/02_기능명세서.docx
+++ b/docs/government-project/02_기능명세서.docx
@@ -19310,7 +19310,7 @@
           <w:sz w:val="20"/>
           <w:rFonts w:eastAsia="맑은 고딕"/>
         </w:rPr>
-        <w:t>※ 부분구현 2건은 01-1 화면설계서 「남은 설계 항목」과 같은 항목이며, 2026. 8. 27. 이전 완료를 목표로 한다.</w:t>
+        <w:t>※ 부분구현 2건은 01-1 화면설계서 「후속 고도화 항목」과 같은 항목이며, 2026년 9월 중간평가 이전 완료를 목표로 한다.</w:t>
       </w:r>
     </w:p>
     <w:sectPr>

--- a/docs/government-project/02_기능명세서.docx
+++ b/docs/government-project/02_기능명세서.docx
@@ -11404,11 +11404,11 @@
               <w:keepNext/>
             </w:pPr>
             <w:r>
-              <w:t>① 환자가 증상 기록 입력(/patient/symptoms) 또는 해외 의료기관·환자가 검사결과·영상 업로드</w:t>
+              <w:t>① 환자가 증상 기록 입력: 로그인 화면(/patient/symptoms) 또는 «계정 없이» 진행상황 링크(/claim/&lt;토큰&gt;, 2026-09-06). 해외 의료기관·환자는 검사결과·영상 업로드</w:t>
               <w:br/>
-              <w:t>② 위험도 판정은 규칙 기반(응급 키워드 + 점수식, src/lib/followup/symptomAnalyzer.ts: AI 호출 없음)</w:t>
+              <w:t>② 위험도 판정 = 규칙(응급 키워드 + 점수식) → 제미나이 2차 판정(src/lib/followup/aiTriage.ts, 2026-09-06). AI 는 올리기만 하고 확신 50% 미만은 무시, 실패·시간 초과면 규칙 결과 유지. 근거는 환자 원문 인용으로 기록</w:t>
               <w:br/>
-              <w:t>③ 위험 시 담당자 경보(symptom_alerts → 코디 「증상 알림」)</w:t>
+              <w:t>③ 위험 시 담당자 경보(symptom_alerts → 코디 「증상 알림」) + 기록은 케이스 상세 「추가 정보」에도 남아 코디가 늘 보던 자리에서 본다</w:t>
               <w:br/>
               <w:t>④ 3일 이상 입력이 없으면 «침묵» 경보(detect-silent-patients 크론)</w:t>
               <w:br/>
@@ -11688,9 +11688,9 @@
                 <w:sz w:val="18"/>
                 <w:rFonts w:eastAsia="맑은 고딕"/>
               </w:rPr>
-              <w:t>완료: /app/patient/symptoms, /app/api/khidi/followup, /app/api/cron/detect-silent-patients, src/lib/followup/*</w:t>
+              <w:t>완료: /app/patient/symptoms, /app/api/inquiries/claim/symptoms, /app/api/khidi/followup, /app/api/cron/detect-silent-patients, src/lib/followup/{symptomAnalyzer,aiTriage}.ts</w:t>
               <w:br/>
-              <w:t>증상 보고 22건(시연·점검 포함) · 실환자 사후관리 일정은 아직 0(유치 확정 환자 없음)</w:t>
+              <w:t>증상 보고 22건(시연·점검 포함) · 실환자 사후관리 일정은 아직 0(유치 확정 환자 없음). AI 2차 판정 실측(2026-09-06 시험 문의): 규칙 «중간 46%» → AI «높음 90%, 진통제 무효·38.5도 인용» → 담당자 확인으로 상향, 호출당 316 토큰(US$0.001)</w:t>
             </w:r>
           </w:p>
         </w:tc>
@@ -19563,9 +19563,11 @@
               <w:br/>
               <w:t>③ 우리가 준 것(공식 문서) / 환자가 준 것(추가 자료 200MB·메시지)</w:t>
               <w:br/>
-              <w:t>④ 환자 글은 코디 목록에 「환자 새 글 · N일째 안 읽음」 배지로 뜬다</w:t>
+              <w:t>④ 증상 기록 카드(2026-09-06): 심각도 1~10 + 자유 서술 → 규칙+AI 판정 → 코디 종 알림, 「내 암종 관리 가이드」 링크(/education?cancer=…)</w:t>
               <w:br/>
-              <w:t>⑤ 아래 띠에서 계정 연결·가입을 «권유»만 한다(어떤 상태여도 위 진행상황은 남는다)</w:t>
+              <w:t>⑤ 환자 글·증상은 코디 목록에 「환자 새 글 · N일째 안 읽음」 배지로 뜬다</w:t>
+              <w:br/>
+              <w:t>⑥ 아래 띠에서 계정 연결·가입을 «권유»만 한다(어떤 상태여도 위 진행상황은 남는다)</w:t>
             </w:r>
             <w:r>
               <w:rPr>
@@ -20669,7 +20671,547 @@
           <w:sz w:val="24"/>
           <w:rFonts w:eastAsia="맑은 고딕"/>
         </w:rPr>
-        <w:t>18.2 사후관리 자동 케이던스 (FN-POST-04)</w:t>
+        <w:t>18.2 «방문 전» 사후관리 케이던스 (FN-POST-05): 2026-09-06 신설</w:t>
+      </w:r>
+    </w:p>
+    <w:tbl>
+      <w:tblPr>
+        <w:tblStyle w:val="TableGrid"/>
+        <w:tblW w:type="auto" w:w="0"/>
+        <w:tblLook w:firstColumn="1" w:firstRow="1" w:lastColumn="0" w:lastRow="0" w:noHBand="0" w:noVBand="1" w:val="04A0"/>
+      </w:tblPr>
+      <w:tblGrid>
+        <w:gridCol w:w="4537"/>
+        <w:gridCol w:w="4537"/>
+      </w:tblGrid>
+      <w:tr>
+        <w:trPr>
+          <w:cantSplit/>
+        </w:trPr>
+        <w:tc>
+          <w:tcPr>
+            <w:tcW w:type="dxa" w:w="4537"/>
+            <w:shd w:val="clear" w:color="auto" w:fill="2E6DA4"/>
+          </w:tcPr>
+          <w:p>
+            <w:pPr>
+              <w:keepNext/>
+            </w:pPr>
+            <w:r/>
+            <w:r>
+              <w:rPr>
+                <w:rFonts w:ascii="맑은 고딕" w:hAnsi="맑은 고딕"/>
+                <w:b/>
+                <w:color w:val="FFFFFF"/>
+                <w:sz w:val="18"/>
+                <w:rFonts w:eastAsia="맑은 고딕"/>
+              </w:rPr>
+              <w:t>시나리오 항목</w:t>
+            </w:r>
+          </w:p>
+        </w:tc>
+        <w:tc>
+          <w:tcPr>
+            <w:tcW w:type="dxa" w:w="4537"/>
+            <w:shd w:val="clear" w:color="auto" w:fill="2E6DA4"/>
+          </w:tcPr>
+          <w:p>
+            <w:pPr>
+              <w:keepNext/>
+            </w:pPr>
+            <w:r/>
+            <w:r>
+              <w:rPr>
+                <w:rFonts w:ascii="맑은 고딕" w:hAnsi="맑은 고딕"/>
+                <w:b/>
+                <w:color w:val="FFFFFF"/>
+                <w:sz w:val="18"/>
+                <w:rFonts w:eastAsia="맑은 고딕"/>
+              </w:rPr>
+              <w:t>내용</w:t>
+            </w:r>
+          </w:p>
+        </w:tc>
+      </w:tr>
+      <w:tr>
+        <w:trPr>
+          <w:cantSplit/>
+        </w:trPr>
+        <w:tc>
+          <w:tcPr>
+            <w:tcW w:type="dxa" w:w="4537"/>
+          </w:tcPr>
+          <w:p>
+            <w:pPr>
+              <w:keepNext/>
+            </w:pPr>
+            <w:r/>
+            <w:r>
+              <w:rPr>
+                <w:rFonts w:ascii="맑은 고딕" w:hAnsi="맑은 고딕"/>
+                <w:b/>
+                <w:sz w:val="18"/>
+                <w:rFonts w:eastAsia="맑은 고딕"/>
+              </w:rPr>
+              <w:t>기능 ID</w:t>
+            </w:r>
+          </w:p>
+        </w:tc>
+        <w:tc>
+          <w:tcPr>
+            <w:tcW w:type="dxa" w:w="4537"/>
+          </w:tcPr>
+          <w:p>
+            <w:pPr>
+              <w:keepNext/>
+            </w:pPr>
+            <w:r/>
+            <w:r>
+              <w:rPr>
+                <w:rFonts w:ascii="맑은 고딕" w:hAnsi="맑은 고딕"/>
+                <w:b w:val="0"/>
+                <w:sz w:val="18"/>
+                <w:rFonts w:eastAsia="맑은 고딕"/>
+              </w:rPr>
+              <w:t>FN-POST-05</w:t>
+            </w:r>
+          </w:p>
+        </w:tc>
+      </w:tr>
+      <w:tr>
+        <w:trPr>
+          <w:cantSplit/>
+        </w:trPr>
+        <w:tc>
+          <w:tcPr>
+            <w:tcW w:type="dxa" w:w="4537"/>
+          </w:tcPr>
+          <w:p>
+            <w:pPr>
+              <w:keepNext/>
+            </w:pPr>
+            <w:r/>
+            <w:r>
+              <w:rPr>
+                <w:rFonts w:ascii="맑은 고딕" w:hAnsi="맑은 고딕"/>
+                <w:b/>
+                <w:sz w:val="18"/>
+                <w:rFonts w:eastAsia="맑은 고딕"/>
+              </w:rPr>
+              <w:t>기능명</w:t>
+            </w:r>
+          </w:p>
+        </w:tc>
+        <w:tc>
+          <w:tcPr>
+            <w:tcW w:type="dxa" w:w="4537"/>
+          </w:tcPr>
+          <w:p>
+            <w:pPr>
+              <w:keepNext/>
+            </w:pPr>
+            <w:r/>
+            <w:r>
+              <w:rPr>
+                <w:rFonts w:ascii="맑은 고딕" w:hAnsi="맑은 고딕"/>
+                <w:b w:val="0"/>
+                <w:sz w:val="18"/>
+                <w:rFonts w:eastAsia="맑은 고딕"/>
+              </w:rPr>
+              <w:t>소견을 받고 아직 오지 않은 환자에게 D+3 · D+14 · D+30 안부·다음 단계 안내 + 무응답 코디 알림</w:t>
+            </w:r>
+          </w:p>
+        </w:tc>
+      </w:tr>
+      <w:tr>
+        <w:trPr>
+          <w:cantSplit/>
+        </w:trPr>
+        <w:tc>
+          <w:tcPr>
+            <w:tcW w:type="dxa" w:w="4537"/>
+          </w:tcPr>
+          <w:p>
+            <w:pPr>
+              <w:keepNext/>
+            </w:pPr>
+            <w:r/>
+            <w:r>
+              <w:rPr>
+                <w:rFonts w:ascii="맑은 고딕" w:hAnsi="맑은 고딕"/>
+                <w:b/>
+                <w:sz w:val="18"/>
+                <w:rFonts w:eastAsia="맑은 고딕"/>
+              </w:rPr>
+              <w:t>왜</w:t>
+            </w:r>
+          </w:p>
+        </w:tc>
+        <w:tc>
+          <w:tcPr>
+            <w:tcW w:type="dxa" w:w="4537"/>
+          </w:tcPr>
+          <w:p>
+            <w:pPr>
+              <w:keepNext/>
+            </w:pPr>
+            <w:r/>
+            <w:r>
+              <w:rPr>
+                <w:rFonts w:ascii="맑은 고딕" w:hAnsi="맑은 고딕"/>
+                <w:b w:val="0"/>
+                <w:sz w:val="18"/>
+                <w:rFonts w:eastAsia="맑은 고딕"/>
+              </w:rPr>
+              <w:t>사후관리 ④⑤⑥은 전부 «치료가 끝난 뒤»에만 시작된다. 실환자 8명 중 소견까지 받은 6명이 한 명도 오지 않았고 그 6명에게 플랫폼은 소견 전달 뒤 아무것도 하지 않았다(첫 실고객이 두 달째 「상담·검토 진행」). PO 지시(2026-09-06)로 «방문 전» 구간에 케이던스를 붙였다</w:t>
+            </w:r>
+          </w:p>
+        </w:tc>
+      </w:tr>
+      <w:tr>
+        <w:trPr>
+          <w:cantSplit/>
+        </w:trPr>
+        <w:tc>
+          <w:tcPr>
+            <w:tcW w:type="dxa" w:w="4537"/>
+          </w:tcPr>
+          <w:p>
+            <w:pPr>
+              <w:keepNext/>
+            </w:pPr>
+            <w:r/>
+            <w:r>
+              <w:rPr>
+                <w:rFonts w:ascii="맑은 고딕" w:hAnsi="맑은 고딕"/>
+                <w:b/>
+                <w:sz w:val="18"/>
+                <w:rFonts w:eastAsia="맑은 고딕"/>
+              </w:rPr>
+              <w:t>액터</w:t>
+            </w:r>
+          </w:p>
+        </w:tc>
+        <w:tc>
+          <w:tcPr>
+            <w:tcW w:type="dxa" w:w="4537"/>
+          </w:tcPr>
+          <w:p>
+            <w:pPr>
+              <w:keepNext/>
+            </w:pPr>
+            <w:r/>
+            <w:r>
+              <w:rPr>
+                <w:rFonts w:ascii="맑은 고딕" w:hAnsi="맑은 고딕"/>
+                <w:b w:val="0"/>
+                <w:sz w:val="18"/>
+                <w:rFonts w:eastAsia="맑은 고딕"/>
+              </w:rPr>
+              <w:t>시스템, 환자, 코디네이터</w:t>
+            </w:r>
+          </w:p>
+        </w:tc>
+      </w:tr>
+      <w:tr>
+        <w:trPr>
+          <w:cantSplit/>
+        </w:trPr>
+        <w:tc>
+          <w:tcPr>
+            <w:tcW w:type="dxa" w:w="4537"/>
+          </w:tcPr>
+          <w:p>
+            <w:pPr>
+              <w:keepNext/>
+            </w:pPr>
+            <w:r/>
+            <w:r>
+              <w:rPr>
+                <w:rFonts w:ascii="맑은 고딕" w:hAnsi="맑은 고딕"/>
+                <w:b/>
+                <w:sz w:val="18"/>
+                <w:rFonts w:eastAsia="맑은 고딕"/>
+              </w:rPr>
+              <w:t>트리거</w:t>
+            </w:r>
+          </w:p>
+        </w:tc>
+        <w:tc>
+          <w:tcPr>
+            <w:tcW w:type="dxa" w:w="4537"/>
+          </w:tcPr>
+          <w:p>
+            <w:pPr>
+              <w:keepNext/>
+            </w:pPr>
+            <w:r>
+              <w:t>소견 전달일(case_opinions.released_at 최신) 기준 D+3 / D+14 / D+30: dispatch-surveys 크론(매일 09:00 UTC) 안에서 돈다</w:t>
+            </w:r>
+            <w:r>
+              <w:rPr>
+                <w:rFonts w:ascii="맑은 고딕" w:hAnsi="맑은 고딕"/>
+                <w:b w:val="0"/>
+                <w:sz w:val="18"/>
+                <w:rFonts w:eastAsia="맑은 고딕"/>
+              </w:rPr>
+            </w:r>
+          </w:p>
+        </w:tc>
+      </w:tr>
+      <w:tr>
+        <w:trPr>
+          <w:cantSplit/>
+        </w:trPr>
+        <w:tc>
+          <w:tcPr>
+            <w:tcW w:type="dxa" w:w="4537"/>
+          </w:tcPr>
+          <w:p>
+            <w:pPr>
+              <w:keepNext/>
+            </w:pPr>
+            <w:r/>
+            <w:r>
+              <w:rPr>
+                <w:rFonts w:ascii="맑은 고딕" w:hAnsi="맑은 고딕"/>
+                <w:b/>
+                <w:sz w:val="18"/>
+                <w:rFonts w:eastAsia="맑은 고딕"/>
+              </w:rPr>
+              <w:t>기본 흐름</w:t>
+            </w:r>
+          </w:p>
+        </w:tc>
+        <w:tc>
+          <w:tcPr>
+            <w:tcW w:type="dxa" w:w="4537"/>
+          </w:tcPr>
+          <w:p>
+            <w:pPr>
+              <w:keepNext/>
+            </w:pPr>
+            <w:r>
+              <w:t>① 대상 = 소견이 전달됐고 결과(outcome)가 없고 치료 단계 전인 문의(시험 문의 제외)</w:t>
+              <w:br/>
+              <w:t>② D+3 「소견 잘 받으셨나요」 / D+14 「다음 단계(비용·일정·비자)를 함께 정할까요」 / D+30 「요즘 어떻게 지내시나요」: 환자 언어 6종, 진행상황 링크로 회신 유도</w:t>
+              <w:br/>
+              <w:t>③ D+14·D+30 무응답이면 코디·관리자 종 + 메일(「소견 뒤 N일째 무응답」)</w:t>
+              <w:br/>
+              <w:t>④ 환자가 앵커 이후 글·증상을 남겼으면 독촉(D+14·D+30)은 보내지 않는다. 코디가 이어간다</w:t>
+              <w:br/>
+              <w:t>⑤ 한 실행에 케이스당 최대 1통, 도래한 지 21일 넘긴 단계는 보내지 않는다(도입 시점 옛 케이스 소급 발송 방지). 멱등 키 = reminders_scheduled(pre_visit_followup)</w:t>
+            </w:r>
+            <w:r>
+              <w:rPr>
+                <w:rFonts w:ascii="맑은 고딕" w:hAnsi="맑은 고딕"/>
+                <w:b w:val="0"/>
+                <w:sz w:val="18"/>
+                <w:rFonts w:eastAsia="맑은 고딕"/>
+              </w:rPr>
+            </w:r>
+          </w:p>
+        </w:tc>
+      </w:tr>
+      <w:tr>
+        <w:trPr>
+          <w:cantSplit/>
+        </w:trPr>
+        <w:tc>
+          <w:tcPr>
+            <w:tcW w:type="dxa" w:w="4537"/>
+          </w:tcPr>
+          <w:p>
+            <w:pPr>
+              <w:keepNext/>
+            </w:pPr>
+            <w:r/>
+            <w:r>
+              <w:rPr>
+                <w:rFonts w:ascii="맑은 고딕" w:hAnsi="맑은 고딕"/>
+                <w:b/>
+                <w:sz w:val="18"/>
+                <w:rFonts w:eastAsia="맑은 고딕"/>
+              </w:rPr>
+              <w:t>예외 흐름</w:t>
+            </w:r>
+          </w:p>
+        </w:tc>
+        <w:tc>
+          <w:tcPr>
+            <w:tcW w:type="dxa" w:w="4537"/>
+          </w:tcPr>
+          <w:p>
+            <w:pPr>
+              <w:keepNext/>
+            </w:pPr>
+            <w:r/>
+            <w:r>
+              <w:rPr>
+                <w:rFonts w:ascii="맑은 고딕" w:hAnsi="맑은 고딕"/>
+                <w:b w:val="0"/>
+                <w:sz w:val="18"/>
+                <w:rFonts w:eastAsia="맑은 고딕"/>
+              </w:rPr>
+              <w:t>• 메일 주소가 없는 소급 등록 케이스 → 환자에게는 못 보내고 코디 알림만</w:t>
+              <w:br/>
+              <w:t>• 발송 실패 → 기록을 남기지 않아 다음 실행이 재시도</w:t>
+              <w:br/>
+              <w:t>• 끄기 = env PRE_VISIT_FOLLOWUP_ENABLED=0</w:t>
+            </w:r>
+          </w:p>
+        </w:tc>
+      </w:tr>
+      <w:tr>
+        <w:trPr>
+          <w:cantSplit/>
+        </w:trPr>
+        <w:tc>
+          <w:tcPr>
+            <w:tcW w:type="dxa" w:w="4537"/>
+          </w:tcPr>
+          <w:p>
+            <w:pPr>
+              <w:keepNext/>
+            </w:pPr>
+            <w:r/>
+            <w:r>
+              <w:rPr>
+                <w:rFonts w:ascii="맑은 고딕" w:hAnsi="맑은 고딕"/>
+                <w:b/>
+                <w:sz w:val="18"/>
+                <w:rFonts w:eastAsia="맑은 고딕"/>
+              </w:rPr>
+              <w:t>화면 경로</w:t>
+            </w:r>
+          </w:p>
+        </w:tc>
+        <w:tc>
+          <w:tcPr>
+            <w:tcW w:type="dxa" w:w="4537"/>
+          </w:tcPr>
+          <w:p>
+            <w:pPr>
+              <w:keepNext/>
+            </w:pPr>
+            <w:r/>
+            <w:r>
+              <w:rPr>
+                <w:rFonts w:ascii="맑은 고딕" w:hAnsi="맑은 고딕"/>
+                <w:b w:val="0"/>
+                <w:sz w:val="18"/>
+                <w:rFonts w:eastAsia="맑은 고딕"/>
+              </w:rPr>
+              <w:t>src/lib/followup/preVisitFollowup.ts · src/lib/email/templates/preVisitFollowup.ts · /app/api/cron/dispatch-surveys</w:t>
+            </w:r>
+          </w:p>
+        </w:tc>
+      </w:tr>
+      <w:tr>
+        <w:trPr>
+          <w:cantSplit/>
+        </w:trPr>
+        <w:tc>
+          <w:tcPr>
+            <w:tcW w:type="dxa" w:w="4537"/>
+          </w:tcPr>
+          <w:p>
+            <w:pPr>
+              <w:keepNext/>
+            </w:pPr>
+            <w:r/>
+            <w:r>
+              <w:rPr>
+                <w:rFonts w:ascii="맑은 고딕" w:hAnsi="맑은 고딕"/>
+                <w:b/>
+                <w:sz w:val="18"/>
+                <w:rFonts w:eastAsia="맑은 고딕"/>
+              </w:rPr>
+              <w:t>DB 테이블/컬럼</w:t>
+            </w:r>
+          </w:p>
+        </w:tc>
+        <w:tc>
+          <w:tcPr>
+            <w:tcW w:type="dxa" w:w="4537"/>
+          </w:tcPr>
+          <w:p>
+            <w:pPr>
+              <w:keepNext/>
+            </w:pPr>
+            <w:r/>
+            <w:r>
+              <w:rPr>
+                <w:rFonts w:ascii="맑은 고딕" w:hAnsi="맑은 고딕"/>
+                <w:b w:val="0"/>
+                <w:sz w:val="18"/>
+                <w:rFonts w:eastAsia="맑은 고딕"/>
+              </w:rPr>
+              <w:t>case_opinions.released_at(앵커) · reminders_scheduled(reminder_type=pre_visit_followup, payload.phase, status sent|skipped) · inquiries.follow_ups(응답 판정)</w:t>
+            </w:r>
+          </w:p>
+        </w:tc>
+      </w:tr>
+      <w:tr>
+        <w:trPr>
+          <w:cantSplit/>
+        </w:trPr>
+        <w:tc>
+          <w:tcPr>
+            <w:tcW w:type="dxa" w:w="4537"/>
+          </w:tcPr>
+          <w:p>
+            <w:r/>
+            <w:r>
+              <w:rPr>
+                <w:rFonts w:ascii="맑은 고딕" w:hAnsi="맑은 고딕"/>
+                <w:b/>
+                <w:sz w:val="18"/>
+                <w:rFonts w:eastAsia="맑은 고딕"/>
+              </w:rPr>
+              <w:t>현재 구현 상태</w:t>
+            </w:r>
+          </w:p>
+        </w:tc>
+        <w:tc>
+          <w:tcPr>
+            <w:tcW w:type="dxa" w:w="4537"/>
+          </w:tcPr>
+          <w:p>
+            <w:r>
+              <w:t>완료(단위 시험 8건): 도입 첫 실행 예상: 소견 D+14 구간의 실환자 2명에게 각 1통, 7월 이전 소견 3건은 «지나감»으로만 기록</w:t>
+            </w:r>
+            <w:r>
+              <w:rPr>
+                <w:rFonts w:ascii="맑은 고딕" w:hAnsi="맑은 고딕"/>
+                <w:b w:val="0"/>
+                <w:sz w:val="18"/>
+                <w:rFonts w:eastAsia="맑은 고딕"/>
+              </w:rPr>
+            </w:r>
+          </w:p>
+        </w:tc>
+      </w:tr>
+    </w:tbl>
+    <w:p>
+      <w:pPr>
+        <w:keepNext/>
+      </w:pPr>
+    </w:p>
+    <w:p>
+      <w:pPr>
+        <w:pStyle w:val="Heading2"/>
+        <w:keepNext/>
+      </w:pPr>
+      <w:r>
+        <w:rPr>
+          <w:rFonts w:ascii="맑은 고딕" w:hAnsi="맑은 고딕"/>
+          <w:b/>
+          <w:color w:val="00467F"/>
+          <w:sz w:val="24"/>
+          <w:rFonts w:eastAsia="맑은 고딕"/>
+        </w:rPr>
+        <w:t>18.3 치료 후 사후관리 자동 케이던스 (FN-POST-04)</w:t>
       </w:r>
     </w:p>
     <w:tbl>
@@ -23837,7 +24379,7 @@
                 <w:sz w:val="18"/>
                 <w:rFonts w:eastAsia="맑은 고딕"/>
               </w:rPr>
-              <w:t>만족도 설문 발송 + 사후관리 단계별 교육 콘텐츠 발송</w:t>
+              <w:t>만족도 설문 발송 + 사후관리 단계별 교육 콘텐츠 발송 + «방문 전» 케이던스(소견 D+3·14·30 안부 메일·무응답 코디 알림, 2026-09-06)</w:t>
             </w:r>
           </w:p>
         </w:tc>
@@ -24490,7 +25032,7 @@
           <w:sz w:val="20"/>
           <w:rFonts w:eastAsia="맑은 고딕"/>
         </w:rPr>
-        <w:t>코드베이스 검증 기반 현황 (2026. 9. 6. 기준). 본문 기능 ID 41개를 그룹으로 묶은 표다.</w:t>
+        <w:t>코드베이스 검증 기반 현황 (2026. 9. 6. 기준). 본문 기능 ID 42개를 그룹으로 묶은 표다.</w:t>
       </w:r>
     </w:p>
     <w:p/>
@@ -25116,7 +25658,7 @@
                 <w:sz w:val="18"/>
                 <w:rFonts w:eastAsia="맑은 고딕"/>
               </w:rPr>
-              <w:t>사후관리·교육 (FN-POST-01~04)</w:t>
+              <w:t>사후관리·교육 (FN-POST-01~05)</w:t>
             </w:r>
           </w:p>
         </w:tc>
@@ -25150,7 +25692,7 @@
                 <w:sz w:val="18"/>
                 <w:rFonts w:eastAsia="맑은 고딕"/>
               </w:rPr>
-              <w:t>/app/patient/symptoms, /app/education, dispatch-surveys</w:t>
+              <w:t>/app/patient/symptoms, /app/claim/[token], /app/education, dispatch-surveys</w:t>
             </w:r>
           </w:p>
         </w:tc>
@@ -25167,7 +25709,7 @@
                 <w:sz w:val="18"/>
                 <w:rFonts w:eastAsia="맑은 고딕"/>
               </w:rPr>
-              <w:t>규칙 기반 위험도 · 교육 자동 발송 연결 · 실환자 0</w:t>
+              <w:t>규칙+AI 2차 위험도 · 교육 자동 발송 · 방문 전 케이던스(9/06) · 계정 없이 증상 기록 · 치료 후 실환자 0</w:t>
             </w:r>
           </w:p>
         </w:tc>
@@ -26207,7 +26749,7 @@
           <w:sz w:val="20"/>
           <w:rFonts w:eastAsia="맑은 고딕"/>
         </w:rPr>
-        <w:t>구현 비율 집계 (기능 ID 41개 기준):</w:t>
+        <w:t>구현 비율 집계 (기능 ID 42개 기준):</w:t>
       </w:r>
     </w:p>
     <w:p>
@@ -26222,7 +26764,7 @@
           <w:sz w:val="20"/>
           <w:rFonts w:eastAsia="맑은 고딕"/>
         </w:rPr>
-        <w:t>완료: 39개 (95%). 착수 시(2026-04) 부분구현 6건 중 4건이 완료로 전환됐고, 8/20 이후 새 기능 11개가 더해졌다</w:t>
+        <w:t>완료: 40개 (95%). 착수 시(2026-04) 부분구현 6건 중 4건이 완료로 전환됐고, 8/20 이후 새 기능 12개(9/06 방문 전 케이던스 포함)가 더해졌다</w:t>
       </w:r>
     </w:p>
     <w:p>
@@ -26880,7 +27422,7 @@
                 <w:sz w:val="18"/>
                 <w:rFonts w:eastAsia="맑은 고딕"/>
               </w:rPr>
-              <w:t>규칙 기반(응급 키워드 + 점수식)이지 AI 판정이 아니다. 파일 머리말의 «2차: AI 분석»은 미구현</w:t>
+              <w:t>규칙 판정 + AI 2차 판정(2026-09-06, 올리기만 한다·확신 50% 미만 무시·실패 시 규칙 유지). 실환자 표본이 쌓이면 상향 정확도를 재라</w:t>
             </w:r>
           </w:p>
         </w:tc>
@@ -26900,7 +27442,7 @@
                 <w:sz w:val="18"/>
                 <w:rFonts w:eastAsia="맑은 고딕"/>
               </w:rPr>
-              <w:t>src/lib/followup/symptomAnalyzer.ts</w:t>
+              <w:t>src/lib/followup/aiTriage.ts</w:t>
             </w:r>
           </w:p>
         </w:tc>
@@ -27321,15 +27863,16 @@
             <w:tcW w:type="dxa" w:w="3025"/>
           </w:tcPr>
           <w:p>
-            <w:r/>
-            <w:r>
-              <w:rPr>
-                <w:rFonts w:ascii="맑은 고딕" w:hAnsi="맑은 고딕"/>
-                <w:b w:val="0"/>
-                <w:sz w:val="18"/>
-                <w:rFonts w:eastAsia="맑은 고딕"/>
-              </w:rPr>
-              <w:t>유치 확정 환자가 없어 사후관리 일정·경과기록은 견본으로만 동작 확인</w:t>
+            <w:r>
+              <w:t>유치 확정 환자가 없어 치료 후 케이던스는 견본으로만 동작 확인. «방문 전» 케이던스(소견 뒤 D+3·14·30)는 2026-09-06 도입: 첫 실행이 실환자 2명에게 나간다</w:t>
+            </w:r>
+            <w:r>
+              <w:rPr>
+                <w:rFonts w:ascii="맑은 고딕" w:hAnsi="맑은 고딕"/>
+                <w:b w:val="0"/>
+                <w:sz w:val="18"/>
+                <w:rFonts w:eastAsia="맑은 고딕"/>
+              </w:rPr>
             </w:r>
           </w:p>
         </w:tc>
@@ -27346,7 +27889,7 @@
                 <w:sz w:val="18"/>
                 <w:rFonts w:eastAsia="맑은 고딕"/>
               </w:rPr>
-              <w:t>followup_schedules · progress_records</w:t>
+              <w:t>src/lib/followup/preVisitFollowup.ts · followup_schedules</w:t>
             </w:r>
           </w:p>
         </w:tc>

--- a/docs/government-project/02_기능명세서.docx
+++ b/docs/government-project/02_기능명세서.docx
@@ -12433,21 +12433,24 @@
             <w:pPr>
               <w:keepNext/>
             </w:pPr>
-            <w:r/>
-            <w:r>
-              <w:rPr>
-                <w:rFonts w:ascii="맑은 고딕" w:hAnsi="맑은 고딕"/>
-                <w:b w:val="0"/>
-                <w:sz w:val="18"/>
-                <w:rFonts w:eastAsia="맑은 고딕"/>
-              </w:rPr>
-              <w:t>① AI가 경과 데이터 분석 → 재방문 필요성 판단</w:t>
+            <w:r>
+              <w:t>① 시스템 제안: 사후관리 차수(화상 경과상담 도래)·증상 경보·의료진 권고에서 재방문 필요성을 판정(rebookingEngine)해 환자 화면에 «제안»으로</w:t>
               <w:br/>
-              <w:t>② 환자에게 재방문 알림 발송</w:t>
+              <w:t>② 환자가 «먼저» 요청(2026-09-06): 로그인 화면(/patient/rebooking) 또는 진행상황 링크(/claim)에서 [재진 상담 요청] 한 번: 병원 가용 일정은 시스템이 모르므로 시간은 코디가 잡는다</w:t>
               <w:br/>
-              <w:t>③ 재진 예상비용·일정·비자 재발급 안내</w:t>
+              <w:t>③ 요청·확정 즉시 코디·관리자 종 + 메일 → 코디가 「상담 일정」에서 환자·시각을 넣어 초대 링크 발송(기존 흐름 재이용)</w:t>
               <w:br/>
-              <w:t>④ 예약 확정</w:t>
+              <w:t>④ 재진 예상비용·비자 재발급 안내(C-3-3/G-1-10 체크리스트)는 같은 화면에</w:t>
+              <w:br/>
+              <w:t>⑤ 6시간 안 중복 요청은 새 행 없이 접수 처리(연타 방지)</w:t>
+            </w:r>
+            <w:r>
+              <w:rPr>
+                <w:rFonts w:ascii="맑은 고딕" w:hAnsi="맑은 고딕"/>
+                <w:b w:val="0"/>
+                <w:sz w:val="18"/>
+                <w:rFonts w:eastAsia="맑은 고딕"/>
+              </w:rPr>
             </w:r>
           </w:p>
         </w:tc>
@@ -12492,7 +12495,7 @@
                 <w:sz w:val="18"/>
                 <w:rFonts w:eastAsia="맑은 고딕"/>
               </w:rPr>
-              <w:t>/app/patient/rebooking</w:t>
+              <w:t>/app/patient/rebooking · /app/claim/[token] · /app/api/portal/followup (GET·POST·PATCH) · /app/api/inquiries/claim/rebooking</w:t>
             </w:r>
           </w:p>
         </w:tc>
@@ -12537,7 +12540,7 @@
                 <w:sz w:val="18"/>
                 <w:rFonts w:eastAsia="맑은 고딕"/>
               </w:rPr>
-              <w:t>visa_applications · visa_status_history (비자 진행) 및 재방문 제안 로직</w:t>
+              <w:t>followup_schedules (status pending|proposed|confirmed|dismissed, schedule.source = followup|symptom|doctor|patient_request) · inquiries.follow_ups(태그 글)</w:t>
             </w:r>
           </w:p>
         </w:tc>
@@ -12576,7 +12579,7 @@
                 <w:sz w:val="18"/>
                 <w:rFonts w:eastAsia="맑은 고딕"/>
               </w:rPr>
-              <w:t>완료: /app/patient/rebooking</w:t>
+              <w:t>완료: 2026-09-06 이전엔 [확정]이 DB 상태만 바꾸고 아무에게도 안 알렸고 환자가 먼저 요청할 단추가 없었다(막다른 길). 지금은 요청·확정 모두 코디에게 닿는다. 로컬 실측(시험 문의 #308): 요청 행 생성·추가 정보 태그·2.3초</w:t>
               <w:br/>
               <w:t>migrations/20260406_education_visa_rebooking</w:t>
             </w:r>
@@ -27284,15 +27287,16 @@
             <w:pPr>
               <w:keepNext/>
             </w:pPr>
-            <w:r/>
-            <w:r>
-              <w:rPr>
-                <w:rFonts w:ascii="맑은 고딕" w:hAnsi="맑은 고딕"/>
-                <w:b w:val="0"/>
-                <w:sz w:val="18"/>
-                <w:rFonts w:eastAsia="맑은 고딕"/>
-              </w:rPr>
-              <w:t>병원 가용 일정을 코디가 «입력할 화면»이 없다. 구글 캘린더 등록은 서비스 계정 캘린더로 단방향</w:t>
+            <w:r>
+              <w:t>병원 가용 일정을 코디가 «입력할 화면»이 없다(환자 자기 예약 불가: 대신 2026-09-06 부터 환자가 한 번 누르면 요청이 코디에게 닿는다). 구글 캘린더 등록은 서비스 계정 캘린더로 단방향</w:t>
+            </w:r>
+            <w:r>
+              <w:rPr>
+                <w:rFonts w:ascii="맑은 고딕" w:hAnsi="맑은 고딕"/>
+                <w:b w:val="0"/>
+                <w:sz w:val="18"/>
+                <w:rFonts w:eastAsia="맑은 고딕"/>
+              </w:rPr>
             </w:r>
           </w:p>
         </w:tc>
@@ -27312,7 +27316,7 @@
                 <w:sz w:val="18"/>
                 <w:rFonts w:eastAsia="맑은 고딕"/>
               </w:rPr>
-              <w:t>src/lib/calendar/googleCalendar.ts</w:t>
+              <w:t>src/lib/followup/rebookingRequest.ts · src/lib/calendar/googleCalendar.ts</w:t>
             </w:r>
           </w:p>
         </w:tc>

--- a/docs/government-project/02_기능명세서.docx
+++ b/docs/government-project/02_기능명세서.docx
@@ -21182,7 +21182,7 @@
           </w:tcPr>
           <w:p>
             <w:r>
-              <w:t>완료(단위 시험 8건): 도입 첫 실행 예상: 소견 D+14 구간의 실환자 2명에게 각 1통, 7월 이전 소견 3건은 «지나감»으로만 기록</w:t>
+              <w:t>완료(단위 시험 8건) · **발송은 PO 보류로 기본 꺼짐**(2026-09-06 밤 「일단 멈춰」: 실환자에게 자동 메일이 나가는 것을 보고하자 보류). 켜면 첫 실행에 소견 D+14 구간 실환자 2명에게 각 1통. 판정 로직·기록은 그대로 살아 있다</w:t>
             </w:r>
             <w:r>
               <w:rPr>
@@ -24374,15 +24374,16 @@
             <w:pPr>
               <w:keepNext/>
             </w:pPr>
-            <w:r/>
-            <w:r>
-              <w:rPr>
-                <w:rFonts w:ascii="맑은 고딕" w:hAnsi="맑은 고딕"/>
-                <w:b w:val="0"/>
-                <w:sz w:val="18"/>
-                <w:rFonts w:eastAsia="맑은 고딕"/>
-              </w:rPr>
-              <w:t>만족도 설문 발송 + 사후관리 단계별 교육 콘텐츠 발송 + «방문 전» 케이던스(소견 D+3·14·30 안부 메일·무응답 코디 알림, 2026-09-06)</w:t>
+            <w:r>
+              <w:t>만족도 설문 발송 + 사후관리 단계별 교육 콘텐츠 발송 + «방문 전» 케이던스(소견 D+3·14·30 안부 메일·무응답 코디 알림: 2026-09-06 구현, PO 보류로 기본 꺼짐)</w:t>
+            </w:r>
+            <w:r>
+              <w:rPr>
+                <w:rFonts w:ascii="맑은 고딕" w:hAnsi="맑은 고딕"/>
+                <w:b w:val="0"/>
+                <w:sz w:val="18"/>
+                <w:rFonts w:eastAsia="맑은 고딕"/>
+              </w:rPr>
             </w:r>
           </w:p>
         </w:tc>
@@ -27867,16 +27868,15 @@
             <w:tcW w:type="dxa" w:w="3025"/>
           </w:tcPr>
           <w:p>
-            <w:r>
-              <w:t>유치 확정 환자가 없어 치료 후 케이던스는 견본으로만 동작 확인. «방문 전» 케이던스(소견 뒤 D+3·14·30)는 2026-09-06 도입: 첫 실행이 실환자 2명에게 나간다</w:t>
-            </w:r>
-            <w:r>
-              <w:rPr>
-                <w:rFonts w:ascii="맑은 고딕" w:hAnsi="맑은 고딕"/>
-                <w:b w:val="0"/>
-                <w:sz w:val="18"/>
-                <w:rFonts w:eastAsia="맑은 고딕"/>
-              </w:rPr>
+            <w:r/>
+            <w:r>
+              <w:rPr>
+                <w:rFonts w:ascii="맑은 고딕" w:hAnsi="맑은 고딕"/>
+                <w:b w:val="0"/>
+                <w:sz w:val="18"/>
+                <w:rFonts w:eastAsia="맑은 고딕"/>
+              </w:rPr>
+              <w:t>유치 확정 환자가 없어 치료 후 케이던스는 견본으로만 동작 확인. «방문 전» 케이던스(소견 뒤 D+3·14·30)는 2026-09-06 구현했으나 **PO 가 실환자 자동 메일을 보류**(기본 꺼짐, env 로 켬)</w:t>
             </w:r>
           </w:p>
         </w:tc>
